--- a/docs/Expression-des-besoins.docx
+++ b/docs/Expression-des-besoins.docx
@@ -79,7 +79,7 @@
           <w:sz w:val="18"/>
           <w:szCs w:val="18"/>
         </w:rPr>
-        <w:t xml:space="preserve">Mesurer et suivre la consommation d'eau de l'ECAM par zone d'usage, afin d'identifier les postes de consommation et de détecter les dérives. Les relevés sont transmis par LoRaWAN et exploités dans ChirpStack, utilisé à la fois pour la visualisation et pour le paramétrage des nœuds.</w:t>
+        <w:t xml:space="preserve">Mesurer et suivre la consommation d'eau de l'ECAM par zone d'usage, afin d'identifier les postes de consommation et de détecter les dérives. Les relevés sont transmis par LoRaWAN et exploités dans ChirpStack, pour la visualisation comme pour le paramétrage des nœuds.</w:t>
       </w:r>
     </w:p>
     <w:p>
@@ -548,11 +548,6 @@
     </w:tbl>
     <w:p>
       <w:pPr>
-        <w:spacing w:after="60"/>
-      </w:pPr>
-    </w:p>
-    <w:p>
-      <w:pPr>
         <w:spacing w:after="80" w:line="240"/>
       </w:pPr>
       <w:r>
@@ -582,6 +577,20 @@
           <w:szCs w:val="21"/>
         </w:rPr>
         <w:t xml:space="preserve">3.  Périmètre : affectation des sous-compteurs</w:t>
+      </w:r>
+    </w:p>
+    <w:p>
+      <w:pPr>
+        <w:spacing w:after="80" w:line="240"/>
+      </w:pPr>
+      <w:r>
+        <w:rPr>
+          <w:rFonts w:ascii="Calibri" w:cs="Calibri" w:eastAsia="Calibri" w:hAnsi="Calibri"/>
+          <w:color w:val="1F2933"/>
+          <w:sz w:val="18"/>
+          <w:szCs w:val="18"/>
+        </w:rPr>
+        <w:t xml:space="preserve">Découpage issu de l'étude des circulations menée par les encadrants (mail du 14/09/2026) : une vanne et quatre sous-compteurs, plus l'arrivée générale.</w:t>
       </w:r>
     </w:p>
     <w:tbl>
@@ -598,8 +607,8 @@
       </w:tblPr>
       <w:tblGrid>
         <w:gridCol w:w="900"/>
-        <w:gridCol w:w="4500"/>
-        <w:gridCol w:w="4346"/>
+        <w:gridCol w:w="3100"/>
+        <w:gridCol w:w="5746"/>
       </w:tblGrid>
       <w:tr>
         <w:trPr>
@@ -635,7 +644,7 @@
         </w:tc>
         <w:tc>
           <w:tcPr>
-            <w:tcW w:type="dxa" w:w="4500"/>
+            <w:tcW w:type="dxa" w:w="3100"/>
             <w:shd w:fill="0B5563" w:val="clear"/>
             <w:tcMar>
               <w:top w:type="dxa" w:w="55"/>
@@ -663,7 +672,7 @@
         </w:tc>
         <w:tc>
           <w:tcPr>
-            <w:tcW w:type="dxa" w:w="4346"/>
+            <w:tcW w:type="dxa" w:w="5746"/>
             <w:shd w:fill="0B5563" w:val="clear"/>
             <w:tcMar>
               <w:top w:type="dxa" w:w="55"/>
@@ -720,55 +729,55 @@
         </w:tc>
         <w:tc>
           <w:tcPr>
-            <w:tcW w:type="dxa" w:w="4500"/>
-            <w:tcMar>
-              <w:top w:type="dxa" w:w="55"/>
-              <w:left w:type="dxa" w:w="90"/>
-              <w:bottom w:type="dxa" w:w="55"/>
-              <w:right w:type="dxa" w:w="90"/>
-            </w:tcMar>
-          </w:tcPr>
-          <w:p>
-            <w:pPr>
-              <w:spacing w:after="0" w:line="230"/>
-            </w:pPr>
-            <w:r>
-              <w:rPr>
-                <w:rFonts w:ascii="Calibri" w:cs="Calibri" w:eastAsia="Calibri" w:hAnsi="Calibri"/>
-                <w:b w:val="false"/>
-                <w:bCs w:val="false"/>
-                <w:color w:val="1F2933"/>
-                <w:sz w:val="17"/>
-                <w:szCs w:val="17"/>
-              </w:rPr>
-              <w:t xml:space="preserve">Partie annexe de l'ECAM : cuisine et appartement</w:t>
-            </w:r>
-          </w:p>
-        </w:tc>
-        <w:tc>
-          <w:tcPr>
-            <w:tcW w:type="dxa" w:w="4346"/>
-            <w:tcMar>
-              <w:top w:type="dxa" w:w="55"/>
-              <w:left w:type="dxa" w:w="90"/>
-              <w:bottom w:type="dxa" w:w="55"/>
-              <w:right w:type="dxa" w:w="90"/>
-            </w:tcMar>
-          </w:tcPr>
-          <w:p>
-            <w:pPr>
-              <w:spacing w:after="0" w:line="230"/>
-            </w:pPr>
-            <w:r>
-              <w:rPr>
-                <w:rFonts w:ascii="Calibri" w:cs="Calibri" w:eastAsia="Calibri" w:hAnsi="Calibri"/>
-                <w:b w:val="false"/>
-                <w:bCs w:val="false"/>
-                <w:color w:val="1F2933"/>
-                <w:sz w:val="17"/>
-                <w:szCs w:val="17"/>
-              </w:rPr>
-              <w:t xml:space="preserve">—</w:t>
+            <w:tcW w:type="dxa" w:w="3100"/>
+            <w:tcMar>
+              <w:top w:type="dxa" w:w="55"/>
+              <w:left w:type="dxa" w:w="90"/>
+              <w:bottom w:type="dxa" w:w="55"/>
+              <w:right w:type="dxa" w:w="90"/>
+            </w:tcMar>
+          </w:tcPr>
+          <w:p>
+            <w:pPr>
+              <w:spacing w:after="0" w:line="230"/>
+            </w:pPr>
+            <w:r>
+              <w:rPr>
+                <w:rFonts w:ascii="Calibri" w:cs="Calibri" w:eastAsia="Calibri" w:hAnsi="Calibri"/>
+                <w:b w:val="false"/>
+                <w:bCs w:val="false"/>
+                <w:color w:val="1F2933"/>
+                <w:sz w:val="17"/>
+                <w:szCs w:val="17"/>
+              </w:rPr>
+              <w:t xml:space="preserve">Annexe / NE</w:t>
+            </w:r>
+          </w:p>
+        </w:tc>
+        <w:tc>
+          <w:tcPr>
+            <w:tcW w:type="dxa" w:w="5746"/>
+            <w:tcMar>
+              <w:top w:type="dxa" w:w="55"/>
+              <w:left w:type="dxa" w:w="90"/>
+              <w:bottom w:type="dxa" w:w="55"/>
+              <w:right w:type="dxa" w:w="90"/>
+            </w:tcMar>
+          </w:tcPr>
+          <w:p>
+            <w:pPr>
+              <w:spacing w:after="0" w:line="230"/>
+            </w:pPr>
+            <w:r>
+              <w:rPr>
+                <w:rFonts w:ascii="Calibri" w:cs="Calibri" w:eastAsia="Calibri" w:hAnsi="Calibri"/>
+                <w:b w:val="false"/>
+                <w:bCs w:val="false"/>
+                <w:color w:val="1F2933"/>
+                <w:sz w:val="17"/>
+                <w:szCs w:val="17"/>
+              </w:rPr>
+              <w:t xml:space="preserve">A priori la cuisine et l'appartement</w:t>
             </w:r>
           </w:p>
         </w:tc>
@@ -804,7 +813,7 @@
         </w:tc>
         <w:tc>
           <w:tcPr>
-            <w:tcW w:type="dxa" w:w="4500"/>
+            <w:tcW w:type="dxa" w:w="3100"/>
             <w:shd w:fill="EDF2F4" w:val="clear"/>
             <w:tcMar>
               <w:top w:type="dxa" w:w="55"/>
@@ -826,13 +835,13 @@
                 <w:sz w:val="17"/>
                 <w:szCs w:val="17"/>
               </w:rPr>
-              <w:t xml:space="preserve">S4 : toilettes et lavabos des salles de TP</w:t>
-            </w:r>
-          </w:p>
-        </w:tc>
-        <w:tc>
-          <w:tcPr>
-            <w:tcW w:type="dxa" w:w="4346"/>
+              <w:t xml:space="preserve">Cafétéria</w:t>
+            </w:r>
+          </w:p>
+        </w:tc>
+        <w:tc>
+          <w:tcPr>
+            <w:tcW w:type="dxa" w:w="5746"/>
             <w:shd w:fill="EDF2F4" w:val="clear"/>
             <w:tcMar>
               <w:top w:type="dxa" w:w="55"/>
@@ -854,7 +863,7 @@
                 <w:sz w:val="17"/>
                 <w:szCs w:val="17"/>
               </w:rPr>
-              <w:t xml:space="preserve">—</w:t>
+              <w:t xml:space="preserve">A priori le bar et les toilettes principales</w:t>
             </w:r>
           </w:p>
         </w:tc>
@@ -863,7 +872,6 @@
         <w:tc>
           <w:tcPr>
             <w:tcW w:type="dxa" w:w="900"/>
-            <w:shd w:fill="FDF3E7" w:val="clear"/>
             <w:tcMar>
               <w:top w:type="dxa" w:w="55"/>
               <w:left w:type="dxa" w:w="90"/>
@@ -890,57 +898,55 @@
         </w:tc>
         <w:tc>
           <w:tcPr>
-            <w:tcW w:type="dxa" w:w="4500"/>
-            <w:shd w:fill="FDF3E7" w:val="clear"/>
-            <w:tcMar>
-              <w:top w:type="dxa" w:w="55"/>
-              <w:left w:type="dxa" w:w="90"/>
-              <w:bottom w:type="dxa" w:w="55"/>
-              <w:right w:type="dxa" w:w="90"/>
-            </w:tcMar>
-          </w:tcPr>
-          <w:p>
-            <w:pPr>
-              <w:spacing w:after="0" w:line="230"/>
-            </w:pPr>
-            <w:r>
-              <w:rPr>
-                <w:rFonts w:ascii="Calibri" w:cs="Calibri" w:eastAsia="Calibri" w:hAnsi="Calibri"/>
-                <w:b w:val="false"/>
-                <w:bCs w:val="false"/>
-                <w:color w:val="1F2933"/>
-                <w:sz w:val="17"/>
-                <w:szCs w:val="17"/>
-              </w:rPr>
-              <w:t xml:space="preserve">S1</w:t>
-            </w:r>
-          </w:p>
-        </w:tc>
-        <w:tc>
-          <w:tcPr>
-            <w:tcW w:type="dxa" w:w="4346"/>
-            <w:shd w:fill="FDF3E7" w:val="clear"/>
-            <w:tcMar>
-              <w:top w:type="dxa" w:w="55"/>
-              <w:left w:type="dxa" w:w="90"/>
-              <w:bottom w:type="dxa" w:w="55"/>
-              <w:right w:type="dxa" w:w="90"/>
-            </w:tcMar>
-          </w:tcPr>
-          <w:p>
-            <w:pPr>
-              <w:spacing w:after="0" w:line="230"/>
-            </w:pPr>
-            <w:r>
-              <w:rPr>
-                <w:rFonts w:ascii="Calibri" w:cs="Calibri" w:eastAsia="Calibri" w:hAnsi="Calibri"/>
-                <w:b w:val="false"/>
-                <w:bCs w:val="false"/>
-                <w:color w:val="1F2933"/>
-                <w:sz w:val="17"/>
-                <w:szCs w:val="17"/>
-              </w:rPr>
-              <w:t xml:space="preserve">Inclut la dérivation d'une entreprise tierce</w:t>
+            <w:tcW w:type="dxa" w:w="3100"/>
+            <w:tcMar>
+              <w:top w:type="dxa" w:w="55"/>
+              <w:left w:type="dxa" w:w="90"/>
+              <w:bottom w:type="dxa" w:w="55"/>
+              <w:right w:type="dxa" w:w="90"/>
+            </w:tcMar>
+          </w:tcPr>
+          <w:p>
+            <w:pPr>
+              <w:spacing w:after="0" w:line="230"/>
+            </w:pPr>
+            <w:r>
+              <w:rPr>
+                <w:rFonts w:ascii="Calibri" w:cs="Calibri" w:eastAsia="Calibri" w:hAnsi="Calibri"/>
+                <w:b w:val="false"/>
+                <w:bCs w:val="false"/>
+                <w:color w:val="1F2933"/>
+                <w:sz w:val="17"/>
+                <w:szCs w:val="17"/>
+              </w:rPr>
+              <w:t xml:space="preserve">S4</w:t>
+            </w:r>
+          </w:p>
+        </w:tc>
+        <w:tc>
+          <w:tcPr>
+            <w:tcW w:type="dxa" w:w="5746"/>
+            <w:tcMar>
+              <w:top w:type="dxa" w:w="55"/>
+              <w:left w:type="dxa" w:w="90"/>
+              <w:bottom w:type="dxa" w:w="55"/>
+              <w:right w:type="dxa" w:w="90"/>
+            </w:tcMar>
+          </w:tcPr>
+          <w:p>
+            <w:pPr>
+              <w:spacing w:after="0" w:line="230"/>
+            </w:pPr>
+            <w:r>
+              <w:rPr>
+                <w:rFonts w:ascii="Calibri" w:cs="Calibri" w:eastAsia="Calibri" w:hAnsi="Calibri"/>
+                <w:b w:val="false"/>
+                <w:bCs w:val="false"/>
+                <w:color w:val="1F2933"/>
+                <w:sz w:val="17"/>
+                <w:szCs w:val="17"/>
+              </w:rPr>
+              <w:t xml:space="preserve">Toilettes et lavabos des salles de TP</w:t>
             </w:r>
           </w:p>
         </w:tc>
@@ -949,7 +955,7 @@
         <w:tc>
           <w:tcPr>
             <w:tcW w:type="dxa" w:w="900"/>
-            <w:shd w:fill="EDF2F4" w:val="clear"/>
+            <w:shd w:fill="FDF3E7" w:val="clear"/>
             <w:tcMar>
               <w:top w:type="dxa" w:w="55"/>
               <w:left w:type="dxa" w:w="90"/>
@@ -976,57 +982,57 @@
         </w:tc>
         <w:tc>
           <w:tcPr>
-            <w:tcW w:type="dxa" w:w="4500"/>
-            <w:shd w:fill="EDF2F4" w:val="clear"/>
-            <w:tcMar>
-              <w:top w:type="dxa" w:w="55"/>
-              <w:left w:type="dxa" w:w="90"/>
-              <w:bottom w:type="dxa" w:w="55"/>
-              <w:right w:type="dxa" w:w="90"/>
-            </w:tcMar>
-          </w:tcPr>
-          <w:p>
-            <w:pPr>
-              <w:spacing w:after="0" w:line="230"/>
-            </w:pPr>
-            <w:r>
-              <w:rPr>
-                <w:rFonts w:ascii="Calibri" w:cs="Calibri" w:eastAsia="Calibri" w:hAnsi="Calibri"/>
-                <w:b w:val="false"/>
-                <w:bCs w:val="false"/>
-                <w:color w:val="1F2933"/>
-                <w:sz w:val="17"/>
-                <w:szCs w:val="17"/>
-              </w:rPr>
-              <w:t xml:space="preserve">Bar et toilettes principales</w:t>
-            </w:r>
-          </w:p>
-        </w:tc>
-        <w:tc>
-          <w:tcPr>
-            <w:tcW w:type="dxa" w:w="4346"/>
-            <w:shd w:fill="EDF2F4" w:val="clear"/>
-            <w:tcMar>
-              <w:top w:type="dxa" w:w="55"/>
-              <w:left w:type="dxa" w:w="90"/>
-              <w:bottom w:type="dxa" w:w="55"/>
-              <w:right w:type="dxa" w:w="90"/>
-            </w:tcMar>
-          </w:tcPr>
-          <w:p>
-            <w:pPr>
-              <w:spacing w:after="0" w:line="230"/>
-            </w:pPr>
-            <w:r>
-              <w:rPr>
-                <w:rFonts w:ascii="Calibri" w:cs="Calibri" w:eastAsia="Calibri" w:hAnsi="Calibri"/>
-                <w:b w:val="false"/>
-                <w:bCs w:val="false"/>
-                <w:color w:val="1F2933"/>
-                <w:sz w:val="17"/>
-                <w:szCs w:val="17"/>
-              </w:rPr>
-              <w:t xml:space="preserve">—</w:t>
+            <w:tcW w:type="dxa" w:w="3100"/>
+            <w:shd w:fill="FDF3E7" w:val="clear"/>
+            <w:tcMar>
+              <w:top w:type="dxa" w:w="55"/>
+              <w:left w:type="dxa" w:w="90"/>
+              <w:bottom w:type="dxa" w:w="55"/>
+              <w:right w:type="dxa" w:w="90"/>
+            </w:tcMar>
+          </w:tcPr>
+          <w:p>
+            <w:pPr>
+              <w:spacing w:after="0" w:line="230"/>
+            </w:pPr>
+            <w:r>
+              <w:rPr>
+                <w:rFonts w:ascii="Calibri" w:cs="Calibri" w:eastAsia="Calibri" w:hAnsi="Calibri"/>
+                <w:b w:val="false"/>
+                <w:bCs w:val="false"/>
+                <w:color w:val="1F2933"/>
+                <w:sz w:val="17"/>
+                <w:szCs w:val="17"/>
+              </w:rPr>
+              <w:t xml:space="preserve">Maupertuis</w:t>
+            </w:r>
+          </w:p>
+        </w:tc>
+        <w:tc>
+          <w:tcPr>
+            <w:tcW w:type="dxa" w:w="5746"/>
+            <w:shd w:fill="FDF3E7" w:val="clear"/>
+            <w:tcMar>
+              <w:top w:type="dxa" w:w="55"/>
+              <w:left w:type="dxa" w:w="90"/>
+              <w:bottom w:type="dxa" w:w="55"/>
+              <w:right w:type="dxa" w:w="90"/>
+            </w:tcMar>
+          </w:tcPr>
+          <w:p>
+            <w:pPr>
+              <w:spacing w:after="0" w:line="230"/>
+            </w:pPr>
+            <w:r>
+              <w:rPr>
+                <w:rFonts w:ascii="Calibri" w:cs="Calibri" w:eastAsia="Calibri" w:hAnsi="Calibri"/>
+                <w:b w:val="false"/>
+                <w:bCs w:val="false"/>
+                <w:color w:val="1F2933"/>
+                <w:sz w:val="17"/>
+                <w:szCs w:val="17"/>
+              </w:rPr>
+              <w:t xml:space="preserve">À rapprocher du point « S1 » de nos notes, qui comporte la dérivation d'une entreprise tierce</w:t>
             </w:r>
           </w:p>
         </w:tc>
@@ -1061,34 +1067,34 @@
         </w:tc>
         <w:tc>
           <w:tcPr>
-            <w:tcW w:type="dxa" w:w="4500"/>
-            <w:tcMar>
-              <w:top w:type="dxa" w:w="55"/>
-              <w:left w:type="dxa" w:w="90"/>
-              <w:bottom w:type="dxa" w:w="55"/>
-              <w:right w:type="dxa" w:w="90"/>
-            </w:tcMar>
-          </w:tcPr>
-          <w:p>
-            <w:pPr>
-              <w:spacing w:after="0" w:line="230"/>
-            </w:pPr>
-            <w:r>
-              <w:rPr>
-                <w:rFonts w:ascii="Calibri" w:cs="Calibri" w:eastAsia="Calibri" w:hAnsi="Calibri"/>
-                <w:b w:val="false"/>
-                <w:bCs w:val="false"/>
-                <w:color w:val="1F2933"/>
-                <w:sz w:val="17"/>
-                <w:szCs w:val="17"/>
-              </w:rPr>
-              <w:t xml:space="preserve">Arrivée d'eau générale de l'ECAM</w:t>
-            </w:r>
-          </w:p>
-        </w:tc>
-        <w:tc>
-          <w:tcPr>
-            <w:tcW w:type="dxa" w:w="4346"/>
+            <w:tcW w:type="dxa" w:w="3100"/>
+            <w:tcMar>
+              <w:top w:type="dxa" w:w="55"/>
+              <w:left w:type="dxa" w:w="90"/>
+              <w:bottom w:type="dxa" w:w="55"/>
+              <w:right w:type="dxa" w:w="90"/>
+            </w:tcMar>
+          </w:tcPr>
+          <w:p>
+            <w:pPr>
+              <w:spacing w:after="0" w:line="230"/>
+            </w:pPr>
+            <w:r>
+              <w:rPr>
+                <w:rFonts w:ascii="Calibri" w:cs="Calibri" w:eastAsia="Calibri" w:hAnsi="Calibri"/>
+                <w:b w:val="false"/>
+                <w:bCs w:val="false"/>
+                <w:color w:val="1F2933"/>
+                <w:sz w:val="17"/>
+                <w:szCs w:val="17"/>
+              </w:rPr>
+              <w:t xml:space="preserve">Arrivée générale de l'ECAM</w:t>
+            </w:r>
+          </w:p>
+        </w:tc>
+        <w:tc>
+          <w:tcPr>
+            <w:tcW w:type="dxa" w:w="5746"/>
             <w:tcMar>
               <w:top w:type="dxa" w:w="55"/>
               <w:left w:type="dxa" w:w="90"/>
@@ -1110,11 +1116,122 @@
                 <w:szCs w:val="17"/>
               </w:rPr>
               <w:t xml:space="preserve">Index total télérelevé</w:t>
+            </w:r>
+          </w:p>
+        </w:tc>
+      </w:tr>
+      <w:tr>
+        <w:tc>
+          <w:tcPr>
+            <w:tcW w:type="dxa" w:w="900"/>
+            <w:shd w:fill="FDF3E7" w:val="clear"/>
+            <w:tcMar>
+              <w:top w:type="dxa" w:w="55"/>
+              <w:left w:type="dxa" w:w="90"/>
+              <w:bottom w:type="dxa" w:w="55"/>
+              <w:right w:type="dxa" w:w="90"/>
+            </w:tcMar>
+          </w:tcPr>
+          <w:p>
+            <w:pPr>
+              <w:spacing w:after="0" w:line="230"/>
+            </w:pPr>
+            <w:r>
+              <w:rPr>
+                <w:rFonts w:ascii="Calibri" w:cs="Calibri" w:eastAsia="Calibri" w:hAnsi="Calibri"/>
+                <w:b/>
+                <w:bCs/>
+                <w:color w:val="1F2933"/>
+                <w:sz w:val="17"/>
+                <w:szCs w:val="17"/>
+              </w:rPr>
+              <w:t xml:space="preserve">V1</w:t>
+            </w:r>
+          </w:p>
+        </w:tc>
+        <w:tc>
+          <w:tcPr>
+            <w:tcW w:type="dxa" w:w="3100"/>
+            <w:shd w:fill="FDF3E7" w:val="clear"/>
+            <w:tcMar>
+              <w:top w:type="dxa" w:w="55"/>
+              <w:left w:type="dxa" w:w="90"/>
+              <w:bottom w:type="dxa" w:w="55"/>
+              <w:right w:type="dxa" w:w="90"/>
+            </w:tcMar>
+          </w:tcPr>
+          <w:p>
+            <w:pPr>
+              <w:spacing w:after="0" w:line="230"/>
+            </w:pPr>
+            <w:r>
+              <w:rPr>
+                <w:rFonts w:ascii="Calibri" w:cs="Calibri" w:eastAsia="Calibri" w:hAnsi="Calibri"/>
+                <w:b w:val="false"/>
+                <w:bCs w:val="false"/>
+                <w:color w:val="1F2933"/>
+                <w:sz w:val="17"/>
+                <w:szCs w:val="17"/>
+              </w:rPr>
+              <w:t xml:space="preserve">Vanne</w:t>
+            </w:r>
+          </w:p>
+        </w:tc>
+        <w:tc>
+          <w:tcPr>
+            <w:tcW w:type="dxa" w:w="5746"/>
+            <w:shd w:fill="FDF3E7" w:val="clear"/>
+            <w:tcMar>
+              <w:top w:type="dxa" w:w="55"/>
+              <w:left w:type="dxa" w:w="90"/>
+              <w:bottom w:type="dxa" w:w="55"/>
+              <w:right w:type="dxa" w:w="90"/>
+            </w:tcMar>
+          </w:tcPr>
+          <w:p>
+            <w:pPr>
+              <w:spacing w:after="0" w:line="230"/>
+            </w:pPr>
+            <w:r>
+              <w:rPr>
+                <w:rFonts w:ascii="Calibri" w:cs="Calibri" w:eastAsia="Calibri" w:hAnsi="Calibri"/>
+                <w:b w:val="false"/>
+                <w:bCs w:val="false"/>
+                <w:color w:val="1F2933"/>
+                <w:sz w:val="17"/>
+                <w:szCs w:val="17"/>
+              </w:rPr>
+              <w:t xml:space="preserve">Emplacement et fonction à préciser</w:t>
             </w:r>
           </w:p>
         </w:tc>
       </w:tr>
     </w:tbl>
+    <w:p>
+      <w:pPr>
+        <w:spacing w:after="80" w:line="240"/>
+      </w:pPr>
+      <w:r>
+        <w:rPr>
+          <w:rFonts w:ascii="Calibri" w:cs="Calibri" w:eastAsia="Calibri" w:hAnsi="Calibri"/>
+          <w:b/>
+          <w:bCs/>
+          <w:color w:val="1F2933"/>
+          <w:sz w:val="18"/>
+          <w:szCs w:val="18"/>
+        </w:rPr>
+        <w:t xml:space="preserve">Le S3 n'est équipé d'aucun sous-compteur</w:t>
+      </w:r>
+      <w:r>
+        <w:rPr>
+          <w:rFonts w:ascii="Calibri" w:cs="Calibri" w:eastAsia="Calibri" w:hAnsi="Calibri"/>
+          <w:color w:val="1F2933"/>
+          <w:sz w:val="18"/>
+          <w:szCs w:val="18"/>
+        </w:rPr>
+        <w:t xml:space="preserve">, alors que l'écoulement constant constaté dans ses toilettes motive le projet : une fuite y serait détectée par le résidu, mais non localisée. À arbitrer.</w:t>
+      </w:r>
+    </w:p>
     <w:p>
       <w:pPr>
         <w:pBdr>
@@ -1251,7 +1368,7 @@
           <w:sz w:val="18"/>
           <w:szCs w:val="18"/>
         </w:rPr>
-        <w:t xml:space="preserve">. Plutôt que de soustraire cette consommation, qu'il faudrait connaître, la solution à privilégier est de poser SC3 en aval de la dérivation, de sorte qu'il ne voie que l'ECAM : la soustraction disparaît. À défaut, un sixième sous-compteur est nécessaire.</w:t>
+        <w:t xml:space="preserve">. Plutôt que de soustraire cette consommation, qu'il faudrait connaître, poser le compteur en aval de la dérivation de sorte qu'il ne voie que l'ECAM : la soustraction disparaît. À défaut, un sixième compteur est nécessaire.</w:t>
       </w:r>
     </w:p>
     <w:p>
@@ -1295,7 +1412,7 @@
           <w:sz w:val="18"/>
           <w:szCs w:val="18"/>
         </w:rPr>
-        <w:t xml:space="preserve">Positionner les trois passerelles de sorte que les cinq sous-compteurs remontent leurs données de façon fiable ; produire le schéma de propagation. Raccordement réseau : le WiFi de l'ECAM, autorisé par le service informatique, pour l'exploitation définitive ; le partage de connexion depuis un téléphone pour la seule campagne de mesures. Une passerelle en exploitation devant rester connectée en permanence, la demande d'accès est à déposer dès septembre ; un refus imposerait un raccordement filaire ou un abonnement 4G, à budgéter.</w:t>
+        <w:t xml:space="preserve">Positionner les trois passerelles de sorte que les cinq sous-compteurs remontent leurs données de façon fiable ; produire le schéma de propagation. Raccordement réseau : le WiFi de l'ECAM pour l'exploitation, le partage de connexion téléphonique pour la seule campagne de mesures. Une passerelle en exploitation devant rester connectée en permanence, la demande d'accès est à déposer dès septembre ; un refus imposerait du filaire ou de la 4G, à budgéter.</w:t>
       </w:r>
     </w:p>
     <w:p>
@@ -1320,7 +1437,7 @@
           <w:sz w:val="18"/>
           <w:szCs w:val="18"/>
         </w:rPr>
-        <w:t xml:space="preserve">Relever à chaque point de pose le diamètre nominal, le type de raccord et la longueur droite disponible en amont et en aval, sans laquelle le compteur sort de sa classe de précision. Choisir une classe métrologique R160 ou meilleure là où une détection de fuite est attendue : un compteur surdimensionné ne voit pas les petits débits, où se lisent les fuites.</w:t>
+        <w:t xml:space="preserve">Relever à chaque point le diamètre nominal, le type de raccord et la longueur droite disponible en amont et en aval, sans laquelle le compteur sort de sa classe de précision. Viser une classe R160 ou meilleure là où une détection de fuite est attendue : un compteur surdimensionné ne voit pas les petits débits, où se lisent les fuites.</w:t>
       </w:r>
     </w:p>
     <w:p>
@@ -1336,7 +1453,7 @@
           <w:sz w:val="18"/>
           <w:szCs w:val="18"/>
         </w:rPr>
-        <w:t xml:space="preserve">c.  Demandes de devis. </w:t>
+        <w:t xml:space="preserve">c.  Achat et devis. </w:t>
       </w:r>
       <w:r>
         <w:rPr>
@@ -1345,7 +1462,7 @@
           <w:sz w:val="18"/>
           <w:szCs w:val="18"/>
         </w:rPr>
-        <w:t xml:space="preserve">Comparer deux scénarios : achat des sous-compteurs par l'ECAM et pose par le plombier, ou fourniture et pose par le plombier. Le premier maîtrise le prix et le choix du modèle, mais le plombier peut refuser de garantir une pose sur du matériel qu'il n'a pas fourni. Exiger dans les deux cas un devis séparant fourniture et pose, faute de quoi la comparaison est impossible, et mentionnant explicitement la sortie impulsion : un compteur d'eau standard n'en comporte pas, et sans elle rien ne remonte.</w:t>
+        <w:t xml:space="preserve">Décidé : l'ECAM achète le matériel, le plombier réalise la pose ; le devis demandé porte sur la seule intervention, que des fonds DAISI peuvent contribuer à financer. La spécification des compteurs nous incombe donc : compatibilité avec les diamètres relevés, avec les longueurs droites disponibles et avec les nœuds LoRaWAN. La sortie impulsion doit figurer explicitement à la commande — un compteur d'eau standard n'en comporte pas, et sans elle rien ne remonte.</w:t>
       </w:r>
     </w:p>
     <w:p>
@@ -1361,7 +1478,32 @@
           <w:sz w:val="18"/>
           <w:szCs w:val="18"/>
         </w:rPr>
-        <w:t xml:space="preserve">d.  Remontée des données. </w:t>
+        <w:t xml:space="preserve">d.  Contrainte majeure : la vidange complète. </w:t>
+      </w:r>
+      <w:r>
+        <w:rPr>
+          <w:rFonts w:ascii="Calibri" w:cs="Calibri" w:eastAsia="Calibri" w:hAnsi="Calibri"/>
+          <w:color w:val="1F2933"/>
+          <w:sz w:val="18"/>
+          <w:szCs w:val="18"/>
+        </w:rPr>
+        <w:t xml:space="preserve">Toute intervention impose de vidanger l'ECAM en totalité : il n'y aura pas de second passage pour compléter une pose oubliée. Le diagnostic doit donc être exhaustif, et chaque compteur encadré de deux vannes d'isolement — sans quoi son remplacement futur imposera une nouvelle vidange générale pour un seul appareil. Le surcoût est marginal au regard d'une vidange, et la décision se prend maintenant ou jamais. L'ECAM devant faire réintervenir le plombier pour le S3, synchroniser les deux interventions est l'occasion à saisir.</w:t>
+      </w:r>
+    </w:p>
+    <w:p>
+      <w:pPr>
+        <w:spacing w:after="80" w:line="240"/>
+      </w:pPr>
+      <w:r>
+        <w:rPr>
+          <w:rFonts w:ascii="Calibri" w:cs="Calibri" w:eastAsia="Calibri" w:hAnsi="Calibri"/>
+          <w:b/>
+          <w:bCs/>
+          <w:color w:val="1F2933"/>
+          <w:sz w:val="18"/>
+          <w:szCs w:val="18"/>
+        </w:rPr>
+        <w:t xml:space="preserve">e.  Remontée des données. </w:t>
       </w:r>
       <w:r>
         <w:rPr>
@@ -1634,7 +1776,7 @@
                 <w:sz w:val="16"/>
                 <w:szCs w:val="16"/>
               </w:rPr>
-              <w:t xml:space="preserve">SC3 peut-il être posé en aval de la dérivation de l'entreprise tierce ?</w:t>
+              <w:t xml:space="preserve">Le compteur de Maupertuis peut-il être posé en aval de la dérivation de l'entreprise tierce ?</w:t>
             </w:r>
           </w:p>
         </w:tc>
@@ -1887,7 +2029,7 @@
                 <w:sz w:val="16"/>
                 <w:szCs w:val="16"/>
               </w:rPr>
-              <w:t xml:space="preserve">Quel budget est alloué, et qui passe commande ?</w:t>
+              <w:t xml:space="preserve">Qui passe commande, sur quel budget, avec quel délai de validation ?</w:t>
             </w:r>
           </w:p>
         </w:tc>
@@ -1914,7 +2056,7 @@
                 <w:sz w:val="16"/>
                 <w:szCs w:val="16"/>
               </w:rPr>
-              <w:t xml:space="preserve">La commande doit partir le 4 décembre au plus tard</w:t>
+              <w:t xml:space="preserve">Des fonds DAISI existent ; le circuit d'achat conditionne le délai de livraison</w:t>
             </w:r>
           </w:p>
         </w:tc>
@@ -1972,7 +2114,7 @@
                 <w:sz w:val="16"/>
                 <w:szCs w:val="16"/>
               </w:rPr>
-              <w:t xml:space="preserve">Les toilettes non équipées sont-elles identifiées et localisées ?</w:t>
+              <w:t xml:space="preserve">Quelles dates de diagnostic et d'intervention ?</w:t>
             </w:r>
           </w:p>
         </w:tc>
@@ -2000,7 +2142,7 @@
                 <w:sz w:val="16"/>
                 <w:szCs w:val="16"/>
               </w:rPr>
-              <w:t xml:space="preserve">Sans cela, le résidu ne peut pas être interprété</w:t>
+              <w:t xml:space="preserve">Si l'intervention a lieu aux vacances de la Toussaint, tout doit être livré avant le 9 octobre</w:t>
             </w:r>
           </w:p>
         </w:tc>
@@ -2056,7 +2198,7 @@
                 <w:sz w:val="16"/>
                 <w:szCs w:val="16"/>
               </w:rPr>
-              <w:t xml:space="preserve">Quelle précision est attendue sur le résidu ?</w:t>
+              <w:t xml:space="preserve">Le S3 est-il inclus dans une zone comptée ?</w:t>
             </w:r>
           </w:p>
         </w:tc>
@@ -2083,7 +2225,93 @@
                 <w:sz w:val="16"/>
                 <w:szCs w:val="16"/>
               </w:rPr>
-              <w:t xml:space="preserve">Il cumule les erreurs des cinq compteurs, alors qu'il porte la détection de fuite</w:t>
+              <w:t xml:space="preserve">Sinon sa fuite n'est détectée que par différence, sans localisation</w:t>
+            </w:r>
+          </w:p>
+        </w:tc>
+      </w:tr>
+      <w:tr>
+        <w:tc>
+          <w:tcPr>
+            <w:tcW w:type="dxa" w:w="620"/>
+            <w:shd w:fill="EDF2F4" w:val="clear"/>
+            <w:tcMar>
+              <w:top w:type="dxa" w:w="55"/>
+              <w:left w:type="dxa" w:w="90"/>
+              <w:bottom w:type="dxa" w:w="55"/>
+              <w:right w:type="dxa" w:w="90"/>
+            </w:tcMar>
+          </w:tcPr>
+          <w:p>
+            <w:pPr>
+              <w:spacing w:after="0" w:line="230"/>
+            </w:pPr>
+            <w:r>
+              <w:rPr>
+                <w:rFonts w:ascii="Calibri" w:cs="Calibri" w:eastAsia="Calibri" w:hAnsi="Calibri"/>
+                <w:b/>
+                <w:bCs/>
+                <w:color w:val="1F2933"/>
+                <w:sz w:val="16"/>
+                <w:szCs w:val="16"/>
+              </w:rPr>
+              <w:t xml:space="preserve">Q8</w:t>
+            </w:r>
+          </w:p>
+        </w:tc>
+        <w:tc>
+          <w:tcPr>
+            <w:tcW w:type="dxa" w:w="4680"/>
+            <w:shd w:fill="EDF2F4" w:val="clear"/>
+            <w:tcMar>
+              <w:top w:type="dxa" w:w="55"/>
+              <w:left w:type="dxa" w:w="90"/>
+              <w:bottom w:type="dxa" w:w="55"/>
+              <w:right w:type="dxa" w:w="90"/>
+            </w:tcMar>
+          </w:tcPr>
+          <w:p>
+            <w:pPr>
+              <w:spacing w:after="0" w:line="230"/>
+            </w:pPr>
+            <w:r>
+              <w:rPr>
+                <w:rFonts w:ascii="Calibri" w:cs="Calibri" w:eastAsia="Calibri" w:hAnsi="Calibri"/>
+                <w:b w:val="false"/>
+                <w:bCs w:val="false"/>
+                <w:color w:val="1F2933"/>
+                <w:sz w:val="16"/>
+                <w:szCs w:val="16"/>
+              </w:rPr>
+              <w:t xml:space="preserve">Où et pourquoi la vanne V1 ?</w:t>
+            </w:r>
+          </w:p>
+        </w:tc>
+        <w:tc>
+          <w:tcPr>
+            <w:tcW w:type="dxa" w:w="4446"/>
+            <w:shd w:fill="EDF2F4" w:val="clear"/>
+            <w:tcMar>
+              <w:top w:type="dxa" w:w="55"/>
+              <w:left w:type="dxa" w:w="90"/>
+              <w:bottom w:type="dxa" w:w="55"/>
+              <w:right w:type="dxa" w:w="90"/>
+            </w:tcMar>
+          </w:tcPr>
+          <w:p>
+            <w:pPr>
+              <w:spacing w:after="0" w:line="230"/>
+            </w:pPr>
+            <w:r>
+              <w:rPr>
+                <w:rFonts w:ascii="Calibri" w:cs="Calibri" w:eastAsia="Calibri" w:hAnsi="Calibri"/>
+                <w:b w:val="false"/>
+                <w:bCs w:val="false"/>
+                <w:color w:val="1F2933"/>
+                <w:sz w:val="16"/>
+                <w:szCs w:val="16"/>
+              </w:rPr>
+              <w:t xml:space="preserve">Absente de nos notes de cadrage initiales</w:t>
             </w:r>
           </w:p>
         </w:tc>
@@ -2225,7 +2453,7 @@
           <w:sz w:val="18"/>
           <w:szCs w:val="18"/>
         </w:rPr>
-        <w:t xml:space="preserve">La procédure d'installation est documentée de façon à pouvoir être reproduite sur un autre site, conformément à l'objectif du projet DAISI.</w:t>
+        <w:t xml:space="preserve">La procédure d'installation est documentée de façon à être reproduite sur un autre site, conformément à l'objectif DAISI.</w:t>
       </w:r>
     </w:p>
     <w:p>
@@ -2258,13 +2486,8 @@
           <w:sz w:val="18"/>
           <w:szCs w:val="18"/>
         </w:rPr>
-        <w:t xml:space="preserve">Le présent document restitue le cadrage donné oralement par les encadrants. Il appelle deux corrections, soumises à validation : le calcul du résidu ne porte que sur les quatre sous-compteurs de zone, SC5 étant l'arrivée générale ; et ce résidu agrège les fuites du réseau, ce pour quoi il n'est pas désigné comme la consommation des toilettes.</w:t>
-      </w:r>
-    </w:p>
-    <w:p>
-      <w:pPr>
-        <w:spacing w:after="100"/>
-      </w:pPr>
+        <w:t xml:space="preserve">Ce document restitue le cadrage des encadrants et le mail du 14/09. Les points signalés en section 3 et les questions de la section 6 sont soumis à validation.</w:t>
+      </w:r>
     </w:p>
     <w:tbl>
       <w:tblPr>
@@ -2403,7 +2626,7 @@
       </w:tr>
       <w:tr>
         <w:trPr>
-          <w:trHeight w:val="620" w:hRule="atLeast"/>
+          <w:trHeight w:val="330" w:hRule="atLeast"/>
         </w:trPr>
         <w:tc>
           <w:tcPr>
@@ -2455,7 +2678,7 @@
                 <w:sz w:val="17"/>
                 <w:szCs w:val="17"/>
               </w:rPr>
-              <w:t xml:space="preserve"/>
+              <w:t xml:space="preserve">Paul Thiboult et Lilian Grot</w:t>
             </w:r>
           </w:p>
         </w:tc>
@@ -2516,7 +2739,7 @@
       </w:tr>
       <w:tr>
         <w:trPr>
-          <w:trHeight w:val="620" w:hRule="atLeast"/>
+          <w:trHeight w:val="330" w:hRule="atLeast"/>
         </w:trPr>
         <w:tc>
           <w:tcPr>
@@ -2542,7 +2765,7 @@
                 <w:sz w:val="17"/>
                 <w:szCs w:val="17"/>
               </w:rPr>
-              <w:t xml:space="preserve">Vérifié par</w:t>
+              <w:t xml:space="preserve">Approuvé par</w:t>
             </w:r>
           </w:p>
         </w:tc>
@@ -2570,7 +2793,7 @@
                 <w:sz w:val="17"/>
                 <w:szCs w:val="17"/>
               </w:rPr>
-              <w:t xml:space="preserve"/>
+              <w:t xml:space="preserve">Ivan Martinez</w:t>
             </w:r>
           </w:p>
         </w:tc>
@@ -2633,7 +2856,7 @@
       </w:tr>
       <w:tr>
         <w:trPr>
-          <w:trHeight w:val="620" w:hRule="atLeast"/>
+          <w:trHeight w:val="330" w:hRule="atLeast"/>
         </w:trPr>
         <w:tc>
           <w:tcPr>
@@ -2685,7 +2908,7 @@
                 <w:sz w:val="17"/>
                 <w:szCs w:val="17"/>
               </w:rPr>
-              <w:t xml:space="preserve">Ivan Martinez</w:t>
+              <w:t xml:space="preserve">Denys Boiteau</w:t>
             </w:r>
           </w:p>
         </w:tc>
@@ -2719,123 +2942,6 @@
         <w:tc>
           <w:tcPr>
             <w:tcW w:type="dxa" w:w="2246"/>
-            <w:tcMar>
-              <w:top w:type="dxa" w:w="55"/>
-              <w:left w:type="dxa" w:w="90"/>
-              <w:bottom w:type="dxa" w:w="55"/>
-              <w:right w:type="dxa" w:w="90"/>
-            </w:tcMar>
-          </w:tcPr>
-          <w:p>
-            <w:pPr>
-              <w:spacing w:after="0" w:line="230"/>
-            </w:pPr>
-            <w:r>
-              <w:rPr>
-                <w:rFonts w:ascii="Calibri" w:cs="Calibri" w:eastAsia="Calibri" w:hAnsi="Calibri"/>
-                <w:b w:val="false"/>
-                <w:bCs w:val="false"/>
-                <w:color w:val="1F2933"/>
-                <w:sz w:val="17"/>
-                <w:szCs w:val="17"/>
-              </w:rPr>
-              <w:t xml:space="preserve"/>
-            </w:r>
-          </w:p>
-        </w:tc>
-      </w:tr>
-      <w:tr>
-        <w:trPr>
-          <w:trHeight w:val="620" w:hRule="atLeast"/>
-        </w:trPr>
-        <w:tc>
-          <w:tcPr>
-            <w:tcW w:type="dxa" w:w="2400"/>
-            <w:shd w:fill="EDF2F4" w:val="clear"/>
-            <w:tcMar>
-              <w:top w:type="dxa" w:w="55"/>
-              <w:left w:type="dxa" w:w="90"/>
-              <w:bottom w:type="dxa" w:w="55"/>
-              <w:right w:type="dxa" w:w="90"/>
-            </w:tcMar>
-          </w:tcPr>
-          <w:p>
-            <w:pPr>
-              <w:spacing w:after="0" w:line="230"/>
-            </w:pPr>
-            <w:r>
-              <w:rPr>
-                <w:rFonts w:ascii="Calibri" w:cs="Calibri" w:eastAsia="Calibri" w:hAnsi="Calibri"/>
-                <w:b/>
-                <w:bCs/>
-                <w:color w:val="1F2933"/>
-                <w:sz w:val="17"/>
-                <w:szCs w:val="17"/>
-              </w:rPr>
-              <w:t xml:space="preserve">Approuvé par</w:t>
-            </w:r>
-          </w:p>
-        </w:tc>
-        <w:tc>
-          <w:tcPr>
-            <w:tcW w:type="dxa" w:w="2900"/>
-            <w:shd w:fill="EDF2F4" w:val="clear"/>
-            <w:tcMar>
-              <w:top w:type="dxa" w:w="55"/>
-              <w:left w:type="dxa" w:w="90"/>
-              <w:bottom w:type="dxa" w:w="55"/>
-              <w:right w:type="dxa" w:w="90"/>
-            </w:tcMar>
-          </w:tcPr>
-          <w:p>
-            <w:pPr>
-              <w:spacing w:after="0" w:line="230"/>
-            </w:pPr>
-            <w:r>
-              <w:rPr>
-                <w:rFonts w:ascii="Calibri" w:cs="Calibri" w:eastAsia="Calibri" w:hAnsi="Calibri"/>
-                <w:b w:val="false"/>
-                <w:bCs w:val="false"/>
-                <w:color w:val="1F2933"/>
-                <w:sz w:val="17"/>
-                <w:szCs w:val="17"/>
-              </w:rPr>
-              <w:t xml:space="preserve">Denys Boiteau</w:t>
-            </w:r>
-          </w:p>
-        </w:tc>
-        <w:tc>
-          <w:tcPr>
-            <w:tcW w:type="dxa" w:w="2200"/>
-            <w:shd w:fill="EDF2F4" w:val="clear"/>
-            <w:tcMar>
-              <w:top w:type="dxa" w:w="55"/>
-              <w:left w:type="dxa" w:w="90"/>
-              <w:bottom w:type="dxa" w:w="55"/>
-              <w:right w:type="dxa" w:w="90"/>
-            </w:tcMar>
-          </w:tcPr>
-          <w:p>
-            <w:pPr>
-              <w:spacing w:after="0" w:line="230"/>
-            </w:pPr>
-            <w:r>
-              <w:rPr>
-                <w:rFonts w:ascii="Calibri" w:cs="Calibri" w:eastAsia="Calibri" w:hAnsi="Calibri"/>
-                <w:b w:val="false"/>
-                <w:bCs w:val="false"/>
-                <w:color w:val="1F2933"/>
-                <w:sz w:val="17"/>
-                <w:szCs w:val="17"/>
-              </w:rPr>
-              <w:t xml:space="preserve"/>
-            </w:r>
-          </w:p>
-        </w:tc>
-        <w:tc>
-          <w:tcPr>
-            <w:tcW w:type="dxa" w:w="2246"/>
-            <w:shd w:fill="EDF2F4" w:val="clear"/>
             <w:tcMar>
               <w:top w:type="dxa" w:w="55"/>
               <w:left w:type="dxa" w:w="90"/>

--- a/docs/Expression-des-besoins.docx
+++ b/docs/Expression-des-besoins.docx
@@ -54,7 +54,7 @@
         <w:pBdr>
           <w:bottom w:val="single" w:color="C3CED4" w:sz="6" w:space="2"/>
         </w:pBdr>
-        <w:spacing w:after="90" w:before="200"/>
+        <w:spacing w:after="70" w:before="150"/>
       </w:pPr>
       <w:r>
         <w:rPr>
@@ -70,7 +70,7 @@
     </w:p>
     <w:p>
       <w:pPr>
-        <w:spacing w:after="80" w:line="240"/>
+        <w:spacing w:after="70" w:line="238"/>
       </w:pPr>
       <w:r>
         <w:rPr>
@@ -87,7 +87,7 @@
         <w:pBdr>
           <w:bottom w:val="single" w:color="C3CED4" w:sz="6" w:space="2"/>
         </w:pBdr>
-        <w:spacing w:after="90" w:before="200"/>
+        <w:spacing w:after="70" w:before="150"/>
       </w:pPr>
       <w:r>
         <w:rPr>
@@ -548,7 +548,7 @@
     </w:tbl>
     <w:p>
       <w:pPr>
-        <w:spacing w:after="80" w:line="240"/>
+        <w:spacing w:after="70" w:line="238"/>
       </w:pPr>
       <w:r>
         <w:rPr>
@@ -565,7 +565,7 @@
         <w:pBdr>
           <w:bottom w:val="single" w:color="C3CED4" w:sz="6" w:space="2"/>
         </w:pBdr>
-        <w:spacing w:after="90" w:before="200"/>
+        <w:spacing w:after="70" w:before="150"/>
       </w:pPr>
       <w:r>
         <w:rPr>
@@ -581,7 +581,7 @@
     </w:p>
     <w:p>
       <w:pPr>
-        <w:spacing w:after="80" w:line="240"/>
+        <w:spacing w:after="70" w:line="238"/>
       </w:pPr>
       <w:r>
         <w:rPr>
@@ -1004,7 +1004,7 @@
                 <w:sz w:val="17"/>
                 <w:szCs w:val="17"/>
               </w:rPr>
-              <w:t xml:space="preserve">Maupertuis</w:t>
+              <w:t xml:space="preserve">Maupertuis (= S1)</w:t>
             </w:r>
           </w:p>
         </w:tc>
@@ -1032,7 +1032,7 @@
                 <w:sz w:val="17"/>
                 <w:szCs w:val="17"/>
               </w:rPr>
-              <w:t xml:space="preserve">À rapprocher du point « S1 » de nos notes, qui comporte la dérivation d'une entreprise tierce</w:t>
+              <w:t xml:space="preserve">Comporte la dérivation d'une entreprise tierce</w:t>
             </w:r>
           </w:p>
         </w:tc>
@@ -1124,7 +1124,7 @@
         <w:tc>
           <w:tcPr>
             <w:tcW w:type="dxa" w:w="900"/>
-            <w:shd w:fill="FDF3E7" w:val="clear"/>
+            <w:shd w:fill="EDF2F4" w:val="clear"/>
             <w:tcMar>
               <w:top w:type="dxa" w:w="55"/>
               <w:left w:type="dxa" w:w="90"/>
@@ -1152,56 +1152,56 @@
         <w:tc>
           <w:tcPr>
             <w:tcW w:type="dxa" w:w="3100"/>
-            <w:shd w:fill="FDF3E7" w:val="clear"/>
-            <w:tcMar>
-              <w:top w:type="dxa" w:w="55"/>
-              <w:left w:type="dxa" w:w="90"/>
-              <w:bottom w:type="dxa" w:w="55"/>
-              <w:right w:type="dxa" w:w="90"/>
-            </w:tcMar>
-          </w:tcPr>
-          <w:p>
-            <w:pPr>
-              <w:spacing w:after="0" w:line="230"/>
-            </w:pPr>
-            <w:r>
-              <w:rPr>
-                <w:rFonts w:ascii="Calibri" w:cs="Calibri" w:eastAsia="Calibri" w:hAnsi="Calibri"/>
-                <w:b w:val="false"/>
-                <w:bCs w:val="false"/>
-                <w:color w:val="1F2933"/>
-                <w:sz w:val="17"/>
-                <w:szCs w:val="17"/>
-              </w:rPr>
-              <w:t xml:space="preserve">Vanne</w:t>
+            <w:shd w:fill="EDF2F4" w:val="clear"/>
+            <w:tcMar>
+              <w:top w:type="dxa" w:w="55"/>
+              <w:left w:type="dxa" w:w="90"/>
+              <w:bottom w:type="dxa" w:w="55"/>
+              <w:right w:type="dxa" w:w="90"/>
+            </w:tcMar>
+          </w:tcPr>
+          <w:p>
+            <w:pPr>
+              <w:spacing w:after="0" w:line="230"/>
+            </w:pPr>
+            <w:r>
+              <w:rPr>
+                <w:rFonts w:ascii="Calibri" w:cs="Calibri" w:eastAsia="Calibri" w:hAnsi="Calibri"/>
+                <w:b w:val="false"/>
+                <w:bCs w:val="false"/>
+                <w:color w:val="1F2933"/>
+                <w:sz w:val="17"/>
+                <w:szCs w:val="17"/>
+              </w:rPr>
+              <w:t xml:space="preserve">Vanne d'isolement</w:t>
             </w:r>
           </w:p>
         </w:tc>
         <w:tc>
           <w:tcPr>
             <w:tcW w:type="dxa" w:w="5746"/>
-            <w:shd w:fill="FDF3E7" w:val="clear"/>
-            <w:tcMar>
-              <w:top w:type="dxa" w:w="55"/>
-              <w:left w:type="dxa" w:w="90"/>
-              <w:bottom w:type="dxa" w:w="55"/>
-              <w:right w:type="dxa" w:w="90"/>
-            </w:tcMar>
-          </w:tcPr>
-          <w:p>
-            <w:pPr>
-              <w:spacing w:after="0" w:line="230"/>
-            </w:pPr>
-            <w:r>
-              <w:rPr>
-                <w:rFonts w:ascii="Calibri" w:cs="Calibri" w:eastAsia="Calibri" w:hAnsi="Calibri"/>
-                <w:b w:val="false"/>
-                <w:bCs w:val="false"/>
-                <w:color w:val="1F2933"/>
-                <w:sz w:val="17"/>
-                <w:szCs w:val="17"/>
-              </w:rPr>
-              <w:t xml:space="preserve">Emplacement et fonction à préciser</w:t>
+            <w:shd w:fill="EDF2F4" w:val="clear"/>
+            <w:tcMar>
+              <w:top w:type="dxa" w:w="55"/>
+              <w:left w:type="dxa" w:w="90"/>
+              <w:bottom w:type="dxa" w:w="55"/>
+              <w:right w:type="dxa" w:w="90"/>
+            </w:tcMar>
+          </w:tcPr>
+          <w:p>
+            <w:pPr>
+              <w:spacing w:after="0" w:line="230"/>
+            </w:pPr>
+            <w:r>
+              <w:rPr>
+                <w:rFonts w:ascii="Calibri" w:cs="Calibri" w:eastAsia="Calibri" w:hAnsi="Calibri"/>
+                <w:b w:val="false"/>
+                <w:bCs w:val="false"/>
+                <w:color w:val="1F2933"/>
+                <w:sz w:val="17"/>
+                <w:szCs w:val="17"/>
+              </w:rPr>
+              <w:t xml:space="preserve">Une seule à poser ; les autres points sont déjà équipés</w:t>
             </w:r>
           </w:p>
         </w:tc>
@@ -1209,7 +1209,7 @@
     </w:tbl>
     <w:p>
       <w:pPr>
-        <w:spacing w:after="80" w:line="240"/>
+        <w:spacing w:after="70" w:line="238"/>
       </w:pPr>
       <w:r>
         <w:rPr>
@@ -1220,7 +1220,7 @@
           <w:sz w:val="18"/>
           <w:szCs w:val="18"/>
         </w:rPr>
-        <w:t xml:space="preserve">Le S3 n'est équipé d'aucun sous-compteur</w:t>
+        <w:t xml:space="preserve">Le S2 et le S3 ne sont pas équipés</w:t>
       </w:r>
       <w:r>
         <w:rPr>
@@ -1229,7 +1229,7 @@
           <w:sz w:val="18"/>
           <w:szCs w:val="18"/>
         </w:rPr>
-        <w:t xml:space="preserve">, alors que l'écoulement constant constaté dans ses toilettes motive le projet : une fuite y serait détectée par le résidu, mais non localisée. À arbitrer.</w:t>
+        <w:t xml:space="preserve"> : leur consommation est obtenue par différence, dans le résidu. C'est le cas de l'écoulement constant du S3, à l'origine du projet — détecté, mais non localisé entre les deux zones.</w:t>
       </w:r>
     </w:p>
     <w:p>
@@ -1237,7 +1237,7 @@
         <w:pBdr>
           <w:bottom w:val="single" w:color="C3CED4" w:sz="6" w:space="2"/>
         </w:pBdr>
-        <w:spacing w:after="90" w:before="200"/>
+        <w:spacing w:after="70" w:before="150"/>
       </w:pPr>
       <w:r>
         <w:rPr>
@@ -1305,7 +1305,7 @@
     </w:p>
     <w:p>
       <w:pPr>
-        <w:spacing w:after="80" w:line="240"/>
+        <w:spacing w:after="70" w:line="238"/>
       </w:pPr>
       <w:r>
         <w:rPr>
@@ -1334,12 +1334,12 @@
           <w:sz w:val="18"/>
           <w:szCs w:val="18"/>
         </w:rPr>
-        <w:t xml:space="preserve"> : il agrège les toilettes non équipées, les usages divers non comptés et les fuites du réseau enterré. Il est donc désigné « non sous-compté » dans ChirpStack et dans les rapports. Un résidu qui ne redescend pas la nuit signale une fuite, et non un usage — c'est précisément ce que le projet doit détecter.</w:t>
+        <w:t xml:space="preserve"> : il agrège le S2 et le S3, non équipés, les usages divers non comptés et les fuites du réseau. Il est donc désigné « non sous-compté » dans ChirpStack et dans les rapports. Un résidu qui ne redescend pas la nuit signale une fuite, et non un usage — c'est précisément ce que le projet doit détecter.</w:t>
       </w:r>
     </w:p>
     <w:p>
       <w:pPr>
-        <w:spacing w:after="80" w:line="240"/>
+        <w:spacing w:after="70" w:line="238"/>
       </w:pPr>
       <w:r>
         <w:rPr>
@@ -1376,7 +1376,7 @@
         <w:pBdr>
           <w:bottom w:val="single" w:color="C3CED4" w:sz="6" w:space="2"/>
         </w:pBdr>
-        <w:spacing w:after="90" w:before="200"/>
+        <w:spacing w:after="70" w:before="150"/>
       </w:pPr>
       <w:r>
         <w:rPr>
@@ -1392,7 +1392,7 @@
     </w:p>
     <w:p>
       <w:pPr>
-        <w:spacing w:after="80" w:line="240"/>
+        <w:spacing w:after="70" w:line="238"/>
       </w:pPr>
       <w:r>
         <w:rPr>
@@ -1417,7 +1417,7 @@
     </w:p>
     <w:p>
       <w:pPr>
-        <w:spacing w:after="80" w:line="240"/>
+        <w:spacing w:after="70" w:line="238"/>
       </w:pPr>
       <w:r>
         <w:rPr>
@@ -1442,7 +1442,7 @@
     </w:p>
     <w:p>
       <w:pPr>
-        <w:spacing w:after="80" w:line="240"/>
+        <w:spacing w:after="70" w:line="238"/>
       </w:pPr>
       <w:r>
         <w:rPr>
@@ -1467,7 +1467,7 @@
     </w:p>
     <w:p>
       <w:pPr>
-        <w:spacing w:after="80" w:line="240"/>
+        <w:spacing w:after="70" w:line="238"/>
       </w:pPr>
       <w:r>
         <w:rPr>
@@ -1487,12 +1487,12 @@
           <w:sz w:val="18"/>
           <w:szCs w:val="18"/>
         </w:rPr>
-        <w:t xml:space="preserve">Toute intervention impose de vidanger l'ECAM en totalité : il n'y aura pas de second passage pour compléter une pose oubliée. Le diagnostic doit donc être exhaustif, et chaque compteur encadré de deux vannes d'isolement — sans quoi son remplacement futur imposera une nouvelle vidange générale pour un seul appareil. Le surcoût est marginal au regard d'une vidange, et la décision se prend maintenant ou jamais. L'ECAM devant faire réintervenir le plombier pour le S3, synchroniser les deux interventions est l'occasion à saisir.</w:t>
+        <w:t xml:space="preserve">Toute intervention impose de vidanger l'ECAM en totalité : pas de second passage pour compléter une pose oubliée, d'où l'exigence d'un diagnostic exhaustif. Les vannes d'isolement sont déjà en place sur les points existants ; une seule reste à poser. Relever toutefois de quel côté se trouve chaque vanne : d'un seul côté, elle ne permet pas de déposer le compteur sans vidanger la portion opposée. L'ECAM devant faire réintervenir le plombier pour le S3, synchroniser les deux interventions est l'occasion à saisir.</w:t>
       </w:r>
     </w:p>
     <w:p>
       <w:pPr>
-        <w:spacing w:after="80" w:line="240"/>
+        <w:spacing w:after="70" w:line="238"/>
       </w:pPr>
       <w:r>
         <w:rPr>
@@ -1520,7 +1520,7 @@
         <w:pBdr>
           <w:bottom w:val="single" w:color="C3CED4" w:sz="6" w:space="2"/>
         </w:pBdr>
-        <w:spacing w:after="90" w:before="200"/>
+        <w:spacing w:after="70" w:before="150"/>
       </w:pPr>
       <w:r>
         <w:rPr>
@@ -2198,7 +2198,7 @@
                 <w:sz w:val="16"/>
                 <w:szCs w:val="16"/>
               </w:rPr>
-              <w:t xml:space="preserve">Le S3 est-il inclus dans une zone comptée ?</w:t>
+              <w:t xml:space="preserve">Est-il acceptable que le S2 et le S3 ne soient pas distingués dans le résidu ?</w:t>
             </w:r>
           </w:p>
         </w:tc>
@@ -2225,7 +2225,7 @@
                 <w:sz w:val="16"/>
                 <w:szCs w:val="16"/>
               </w:rPr>
-              <w:t xml:space="preserve">Sinon sa fuite n'est détectée que par différence, sans localisation</w:t>
+              <w:t xml:space="preserve">Une fuite y est détectée, mais non localisée entre les deux zones</w:t>
             </w:r>
           </w:p>
         </w:tc>
@@ -2283,7 +2283,7 @@
                 <w:sz w:val="16"/>
                 <w:szCs w:val="16"/>
               </w:rPr>
-              <w:t xml:space="preserve">Où et pourquoi la vanne V1 ?</w:t>
+              <w:t xml:space="preserve">Quelle précision est attendue sur le résidu ?</w:t>
             </w:r>
           </w:p>
         </w:tc>
@@ -2311,7 +2311,7 @@
                 <w:sz w:val="16"/>
                 <w:szCs w:val="16"/>
               </w:rPr>
-              <w:t xml:space="preserve">Absente de nos notes de cadrage initiales</w:t>
+              <w:t xml:space="preserve">Il cumule les erreurs des cinq compteurs, alors qu'il porte la détection de fuite</w:t>
             </w:r>
           </w:p>
         </w:tc>
@@ -2322,7 +2322,7 @@
         <w:pBdr>
           <w:bottom w:val="single" w:color="C3CED4" w:sz="6" w:space="2"/>
         </w:pBdr>
-        <w:spacing w:after="90" w:before="200"/>
+        <w:spacing w:after="70" w:before="150"/>
       </w:pPr>
       <w:r>
         <w:rPr>
@@ -2461,7 +2461,7 @@
         <w:pBdr>
           <w:bottom w:val="single" w:color="C3CED4" w:sz="6" w:space="2"/>
         </w:pBdr>
-        <w:spacing w:after="90" w:before="200"/>
+        <w:spacing w:after="70" w:before="150"/>
       </w:pPr>
       <w:r>
         <w:rPr>
@@ -2477,7 +2477,7 @@
     </w:p>
     <w:p>
       <w:pPr>
-        <w:spacing w:after="80" w:line="240"/>
+        <w:spacing w:after="70" w:line="238"/>
       </w:pPr>
       <w:r>
         <w:rPr>

--- a/docs/Expression-des-besoins.docx
+++ b/docs/Expression-des-besoins.docx
@@ -79,7 +79,7 @@
           <w:sz w:val="18"/>
           <w:szCs w:val="18"/>
         </w:rPr>
-        <w:t xml:space="preserve">Mesurer et suivre la consommation d'eau de l'ECAM par zone d'usage, afin d'identifier les postes de consommation et de détecter les dérives. Les relevés sont transmis par LoRaWAN et exploités dans ChirpStack, pour la visualisation comme pour le paramétrage des nœuds.</w:t>
+        <w:t xml:space="preserve">Mesurer et suivre la consommation d'eau de l'ECAM par zone d'usage, afin d'identifier les postes de consommation et de détecter les fuites. Les relevés sont transmis par LoRaWAN et exploités dans ChirpStack.</w:t>
       </w:r>
     </w:p>
     <w:p>
@@ -548,20 +548,6 @@
     </w:tbl>
     <w:p>
       <w:pPr>
-        <w:spacing w:after="70" w:line="238"/>
-      </w:pPr>
-      <w:r>
-        <w:rPr>
-          <w:rFonts w:ascii="Calibri" w:cs="Calibri" w:eastAsia="Calibri" w:hAnsi="Calibri"/>
-          <w:color w:val="1F2933"/>
-          <w:sz w:val="18"/>
-          <w:szCs w:val="18"/>
-        </w:rPr>
-        <w:t xml:space="preserve">Trois passerelles pour cinq points de comptage autorisent de la redondance radio : la contrainte porte sur le placement, non sur la couverture.</w:t>
-      </w:r>
-    </w:p>
-    <w:p>
-      <w:pPr>
         <w:pBdr>
           <w:bottom w:val="single" w:color="C3CED4" w:sz="6" w:space="2"/>
         </w:pBdr>
@@ -1220,16 +1206,16 @@
           <w:sz w:val="18"/>
           <w:szCs w:val="18"/>
         </w:rPr>
-        <w:t xml:space="preserve">Le S2 et le S3 ne sont pas équipés</w:t>
-      </w:r>
-      <w:r>
-        <w:rPr>
-          <w:rFonts w:ascii="Calibri" w:cs="Calibri" w:eastAsia="Calibri" w:hAnsi="Calibri"/>
-          <w:color w:val="1F2933"/>
-          <w:sz w:val="18"/>
-          <w:szCs w:val="18"/>
-        </w:rPr>
-        <w:t xml:space="preserve"> : leur consommation est obtenue par différence, dans le résidu. C'est le cas de l'écoulement constant du S3, à l'origine du projet — détecté, mais non localisé entre les deux zones.</w:t>
+        <w:t xml:space="preserve">Les zones non équipées</w:t>
+      </w:r>
+      <w:r>
+        <w:rPr>
+          <w:rFonts w:ascii="Calibri" w:cs="Calibri" w:eastAsia="Calibri" w:hAnsi="Calibri"/>
+          <w:color w:val="1F2933"/>
+          <w:sz w:val="18"/>
+          <w:szCs w:val="18"/>
+        </w:rPr>
+        <w:t xml:space="preserve"> sont le S2, le S3, les toilettes de l'étage et un ou deux points d'eau supplémentaires : leur consommation est obtenue par différence, dans le résidu.</w:t>
       </w:r>
     </w:p>
     <w:p>
@@ -1334,7 +1320,7 @@
           <w:sz w:val="18"/>
           <w:szCs w:val="18"/>
         </w:rPr>
-        <w:t xml:space="preserve"> : il agrège le S2 et le S3, non équipés, les usages divers non comptés et les fuites du réseau. Il est donc désigné « non sous-compté » dans ChirpStack et dans les rapports. Un résidu qui ne redescend pas la nuit signale une fuite, et non un usage — c'est précisément ce que le projet doit détecter.</w:t>
+        <w:t xml:space="preserve"> : il agrège le S2, le S3, les toilettes de l'étage, un ou deux points d'eau supplémentaires, les usages divers non comptés et les fuites du réseau. Il est donc désigné « non sous-compté » dans ChirpStack et dans les rapports.</w:t>
       </w:r>
     </w:p>
     <w:p>
@@ -1344,21 +1330,66 @@
       <w:r>
         <w:rPr>
           <w:rFonts w:ascii="Calibri" w:cs="Calibri" w:eastAsia="Calibri" w:hAnsi="Calibri"/>
-          <w:color w:val="1F2933"/>
-          <w:sz w:val="18"/>
-          <w:szCs w:val="18"/>
-        </w:rPr>
-        <w:t xml:space="preserve">Consommation propre à l'ECAM : </w:t>
-      </w:r>
-      <w:r>
-        <w:rPr>
-          <w:rFonts w:ascii="Calibri" w:cs="Calibri" w:eastAsia="Calibri" w:hAnsi="Calibri"/>
           <w:b/>
           <w:bCs/>
           <w:color w:val="1F2933"/>
           <w:sz w:val="18"/>
           <w:szCs w:val="18"/>
         </w:rPr>
+        <w:t xml:space="preserve">Sensibilité de la détection. </w:t>
+      </w:r>
+      <w:r>
+        <w:rPr>
+          <w:rFonts w:ascii="Calibri" w:cs="Calibri" w:eastAsia="Calibri" w:hAnsi="Calibri"/>
+          <w:color w:val="1F2933"/>
+          <w:sz w:val="18"/>
+          <w:szCs w:val="18"/>
+        </w:rPr>
+        <w:t xml:space="preserve">Une fuite de 50 L/h est évidente dans un résidu qui vaut habituellement 20 L/h, mais se noie dans un résidu qui en vaut 400 : avec cinq à six zones agrégées, le total journalier ne permet plus de conclure. La parade est d'exploiter le </w:t>
+      </w:r>
+      <w:r>
+        <w:rPr>
+          <w:rFonts w:ascii="Calibri" w:cs="Calibri" w:eastAsia="Calibri" w:hAnsi="Calibri"/>
+          <w:b/>
+          <w:bCs/>
+          <w:color w:val="1F2933"/>
+          <w:sz w:val="18"/>
+          <w:szCs w:val="18"/>
+        </w:rPr>
+        <w:t xml:space="preserve">minimum nocturne</w:t>
+      </w:r>
+      <w:r>
+        <w:rPr>
+          <w:rFonts w:ascii="Calibri" w:cs="Calibri" w:eastAsia="Calibri" w:hAnsi="Calibri"/>
+          <w:color w:val="1F2933"/>
+          <w:sz w:val="18"/>
+          <w:szCs w:val="18"/>
+        </w:rPr>
+        <w:t xml:space="preserve"> : la nuit, ces zones sont inoccupées et leur consommation légitime doit tomber quasiment à zéro, donc un plancher nocturne qui ne descend pas signale une fuite quel que soit le nombre de zones. C'est ce qui justifie le relevé au pas horaire. Contrepartie assumée : le système détecte, un humain localise.</w:t>
+      </w:r>
+    </w:p>
+    <w:p>
+      <w:pPr>
+        <w:spacing w:after="70" w:line="238"/>
+      </w:pPr>
+      <w:r>
+        <w:rPr>
+          <w:rFonts w:ascii="Calibri" w:cs="Calibri" w:eastAsia="Calibri" w:hAnsi="Calibri"/>
+          <w:color w:val="1F2933"/>
+          <w:sz w:val="18"/>
+          <w:szCs w:val="18"/>
+        </w:rPr>
+        <w:t xml:space="preserve">Consommation propre à l'ECAM : </w:t>
+      </w:r>
+      <w:r>
+        <w:rPr>
+          <w:rFonts w:ascii="Calibri" w:cs="Calibri" w:eastAsia="Calibri" w:hAnsi="Calibri"/>
+          <w:b/>
+          <w:bCs/>
+          <w:color w:val="1F2933"/>
+          <w:sz w:val="18"/>
+          <w:szCs w:val="18"/>
+        </w:rPr>
         <w:t xml:space="preserve">ECAM = SC5 − entreprise tierce</w:t>
       </w:r>
       <w:r>
@@ -1368,7 +1399,7 @@
           <w:sz w:val="18"/>
           <w:szCs w:val="18"/>
         </w:rPr>
-        <w:t xml:space="preserve">. Plutôt que de soustraire cette consommation, qu'il faudrait connaître, poser le compteur en aval de la dérivation de sorte qu'il ne voie que l'ECAM : la soustraction disparaît. À défaut, un sixième compteur est nécessaire.</w:t>
+        <w:t xml:space="preserve">. Plutôt que de soustraire cette consommation, poser le compteur en aval de la dérivation de sorte qu'il ne voie que l'ECAM : la soustraction disparaît.</w:t>
       </w:r>
     </w:p>
     <w:p>
@@ -1412,7 +1443,7 @@
           <w:sz w:val="18"/>
           <w:szCs w:val="18"/>
         </w:rPr>
-        <w:t xml:space="preserve">Positionner les trois passerelles de sorte que les cinq sous-compteurs remontent leurs données de façon fiable ; produire le schéma de propagation. Raccordement réseau : le WiFi de l'ECAM pour l'exploitation, le partage de connexion téléphonique pour la seule campagne de mesures. Une passerelle en exploitation devant rester connectée en permanence, la demande d'accès est à déposer dès septembre ; un refus imposerait du filaire ou de la 4G, à budgéter.</w:t>
+        <w:t xml:space="preserve">Positionner les trois passerelles de sorte que les cinq sous-compteurs remontent de façon fiable ; produire le schéma de propagation. Raccordement : le WiFi de l'ECAM pour l'exploitation, le partage de connexion téléphonique pour la seule campagne de mesures. Une passerelle en exploitation devant rester connectée en permanence, la demande d'accès est à déposer dès septembre ; un refus imposerait du filaire ou de la 4G.</w:t>
       </w:r>
     </w:p>
     <w:p>
@@ -1462,7 +1493,7 @@
           <w:sz w:val="18"/>
           <w:szCs w:val="18"/>
         </w:rPr>
-        <w:t xml:space="preserve">Décidé : l'ECAM achète le matériel, le plombier réalise la pose ; le devis demandé porte sur la seule intervention, que des fonds DAISI peuvent contribuer à financer. La spécification des compteurs nous incombe donc : compatibilité avec les diamètres relevés, avec les longueurs droites disponibles et avec les nœuds LoRaWAN. La sortie impulsion doit figurer explicitement à la commande — un compteur d'eau standard n'en comporte pas, et sans elle rien ne remonte.</w:t>
+        <w:t xml:space="preserve">Décidé : l'ECAM achète le matériel, le plombier pose ; le devis porte sur la seule intervention, que des fonds DAISI peuvent financer. La spécification des compteurs nous incombe donc : diamètres relevés, longueurs droites disponibles, compatibilité avec les nœuds LoRaWAN. La sortie impulsion doit figurer explicitement à la commande — un compteur standard n'en comporte pas, et sans elle rien ne remonte.</w:t>
       </w:r>
     </w:p>
     <w:p>
@@ -2198,7 +2229,7 @@
                 <w:sz w:val="16"/>
                 <w:szCs w:val="16"/>
               </w:rPr>
-              <w:t xml:space="preserve">Est-il acceptable que le S2 et le S3 ne soient pas distingués dans le résidu ?</w:t>
+              <w:t xml:space="preserve">Le suivi du minimum nocturne est-il retenu comme méthode de détection ?</w:t>
             </w:r>
           </w:p>
         </w:tc>
@@ -2225,7 +2256,7 @@
                 <w:sz w:val="16"/>
                 <w:szCs w:val="16"/>
               </w:rPr>
-              <w:t xml:space="preserve">Une fuite y est détectée, mais non localisée entre les deux zones</w:t>
+              <w:t xml:space="preserve">Seule méthode restant sensible malgré l'agrégation de cinq à six zones</w:t>
             </w:r>
           </w:p>
         </w:tc>

--- a/docs/Expression-des-besoins.docx
+++ b/docs/Expression-des-besoins.docx
@@ -70,7 +70,7 @@
     </w:p>
     <w:p>
       <w:pPr>
-        <w:spacing w:after="70" w:line="238"/>
+        <w:spacing w:after="66" w:line="226"/>
       </w:pPr>
       <w:r>
         <w:rPr>
@@ -567,7 +567,7 @@
     </w:p>
     <w:p>
       <w:pPr>
-        <w:spacing w:after="70" w:line="238"/>
+        <w:spacing w:after="66" w:line="226"/>
       </w:pPr>
       <w:r>
         <w:rPr>
@@ -990,7 +990,7 @@
                 <w:sz w:val="17"/>
                 <w:szCs w:val="17"/>
               </w:rPr>
-              <w:t xml:space="preserve">Maupertuis (= S1)</w:t>
+              <w:t xml:space="preserve">S1 / Maupertuis</w:t>
             </w:r>
           </w:p>
         </w:tc>
@@ -1018,7 +1018,7 @@
                 <w:sz w:val="17"/>
                 <w:szCs w:val="17"/>
               </w:rPr>
-              <w:t xml:space="preserve">Comporte la dérivation d'une entreprise tierce</w:t>
+              <w:t xml:space="preserve">Maupertuis est en série derrière le S1 et partage sa vanne de coupure</w:t>
             </w:r>
           </w:p>
         </w:tc>
@@ -1159,7 +1159,7 @@
                 <w:sz w:val="17"/>
                 <w:szCs w:val="17"/>
               </w:rPr>
-              <w:t xml:space="preserve">Vanne d'isolement</w:t>
+              <w:t xml:space="preserve">Vanne d'isolement du S4</w:t>
             </w:r>
           </w:p>
         </w:tc>
@@ -1187,7 +1187,7 @@
                 <w:sz w:val="17"/>
                 <w:szCs w:val="17"/>
               </w:rPr>
-              <w:t xml:space="preserve">Une seule à poser ; les autres points sont déjà équipés</w:t>
+              <w:t xml:space="preserve">Aucune vanne n'isole le S4 aujourd'hui : c'est celle-là qu'il s'agit d'ajouter</w:t>
             </w:r>
           </w:p>
         </w:tc>
@@ -1195,7 +1195,7 @@
     </w:tbl>
     <w:p>
       <w:pPr>
-        <w:spacing w:after="70" w:line="238"/>
+        <w:spacing w:after="66" w:line="226"/>
       </w:pPr>
       <w:r>
         <w:rPr>
@@ -1291,7 +1291,7 @@
     </w:p>
     <w:p>
       <w:pPr>
-        <w:spacing w:after="70" w:line="238"/>
+        <w:spacing w:after="66" w:line="226"/>
       </w:pPr>
       <w:r>
         <w:rPr>
@@ -1325,7 +1325,7 @@
     </w:p>
     <w:p>
       <w:pPr>
-        <w:spacing w:after="70" w:line="238"/>
+        <w:spacing w:after="66" w:line="226"/>
       </w:pPr>
       <w:r>
         <w:rPr>
@@ -1345,7 +1345,7 @@
           <w:sz w:val="18"/>
           <w:szCs w:val="18"/>
         </w:rPr>
-        <w:t xml:space="preserve">Une fuite de 50 L/h est évidente dans un résidu qui vaut habituellement 20 L/h, mais se noie dans un résidu qui en vaut 400 : avec cinq à six zones agrégées, le total journalier ne permet plus de conclure. La parade est d'exploiter le </w:t>
+        <w:t xml:space="preserve">Avec cinq à six zones agrégées, le total journalier ne permet plus de conclure : une fuite de 50 L/h se noie dans un résidu qui en vaut 400. La parade est d'exploiter le </w:t>
       </w:r>
       <w:r>
         <w:rPr>
@@ -1365,22 +1365,13 @@
           <w:sz w:val="18"/>
           <w:szCs w:val="18"/>
         </w:rPr>
-        <w:t xml:space="preserve"> : la nuit, ces zones sont inoccupées et leur consommation légitime doit tomber quasiment à zéro, donc un plancher nocturne qui ne descend pas signale une fuite quel que soit le nombre de zones. C'est ce qui justifie le relevé au pas horaire. Contrepartie assumée : le système détecte, un humain localise.</w:t>
+        <w:t xml:space="preserve"> : ces zones étant inoccupées la nuit, un plancher nocturne qui ne descend pas signale une fuite quel que soit le nombre de zones agrégées. C'est ce qui justifie le relevé au pas horaire. Contrepartie assumée : le système détecte, un humain localise.</w:t>
       </w:r>
     </w:p>
     <w:p>
       <w:pPr>
-        <w:spacing w:after="70" w:line="238"/>
-      </w:pPr>
-      <w:r>
-        <w:rPr>
-          <w:rFonts w:ascii="Calibri" w:cs="Calibri" w:eastAsia="Calibri" w:hAnsi="Calibri"/>
-          <w:color w:val="1F2933"/>
-          <w:sz w:val="18"/>
-          <w:szCs w:val="18"/>
-        </w:rPr>
-        <w:t xml:space="preserve">Consommation propre à l'ECAM : </w:t>
-      </w:r>
+        <w:spacing w:after="66" w:line="226"/>
+      </w:pPr>
       <w:r>
         <w:rPr>
           <w:rFonts w:ascii="Calibri" w:cs="Calibri" w:eastAsia="Calibri" w:hAnsi="Calibri"/>
@@ -1390,16 +1381,36 @@
           <w:sz w:val="18"/>
           <w:szCs w:val="18"/>
         </w:rPr>
-        <w:t xml:space="preserve">ECAM = SC5 − entreprise tierce</w:t>
-      </w:r>
-      <w:r>
-        <w:rPr>
-          <w:rFonts w:ascii="Calibri" w:cs="Calibri" w:eastAsia="Calibri" w:hAnsi="Calibri"/>
-          <w:color w:val="1F2933"/>
-          <w:sz w:val="18"/>
-          <w:szCs w:val="18"/>
-        </w:rPr>
-        <w:t xml:space="preserve">. Plutôt que de soustraire cette consommation, poser le compteur en aval de la dérivation de sorte qu'il ne voie que l'ECAM : la soustraction disparaît.</w:t>
+        <w:t xml:space="preserve">Position du compteur SC4. </w:t>
+      </w:r>
+      <w:r>
+        <w:rPr>
+          <w:rFonts w:ascii="Calibri" w:cs="Calibri" w:eastAsia="Calibri" w:hAnsi="Calibri"/>
+          <w:color w:val="1F2933"/>
+          <w:sz w:val="18"/>
+          <w:szCs w:val="18"/>
+        </w:rPr>
+        <w:t xml:space="preserve">Maupertuis étant alimenté via le S1, poser SC4 </w:t>
+      </w:r>
+      <w:r>
+        <w:rPr>
+          <w:rFonts w:ascii="Calibri" w:cs="Calibri" w:eastAsia="Calibri" w:hAnsi="Calibri"/>
+          <w:b/>
+          <w:bCs/>
+          <w:color w:val="1F2933"/>
+          <w:sz w:val="18"/>
+          <w:szCs w:val="18"/>
+        </w:rPr>
+        <w:t xml:space="preserve">en amont de la dérivation Maupertuis</w:t>
+      </w:r>
+      <w:r>
+        <w:rPr>
+          <w:rFonts w:ascii="Calibri" w:cs="Calibri" w:eastAsia="Calibri" w:hAnsi="Calibri"/>
+          <w:color w:val="1F2933"/>
+          <w:sz w:val="18"/>
+          <w:szCs w:val="18"/>
+        </w:rPr>
+        <w:t xml:space="preserve">, de sorte qu'il mesure S1 et Maupertuis ensemble : le résidu reste exempt de toute consommation qu'on ne maîtrise pas. Posé en aval, il laisserait un tiers le polluer. Contrepartie : S1 et Maupertuis ne sont plus distingués.</w:t>
       </w:r>
     </w:p>
     <w:p>
@@ -1423,7 +1434,7 @@
     </w:p>
     <w:p>
       <w:pPr>
-        <w:spacing w:after="70" w:line="238"/>
+        <w:spacing w:after="66" w:line="226"/>
       </w:pPr>
       <w:r>
         <w:rPr>
@@ -1448,7 +1459,7 @@
     </w:p>
     <w:p>
       <w:pPr>
-        <w:spacing w:after="70" w:line="238"/>
+        <w:spacing w:after="66" w:line="226"/>
       </w:pPr>
       <w:r>
         <w:rPr>
@@ -1468,12 +1479,12 @@
           <w:sz w:val="18"/>
           <w:szCs w:val="18"/>
         </w:rPr>
-        <w:t xml:space="preserve">Relever à chaque point le diamètre nominal, le type de raccord et la longueur droite disponible en amont et en aval, sans laquelle le compteur sort de sa classe de précision. Viser une classe R160 ou meilleure là où une détection de fuite est attendue : un compteur surdimensionné ne voit pas les petits débits, où se lisent les fuites.</w:t>
+        <w:t xml:space="preserve">Relever à chaque point le diamètre nominal, le type de raccord et la longueur droite disponible en amont et en aval, sans laquelle le compteur sort de sa classe de précision. Viser une classe R160 ou meilleure : un compteur surdimensionné ne voit pas les petits débits, où se lisent les fuites.</w:t>
       </w:r>
     </w:p>
     <w:p>
       <w:pPr>
-        <w:spacing w:after="70" w:line="238"/>
+        <w:spacing w:after="66" w:line="226"/>
       </w:pPr>
       <w:r>
         <w:rPr>
@@ -1498,7 +1509,7 @@
     </w:p>
     <w:p>
       <w:pPr>
-        <w:spacing w:after="70" w:line="238"/>
+        <w:spacing w:after="66" w:line="226"/>
       </w:pPr>
       <w:r>
         <w:rPr>
@@ -1523,7 +1534,7 @@
     </w:p>
     <w:p>
       <w:pPr>
-        <w:spacing w:after="70" w:line="238"/>
+        <w:spacing w:after="66" w:line="226"/>
       </w:pPr>
       <w:r>
         <w:rPr>
@@ -2508,16 +2519,16 @@
     </w:p>
     <w:p>
       <w:pPr>
-        <w:spacing w:after="70" w:line="238"/>
-      </w:pPr>
-      <w:r>
-        <w:rPr>
-          <w:rFonts w:ascii="Calibri" w:cs="Calibri" w:eastAsia="Calibri" w:hAnsi="Calibri"/>
-          <w:color w:val="1F2933"/>
-          <w:sz w:val="18"/>
-          <w:szCs w:val="18"/>
-        </w:rPr>
-        <w:t xml:space="preserve">Ce document restitue le cadrage des encadrants et le mail du 14/09. Les points signalés en section 3 et les questions de la section 6 sont soumis à validation.</w:t>
+        <w:spacing w:after="66" w:line="226"/>
+      </w:pPr>
+      <w:r>
+        <w:rPr>
+          <w:rFonts w:ascii="Calibri" w:cs="Calibri" w:eastAsia="Calibri" w:hAnsi="Calibri"/>
+          <w:color w:val="1F2933"/>
+          <w:sz w:val="18"/>
+          <w:szCs w:val="18"/>
+        </w:rPr>
+        <w:t xml:space="preserve">Les points signalés en section 3 et les questions de la section 6 sont soumis à validation.</w:t>
       </w:r>
     </w:p>
     <w:tbl>

--- a/docs/Expression-des-besoins.docx
+++ b/docs/Expression-des-besoins.docx
@@ -343,7 +343,7 @@
                 <w:sz w:val="17"/>
                 <w:szCs w:val="17"/>
               </w:rPr>
-              <w:t xml:space="preserve">5</w:t>
+              <w:t xml:space="preserve">4</w:t>
             </w:r>
           </w:p>
         </w:tc>
@@ -371,7 +371,7 @@
                 <w:sz w:val="17"/>
                 <w:szCs w:val="17"/>
               </w:rPr>
-              <w:t xml:space="preserve">À acheter</w:t>
+              <w:t xml:space="preserve">À acheter ; arrivée générale non prévue</w:t>
             </w:r>
           </w:p>
         </w:tc>
@@ -1027,6 +1027,7 @@
         <w:tc>
           <w:tcPr>
             <w:tcW w:type="dxa" w:w="900"/>
+            <w:shd w:fill="FDF3E7" w:val="clear"/>
             <w:tcMar>
               <w:top w:type="dxa" w:w="55"/>
               <w:left w:type="dxa" w:w="90"/>
@@ -1054,6 +1055,7 @@
         <w:tc>
           <w:tcPr>
             <w:tcW w:type="dxa" w:w="3100"/>
+            <w:shd w:fill="FDF3E7" w:val="clear"/>
             <w:tcMar>
               <w:top w:type="dxa" w:w="55"/>
               <w:left w:type="dxa" w:w="90"/>
@@ -1081,27 +1083,28 @@
         <w:tc>
           <w:tcPr>
             <w:tcW w:type="dxa" w:w="5746"/>
-            <w:tcMar>
-              <w:top w:type="dxa" w:w="55"/>
-              <w:left w:type="dxa" w:w="90"/>
-              <w:bottom w:type="dxa" w:w="55"/>
-              <w:right w:type="dxa" w:w="90"/>
-            </w:tcMar>
-          </w:tcPr>
-          <w:p>
-            <w:pPr>
-              <w:spacing w:after="0" w:line="230"/>
-            </w:pPr>
-            <w:r>
-              <w:rPr>
-                <w:rFonts w:ascii="Calibri" w:cs="Calibri" w:eastAsia="Calibri" w:hAnsi="Calibri"/>
-                <w:b w:val="false"/>
-                <w:bCs w:val="false"/>
-                <w:color w:val="1F2933"/>
-                <w:sz w:val="17"/>
-                <w:szCs w:val="17"/>
-              </w:rPr>
-              <w:t xml:space="preserve">Index total télérelevé</w:t>
+            <w:shd w:fill="FDF3E7" w:val="clear"/>
+            <w:tcMar>
+              <w:top w:type="dxa" w:w="55"/>
+              <w:left w:type="dxa" w:w="90"/>
+              <w:bottom w:type="dxa" w:w="55"/>
+              <w:right w:type="dxa" w:w="90"/>
+            </w:tcMar>
+          </w:tcPr>
+          <w:p>
+            <w:pPr>
+              <w:spacing w:after="0" w:line="230"/>
+            </w:pPr>
+            <w:r>
+              <w:rPr>
+                <w:rFonts w:ascii="Calibri" w:cs="Calibri" w:eastAsia="Calibri" w:hAnsi="Calibri"/>
+                <w:b w:val="false"/>
+                <w:bCs w:val="false"/>
+                <w:color w:val="1F2933"/>
+                <w:sz w:val="17"/>
+                <w:szCs w:val="17"/>
+              </w:rPr>
+              <w:t xml:space="preserve">NON INSTALLÉE À CE JOUR — sans elle, le résidu n'est pas calculable</w:t>
             </w:r>
           </w:p>
         </w:tc>
@@ -1336,16 +1339,16 @@
           <w:sz w:val="18"/>
           <w:szCs w:val="18"/>
         </w:rPr>
-        <w:t xml:space="preserve">Sensibilité de la détection. </w:t>
-      </w:r>
-      <w:r>
-        <w:rPr>
-          <w:rFonts w:ascii="Calibri" w:cs="Calibri" w:eastAsia="Calibri" w:hAnsi="Calibri"/>
-          <w:color w:val="1F2933"/>
-          <w:sz w:val="18"/>
-          <w:szCs w:val="18"/>
-        </w:rPr>
-        <w:t xml:space="preserve">Avec cinq à six zones agrégées, le total journalier ne permet plus de conclure : une fuite de 50 L/h se noie dans un résidu qui en vaut 400. La parade est d'exploiter le </w:t>
+        <w:t xml:space="preserve">Sans compteur sur l'arrivée générale, ce résidu n'existe pas. </w:t>
+      </w:r>
+      <w:r>
+        <w:rPr>
+          <w:rFonts w:ascii="Calibri" w:cs="Calibri" w:eastAsia="Calibri" w:hAnsi="Calibri"/>
+          <w:color w:val="1F2933"/>
+          <w:sz w:val="18"/>
+          <w:szCs w:val="18"/>
+        </w:rPr>
+        <w:t xml:space="preserve">La formule n'a alors pas de premier terme. Restent possibles le suivi horaire des quatre zones comptées et le recoupement d'un total mensuel avec la facture ; devient impossible la détection d'une fuite dans le S2, le S3, l'étage ou les autres points non comptés — donc </w:t>
       </w:r>
       <w:r>
         <w:rPr>
@@ -1356,16 +1359,16 @@
           <w:sz w:val="18"/>
           <w:szCs w:val="18"/>
         </w:rPr>
-        <w:t xml:space="preserve">minimum nocturne</w:t>
-      </w:r>
-      <w:r>
-        <w:rPr>
-          <w:rFonts w:ascii="Calibri" w:cs="Calibri" w:eastAsia="Calibri" w:hAnsi="Calibri"/>
-          <w:color w:val="1F2933"/>
-          <w:sz w:val="18"/>
-          <w:szCs w:val="18"/>
-        </w:rPr>
-        <w:t xml:space="preserve"> : ces zones étant inoccupées la nuit, un plancher nocturne qui ne descend pas signale une fuite quel que soit le nombre de zones agrégées. C'est ce qui justifie le relevé au pas horaire. Contrepartie assumée : le système détecte, un humain localise.</w:t>
+        <w:t xml:space="preserve">l'écoulement constant du S3, à l'origine du projet, resterait indétectable automatiquement</w:t>
+      </w:r>
+      <w:r>
+        <w:rPr>
+          <w:rFonts w:ascii="Calibri" w:cs="Calibri" w:eastAsia="Calibri" w:hAnsi="Calibri"/>
+          <w:color w:val="1F2933"/>
+          <w:sz w:val="18"/>
+          <w:szCs w:val="18"/>
+        </w:rPr>
+        <w:t xml:space="preserve">. Équiper l'arrivée générale conditionne la moitié de l'objectif ; à défaut, il faut l'assumer dans les critères de réussite.</w:t>
       </w:r>
     </w:p>
     <w:p>
@@ -1381,16 +1384,16 @@
           <w:sz w:val="18"/>
           <w:szCs w:val="18"/>
         </w:rPr>
-        <w:t xml:space="preserve">Position du compteur SC4. </w:t>
-      </w:r>
-      <w:r>
-        <w:rPr>
-          <w:rFonts w:ascii="Calibri" w:cs="Calibri" w:eastAsia="Calibri" w:hAnsi="Calibri"/>
-          <w:color w:val="1F2933"/>
-          <w:sz w:val="18"/>
-          <w:szCs w:val="18"/>
-        </w:rPr>
-        <w:t xml:space="preserve">Maupertuis étant alimenté via le S1, poser SC4 </w:t>
+        <w:t xml:space="preserve">Méthode de détection. </w:t>
+      </w:r>
+      <w:r>
+        <w:rPr>
+          <w:rFonts w:ascii="Calibri" w:cs="Calibri" w:eastAsia="Calibri" w:hAnsi="Calibri"/>
+          <w:color w:val="1F2933"/>
+          <w:sz w:val="18"/>
+          <w:szCs w:val="18"/>
+        </w:rPr>
+        <w:t xml:space="preserve">Sur un résidu agrégeant cinq à six zones, le total journalier ne permet pas de conclure : la détection repose sur le </w:t>
       </w:r>
       <w:r>
         <w:rPr>
@@ -1401,6 +1404,51 @@
           <w:sz w:val="18"/>
           <w:szCs w:val="18"/>
         </w:rPr>
+        <w:t xml:space="preserve">minimum nocturne</w:t>
+      </w:r>
+      <w:r>
+        <w:rPr>
+          <w:rFonts w:ascii="Calibri" w:cs="Calibri" w:eastAsia="Calibri" w:hAnsi="Calibri"/>
+          <w:color w:val="1F2933"/>
+          <w:sz w:val="18"/>
+          <w:szCs w:val="18"/>
+        </w:rPr>
+        <w:t xml:space="preserve">, ces zones étant inoccupées la nuit. C'est ce qui justifie le pas horaire. Le système détecte, un humain localise.</w:t>
+      </w:r>
+    </w:p>
+    <w:p>
+      <w:pPr>
+        <w:spacing w:after="66" w:line="226"/>
+      </w:pPr>
+      <w:r>
+        <w:rPr>
+          <w:rFonts w:ascii="Calibri" w:cs="Calibri" w:eastAsia="Calibri" w:hAnsi="Calibri"/>
+          <w:b/>
+          <w:bCs/>
+          <w:color w:val="1F2933"/>
+          <w:sz w:val="18"/>
+          <w:szCs w:val="18"/>
+        </w:rPr>
+        <w:t xml:space="preserve">Position du compteur SC4. </w:t>
+      </w:r>
+      <w:r>
+        <w:rPr>
+          <w:rFonts w:ascii="Calibri" w:cs="Calibri" w:eastAsia="Calibri" w:hAnsi="Calibri"/>
+          <w:color w:val="1F2933"/>
+          <w:sz w:val="18"/>
+          <w:szCs w:val="18"/>
+        </w:rPr>
+        <w:t xml:space="preserve">Maupertuis étant alimenté via le S1, poser SC4 </w:t>
+      </w:r>
+      <w:r>
+        <w:rPr>
+          <w:rFonts w:ascii="Calibri" w:cs="Calibri" w:eastAsia="Calibri" w:hAnsi="Calibri"/>
+          <w:b/>
+          <w:bCs/>
+          <w:color w:val="1F2933"/>
+          <w:sz w:val="18"/>
+          <w:szCs w:val="18"/>
+        </w:rPr>
         <w:t xml:space="preserve">en amont de la dérivation Maupertuis</w:t>
       </w:r>
       <w:r>
@@ -1410,7 +1458,7 @@
           <w:sz w:val="18"/>
           <w:szCs w:val="18"/>
         </w:rPr>
-        <w:t xml:space="preserve">, de sorte qu'il mesure S1 et Maupertuis ensemble : le résidu reste exempt de toute consommation qu'on ne maîtrise pas. Posé en aval, il laisserait un tiers le polluer. Contrepartie : S1 et Maupertuis ne sont plus distingués.</w:t>
+        <w:t xml:space="preserve"> : le résidu reste ainsi exempt de la consommation d'un tiers, au prix de ne plus distinguer S1 de Maupertuis.</w:t>
       </w:r>
     </w:p>
     <w:p>
@@ -1454,7 +1502,7 @@
           <w:sz w:val="18"/>
           <w:szCs w:val="18"/>
         </w:rPr>
-        <w:t xml:space="preserve">Positionner les trois passerelles de sorte que les cinq sous-compteurs remontent de façon fiable ; produire le schéma de propagation. Raccordement : le WiFi de l'ECAM pour l'exploitation, le partage de connexion téléphonique pour la seule campagne de mesures. Une passerelle en exploitation devant rester connectée en permanence, la demande d'accès est à déposer dès septembre ; un refus imposerait du filaire ou de la 4G.</w:t>
+        <w:t xml:space="preserve">Positionner les trois passerelles de sorte que les sous-compteurs remontent de façon fiable ; produire le schéma de propagation. Raccordement : le WiFi de l'ECAM en exploitation, le partage de connexion téléphonique pour la seule campagne de mesures — la demande d'accès est donc à déposer dès septembre.</w:t>
       </w:r>
     </w:p>
     <w:p>
@@ -1479,7 +1527,7 @@
           <w:sz w:val="18"/>
           <w:szCs w:val="18"/>
         </w:rPr>
-        <w:t xml:space="preserve">Relever à chaque point le diamètre nominal, le type de raccord et la longueur droite disponible en amont et en aval, sans laquelle le compteur sort de sa classe de précision. Viser une classe R160 ou meilleure : un compteur surdimensionné ne voit pas les petits débits, où se lisent les fuites.</w:t>
+        <w:t xml:space="preserve">Relever le diamètre nominal, le type de raccord et la longueur droite disponible de part et d'autre, sans laquelle le compteur sort de sa classe de précision. Viser une classe R160 ou meilleure : un compteur surdimensionné ne voit pas les petits débits, où se lisent les fuites.</w:t>
       </w:r>
     </w:p>
     <w:p>
@@ -1504,7 +1552,7 @@
           <w:sz w:val="18"/>
           <w:szCs w:val="18"/>
         </w:rPr>
-        <w:t xml:space="preserve">Décidé : l'ECAM achète le matériel, le plombier pose ; le devis porte sur la seule intervention, que des fonds DAISI peuvent financer. La spécification des compteurs nous incombe donc : diamètres relevés, longueurs droites disponibles, compatibilité avec les nœuds LoRaWAN. La sortie impulsion doit figurer explicitement à la commande — un compteur standard n'en comporte pas, et sans elle rien ne remonte.</w:t>
+        <w:t xml:space="preserve">Décidé : l'ECAM achète le matériel, le plombier pose ; des fonds DAISI peuvent financer l'intervention. La spécification des compteurs nous incombe donc. La sortie impulsion doit figurer explicitement à la commande — un compteur standard n'en comporte pas, et sans elle rien ne remonte.</w:t>
       </w:r>
     </w:p>
     <w:p>
@@ -1529,7 +1577,7 @@
           <w:sz w:val="18"/>
           <w:szCs w:val="18"/>
         </w:rPr>
-        <w:t xml:space="preserve">Toute intervention impose de vidanger l'ECAM en totalité : pas de second passage pour compléter une pose oubliée, d'où l'exigence d'un diagnostic exhaustif. Les vannes d'isolement sont déjà en place sur les points existants ; une seule reste à poser. Relever toutefois de quel côté se trouve chaque vanne : d'un seul côté, elle ne permet pas de déposer le compteur sans vidanger la portion opposée. L'ECAM devant faire réintervenir le plombier pour le S3, synchroniser les deux interventions est l'occasion à saisir.</w:t>
+        <w:t xml:space="preserve">Toute intervention impose de vidanger l'ECAM en totalité : pas de second passage pour compléter une pose oubliée, d'où l'exigence d'un diagnostic exhaustif. Les vannes d'isolement sont déjà en place sur les points existants ; seule celle du S4 reste à poser. L'ECAM devant faire réintervenir le plombier pour le S3, synchroniser les deux interventions est l'occasion à saisir.</w:t>
       </w:r>
     </w:p>
     <w:p>
@@ -1733,7 +1781,7 @@
                 <w:sz w:val="16"/>
                 <w:szCs w:val="16"/>
               </w:rPr>
-              <w:t xml:space="preserve">Disposons-nous déjà de nœuds compteurs d'impulsions, ou seulement des passerelles ?</w:t>
+              <w:t xml:space="preserve">Disposons-nous de nœuds compteurs d'impulsions ?</w:t>
             </w:r>
           </w:p>
         </w:tc>
@@ -1818,7 +1866,7 @@
                 <w:sz w:val="16"/>
                 <w:szCs w:val="16"/>
               </w:rPr>
-              <w:t xml:space="preserve">Le compteur de Maupertuis peut-il être posé en aval de la dérivation de l'entreprise tierce ?</w:t>
+              <w:t xml:space="preserve">SC4 est-il posé en amont de la dérivation Maupertuis ?</w:t>
             </w:r>
           </w:p>
         </w:tc>
@@ -1846,7 +1894,7 @@
                 <w:sz w:val="16"/>
                 <w:szCs w:val="16"/>
               </w:rPr>
-              <w:t xml:space="preserve">Détermine la nécessité d'un sixième compteur, donc le budget</w:t>
+              <w:t xml:space="preserve">Seule position qui garde le résidu exempt de la consommation d'un tiers</w:t>
             </w:r>
           </w:p>
         </w:tc>
@@ -1902,7 +1950,7 @@
                 <w:sz w:val="16"/>
                 <w:szCs w:val="16"/>
               </w:rPr>
-              <w:t xml:space="preserve">SC5 remplace-t-il le compteur du distributeur, ou s'y ajoute-t-il ?</w:t>
+              <w:t xml:space="preserve">L'arrivée générale sera-t-elle équipée, dans cette intervention ?</w:t>
             </w:r>
           </w:p>
         </w:tc>
@@ -1929,7 +1977,7 @@
                 <w:sz w:val="16"/>
                 <w:szCs w:val="16"/>
               </w:rPr>
-              <w:t xml:space="preserve">Conditionne le recoupement des index avec la facture d'eau</w:t>
+              <w:t xml:space="preserve">Sans elle, aucune fuite n'est détectable dans les zones non comptées, dont le S3</w:t>
             </w:r>
           </w:p>
         </w:tc>
@@ -1987,7 +2035,7 @@
                 <w:sz w:val="16"/>
                 <w:szCs w:val="16"/>
               </w:rPr>
-              <w:t xml:space="preserve">La demande d'accès WiFi au service informatique est-elle déposée ?</w:t>
+              <w:t xml:space="preserve">La demande d'accès WiFi est-elle déposée ?</w:t>
             </w:r>
           </w:p>
         </w:tc>
@@ -2071,7 +2119,7 @@
                 <w:sz w:val="16"/>
                 <w:szCs w:val="16"/>
               </w:rPr>
-              <w:t xml:space="preserve">Qui passe commande, sur quel budget, avec quel délai de validation ?</w:t>
+              <w:t xml:space="preserve">Qui commande, sur quel budget et dans quel délai ?</w:t>
             </w:r>
           </w:p>
         </w:tc>
@@ -2098,7 +2146,7 @@
                 <w:sz w:val="16"/>
                 <w:szCs w:val="16"/>
               </w:rPr>
-              <w:t xml:space="preserve">Des fonds DAISI existent ; le circuit d'achat conditionne le délai de livraison</w:t>
+              <w:t xml:space="preserve">Des fonds DAISI existent ; le circuit d'achat conditionne la livraison</w:t>
             </w:r>
           </w:p>
         </w:tc>
@@ -2353,7 +2401,90 @@
                 <w:sz w:val="16"/>
                 <w:szCs w:val="16"/>
               </w:rPr>
-              <w:t xml:space="preserve">Il cumule les erreurs des cinq compteurs, alors qu'il porte la détection de fuite</w:t>
+              <w:t xml:space="preserve">Il cumule les erreurs de tous les compteurs</w:t>
+            </w:r>
+          </w:p>
+        </w:tc>
+      </w:tr>
+      <w:tr>
+        <w:tc>
+          <w:tcPr>
+            <w:tcW w:type="dxa" w:w="620"/>
+            <w:tcMar>
+              <w:top w:type="dxa" w:w="55"/>
+              <w:left w:type="dxa" w:w="90"/>
+              <w:bottom w:type="dxa" w:w="55"/>
+              <w:right w:type="dxa" w:w="90"/>
+            </w:tcMar>
+          </w:tcPr>
+          <w:p>
+            <w:pPr>
+              <w:spacing w:after="0" w:line="230"/>
+            </w:pPr>
+            <w:r>
+              <w:rPr>
+                <w:rFonts w:ascii="Calibri" w:cs="Calibri" w:eastAsia="Calibri" w:hAnsi="Calibri"/>
+                <w:b/>
+                <w:bCs/>
+                <w:color w:val="1F2933"/>
+                <w:sz w:val="16"/>
+                <w:szCs w:val="16"/>
+              </w:rPr>
+              <w:t xml:space="preserve">Q9</w:t>
+            </w:r>
+          </w:p>
+        </w:tc>
+        <w:tc>
+          <w:tcPr>
+            <w:tcW w:type="dxa" w:w="4680"/>
+            <w:tcMar>
+              <w:top w:type="dxa" w:w="55"/>
+              <w:left w:type="dxa" w:w="90"/>
+              <w:bottom w:type="dxa" w:w="55"/>
+              <w:right w:type="dxa" w:w="90"/>
+            </w:tcMar>
+          </w:tcPr>
+          <w:p>
+            <w:pPr>
+              <w:spacing w:after="0" w:line="230"/>
+            </w:pPr>
+            <w:r>
+              <w:rPr>
+                <w:rFonts w:ascii="Calibri" w:cs="Calibri" w:eastAsia="Calibri" w:hAnsi="Calibri"/>
+                <w:b w:val="false"/>
+                <w:bCs w:val="false"/>
+                <w:color w:val="1F2933"/>
+                <w:sz w:val="16"/>
+                <w:szCs w:val="16"/>
+              </w:rPr>
+              <w:t xml:space="preserve">La vanne V1 sera-t-elle posée en amont du compteur SC3 ?</w:t>
+            </w:r>
+          </w:p>
+        </w:tc>
+        <w:tc>
+          <w:tcPr>
+            <w:tcW w:type="dxa" w:w="4446"/>
+            <w:tcMar>
+              <w:top w:type="dxa" w:w="55"/>
+              <w:left w:type="dxa" w:w="90"/>
+              <w:bottom w:type="dxa" w:w="55"/>
+              <w:right w:type="dxa" w:w="90"/>
+            </w:tcMar>
+          </w:tcPr>
+          <w:p>
+            <w:pPr>
+              <w:spacing w:after="0" w:line="230"/>
+            </w:pPr>
+            <w:r>
+              <w:rPr>
+                <w:rFonts w:ascii="Calibri" w:cs="Calibri" w:eastAsia="Calibri" w:hAnsi="Calibri"/>
+                <w:b w:val="false"/>
+                <w:bCs w:val="false"/>
+                <w:color w:val="1F2933"/>
+                <w:sz w:val="16"/>
+                <w:szCs w:val="16"/>
+              </w:rPr>
+              <w:t xml:space="preserve">En amont, le compteur du S4 pourra être déposé sans nouvelle vidange</w:t>
             </w:r>
           </w:p>
         </w:tc>
@@ -2399,7 +2530,7 @@
           <w:sz w:val="18"/>
           <w:szCs w:val="18"/>
         </w:rPr>
-        <w:t xml:space="preserve">Les cinq sous-compteurs remontent un index au pas horaire dans ChirpStack, avec un taux de messages reçus supérieur à 95 % sur quinze jours consécutifs.</w:t>
+        <w:t xml:space="preserve">Les sous-compteurs posés remontent un index au pas horaire dans ChirpStack, avec un taux de messages reçus supérieur à 95 % sur quinze jours consécutifs.</w:t>
       </w:r>
     </w:p>
     <w:p>
@@ -2447,7 +2578,7 @@
           <w:sz w:val="18"/>
           <w:szCs w:val="18"/>
         </w:rPr>
-        <w:t xml:space="preserve">Le bilan SC5 − (SC1 + SC2 + SC3 + SC4) est calculé et affiché, et son écart de bouclage est documenté et expliqué.</w:t>
+        <w:t xml:space="preserve">Si l'arrivée générale est équipée : le bilan SC5 − (SC1 + SC2 + SC3 + SC4) est calculé et affiché, et son écart de bouclage documenté.</w:t>
       </w:r>
     </w:p>
     <w:p>

--- a/docs/Expression-des-besoins.docx
+++ b/docs/Expression-des-besoins.docx
@@ -371,7 +371,7 @@
                 <w:sz w:val="17"/>
                 <w:szCs w:val="17"/>
               </w:rPr>
-              <w:t xml:space="preserve">À acheter ; arrivée générale non prévue</w:t>
+              <w:t xml:space="preserve">À acheter, plus la télérelève de l'arrivée générale</w:t>
             </w:r>
           </w:p>
         </w:tc>
@@ -1104,7 +1104,7 @@
                 <w:sz w:val="17"/>
                 <w:szCs w:val="17"/>
               </w:rPr>
-              <w:t xml:space="preserve">NON INSTALLÉE À CE JOUR — sans elle, le résidu n'est pas calculable</w:t>
+              <w:t xml:space="preserve">Déjà comptée par le distributeur, mais sans remontée : télérelève à ajouter</w:t>
             </w:r>
           </w:p>
         </w:tc>
@@ -1339,16 +1339,16 @@
           <w:sz w:val="18"/>
           <w:szCs w:val="18"/>
         </w:rPr>
-        <w:t xml:space="preserve">Sans compteur sur l'arrivée générale, ce résidu n'existe pas. </w:t>
-      </w:r>
-      <w:r>
-        <w:rPr>
-          <w:rFonts w:ascii="Calibri" w:cs="Calibri" w:eastAsia="Calibri" w:hAnsi="Calibri"/>
-          <w:color w:val="1F2933"/>
-          <w:sz w:val="18"/>
-          <w:szCs w:val="18"/>
-        </w:rPr>
-        <w:t xml:space="preserve">La formule n'a alors pas de premier terme. Restent possibles le suivi horaire des quatre zones comptées et le recoupement d'un total mensuel avec la facture ; devient impossible la détection d'une fuite dans le S2, le S3, l'étage ou les autres points non comptés — donc </w:t>
+        <w:t xml:space="preserve">Récupérer l'index de l'arrivée générale. </w:t>
+      </w:r>
+      <w:r>
+        <w:rPr>
+          <w:rFonts w:ascii="Calibri" w:cs="Calibri" w:eastAsia="Calibri" w:hAnsi="Calibri"/>
+          <w:color w:val="1F2933"/>
+          <w:sz w:val="18"/>
+          <w:szCs w:val="18"/>
+        </w:rPr>
+        <w:t xml:space="preserve">Elle est déjà comptée, mais par le compteur du distributeur, qui ne remonte rien vers l'ECAM. Sans cet index au pas horaire, le résidu n'est pas calculable et aucune fuite n'est décelable dans le S2, le S3 ou l'étage. Deux voies : un module de télérelève clipsé sur le compteur du distributeur — le moins cher, mais il lui appartient et il est plombé, son accord est nécessaire ; ou </w:t>
       </w:r>
       <w:r>
         <w:rPr>
@@ -1359,16 +1359,16 @@
           <w:sz w:val="18"/>
           <w:szCs w:val="18"/>
         </w:rPr>
-        <w:t xml:space="preserve">l'écoulement constant du S3, à l'origine du projet, resterait indétectable automatiquement</w:t>
-      </w:r>
-      <w:r>
-        <w:rPr>
-          <w:rFonts w:ascii="Calibri" w:cs="Calibri" w:eastAsia="Calibri" w:hAnsi="Calibri"/>
-          <w:color w:val="1F2933"/>
-          <w:sz w:val="18"/>
-          <w:szCs w:val="18"/>
-        </w:rPr>
-        <w:t xml:space="preserve">. Équiper l'arrivée générale conditionne la moitié de l'objectif ; à défaut, il faut l'assumer dans les critères de réussite.</w:t>
+        <w:t xml:space="preserve">un compteur propre à l'ECAM posé juste en aval</w:t>
+      </w:r>
+      <w:r>
+        <w:rPr>
+          <w:rFonts w:ascii="Calibri" w:cs="Calibri" w:eastAsia="Calibri" w:hAnsi="Calibri"/>
+          <w:color w:val="1F2933"/>
+          <w:sz w:val="18"/>
+          <w:szCs w:val="18"/>
+        </w:rPr>
+        <w:t xml:space="preserve">, seule voie sans dépendance, à décider pendant cette intervention. Exiger le poids d'impulsion le plus fin : il fixe la résolution du débit horaire, donc la plus petite fuite décelable.</w:t>
       </w:r>
     </w:p>
     <w:p>
@@ -1577,7 +1577,7 @@
           <w:sz w:val="18"/>
           <w:szCs w:val="18"/>
         </w:rPr>
-        <w:t xml:space="preserve">Toute intervention impose de vidanger l'ECAM en totalité : pas de second passage pour compléter une pose oubliée, d'où l'exigence d'un diagnostic exhaustif. Les vannes d'isolement sont déjà en place sur les points existants ; seule celle du S4 reste à poser. L'ECAM devant faire réintervenir le plombier pour le S3, synchroniser les deux interventions est l'occasion à saisir.</w:t>
+        <w:t xml:space="preserve">Toute intervention impose de vidanger l'ECAM en totalité : pas de second passage pour compléter une pose oubliée, d'où l'exigence d'un diagnostic exhaustif. Les vannes d'isolement sont déjà en place sur les points existants ; seule celle du S4 reste à poser. L'ECAM devant faire réintervenir le plombier pour le S3, synchroniser les deux interventions s'impose.</w:t>
       </w:r>
     </w:p>
     <w:p>
@@ -1602,7 +1602,7 @@
           <w:sz w:val="18"/>
           <w:szCs w:val="18"/>
         </w:rPr>
-        <w:t xml:space="preserve">Collecter les relevés par LoRaWAN et les exploiter dans ChirpStack, pour la visualisation comme pour le paramétrage à distance des nœuds.</w:t>
+        <w:t xml:space="preserve">Collecter les relevés par LoRaWAN et les exploiter dans ChirpStack, visualisation et paramétrage à distance compris.</w:t>
       </w:r>
     </w:p>
     <w:p>
@@ -1950,7 +1950,7 @@
                 <w:sz w:val="16"/>
                 <w:szCs w:val="16"/>
               </w:rPr>
-              <w:t xml:space="preserve">L'arrivée générale sera-t-elle équipée, dans cette intervention ?</w:t>
+              <w:t xml:space="preserve">Index de l'arrivée générale : module clipsé ou compteur propre en aval ?</w:t>
             </w:r>
           </w:p>
         </w:tc>
@@ -1977,7 +1977,7 @@
                 <w:sz w:val="16"/>
                 <w:szCs w:val="16"/>
               </w:rPr>
-              <w:t xml:space="preserve">Sans elle, aucune fuite n'est détectable dans les zones non comptées, dont le S3</w:t>
+              <w:t xml:space="preserve">Le distributeur doit donner son accord pour un module sur son compteur</w:t>
             </w:r>
           </w:p>
         </w:tc>
@@ -2373,7 +2373,7 @@
                 <w:sz w:val="16"/>
                 <w:szCs w:val="16"/>
               </w:rPr>
-              <w:t xml:space="preserve">Quelle précision est attendue sur le résidu ?</w:t>
+              <w:t xml:space="preserve">La vanne V1 sera-t-elle posée en amont du compteur SC3 ?</w:t>
             </w:r>
           </w:p>
         </w:tc>
@@ -2381,89 +2381,6 @@
           <w:tcPr>
             <w:tcW w:type="dxa" w:w="4446"/>
             <w:shd w:fill="EDF2F4" w:val="clear"/>
-            <w:tcMar>
-              <w:top w:type="dxa" w:w="55"/>
-              <w:left w:type="dxa" w:w="90"/>
-              <w:bottom w:type="dxa" w:w="55"/>
-              <w:right w:type="dxa" w:w="90"/>
-            </w:tcMar>
-          </w:tcPr>
-          <w:p>
-            <w:pPr>
-              <w:spacing w:after="0" w:line="230"/>
-            </w:pPr>
-            <w:r>
-              <w:rPr>
-                <w:rFonts w:ascii="Calibri" w:cs="Calibri" w:eastAsia="Calibri" w:hAnsi="Calibri"/>
-                <w:b w:val="false"/>
-                <w:bCs w:val="false"/>
-                <w:color w:val="1F2933"/>
-                <w:sz w:val="16"/>
-                <w:szCs w:val="16"/>
-              </w:rPr>
-              <w:t xml:space="preserve">Il cumule les erreurs de tous les compteurs</w:t>
-            </w:r>
-          </w:p>
-        </w:tc>
-      </w:tr>
-      <w:tr>
-        <w:tc>
-          <w:tcPr>
-            <w:tcW w:type="dxa" w:w="620"/>
-            <w:tcMar>
-              <w:top w:type="dxa" w:w="55"/>
-              <w:left w:type="dxa" w:w="90"/>
-              <w:bottom w:type="dxa" w:w="55"/>
-              <w:right w:type="dxa" w:w="90"/>
-            </w:tcMar>
-          </w:tcPr>
-          <w:p>
-            <w:pPr>
-              <w:spacing w:after="0" w:line="230"/>
-            </w:pPr>
-            <w:r>
-              <w:rPr>
-                <w:rFonts w:ascii="Calibri" w:cs="Calibri" w:eastAsia="Calibri" w:hAnsi="Calibri"/>
-                <w:b/>
-                <w:bCs/>
-                <w:color w:val="1F2933"/>
-                <w:sz w:val="16"/>
-                <w:szCs w:val="16"/>
-              </w:rPr>
-              <w:t xml:space="preserve">Q9</w:t>
-            </w:r>
-          </w:p>
-        </w:tc>
-        <w:tc>
-          <w:tcPr>
-            <w:tcW w:type="dxa" w:w="4680"/>
-            <w:tcMar>
-              <w:top w:type="dxa" w:w="55"/>
-              <w:left w:type="dxa" w:w="90"/>
-              <w:bottom w:type="dxa" w:w="55"/>
-              <w:right w:type="dxa" w:w="90"/>
-            </w:tcMar>
-          </w:tcPr>
-          <w:p>
-            <w:pPr>
-              <w:spacing w:after="0" w:line="230"/>
-            </w:pPr>
-            <w:r>
-              <w:rPr>
-                <w:rFonts w:ascii="Calibri" w:cs="Calibri" w:eastAsia="Calibri" w:hAnsi="Calibri"/>
-                <w:b w:val="false"/>
-                <w:bCs w:val="false"/>
-                <w:color w:val="1F2933"/>
-                <w:sz w:val="16"/>
-                <w:szCs w:val="16"/>
-              </w:rPr>
-              <w:t xml:space="preserve">La vanne V1 sera-t-elle posée en amont du compteur SC3 ?</w:t>
-            </w:r>
-          </w:p>
-        </w:tc>
-        <w:tc>
-          <w:tcPr>
-            <w:tcW w:type="dxa" w:w="4446"/>
             <w:tcMar>
               <w:top w:type="dxa" w:w="55"/>
               <w:left w:type="dxa" w:w="90"/>
@@ -2578,7 +2495,7 @@
           <w:sz w:val="18"/>
           <w:szCs w:val="18"/>
         </w:rPr>
-        <w:t xml:space="preserve">Si l'arrivée générale est équipée : le bilan SC5 − (SC1 + SC2 + SC3 + SC4) est calculé et affiché, et son écart de bouclage documenté.</w:t>
+        <w:t xml:space="preserve">L'index de l'arrivée générale est remonté au pas horaire, le bilan SC5 − (SC1 + SC2 + SC3 + SC4) est calculé et affiché, et son écart de bouclage documenté.</w:t>
       </w:r>
     </w:p>
     <w:p>

--- a/docs/Expression-des-besoins.docx
+++ b/docs/Expression-des-besoins.docx
@@ -5,14 +5,18 @@
     <w:p>
       <w:pPr>
         <w:spacing w:after="20"/>
+        <w:rPr>
+          <w:sz w:val="22"/>
+          <w:szCs w:val="22"/>
+        </w:rPr>
       </w:pPr>
       <w:r>
         <w:rPr>
           <w:b/>
           <w:bCs/>
           <w:color w:val="0B5563"/>
-          <w:sz w:val="34"/>
-          <w:szCs w:val="34"/>
+          <w:sz w:val="40"/>
+          <w:szCs w:val="40"/>
         </w:rPr>
         <w:t>Expression des besoins</w:t>
       </w:r>
@@ -20,12 +24,16 @@
     <w:p>
       <w:pPr>
         <w:spacing w:after="60"/>
+        <w:rPr>
+          <w:sz w:val="22"/>
+          <w:szCs w:val="22"/>
+        </w:rPr>
       </w:pPr>
       <w:r>
         <w:rPr>
           <w:color w:val="5B6770"/>
-          <w:sz w:val="22"/>
-          <w:szCs w:val="22"/>
+          <w:sz w:val="28"/>
+          <w:szCs w:val="28"/>
         </w:rPr>
         <w:t>Suivi de la consommation d'eau à l'ECAM par réseau LoRaWAN</w:t>
       </w:r>
@@ -36,86 +44,16 @@
           <w:bottom w:val="single" w:sz="12" w:space="6" w:color="0B5563"/>
         </w:pBdr>
         <w:spacing w:after="160"/>
+        <w:rPr>
+          <w:sz w:val="22"/>
+          <w:szCs w:val="22"/>
+        </w:rPr>
       </w:pPr>
       <w:r>
         <w:rPr>
           <w:color w:val="5B6770"/>
-          <w:sz w:val="15"/>
-          <w:szCs w:val="15"/>
-        </w:rPr>
-        <w:t>PRI 2026-</w:t>
-      </w:r>
-      <w:proofErr w:type="gramStart"/>
-      <w:r>
-        <w:rPr>
-          <w:color w:val="5B6770"/>
-          <w:sz w:val="15"/>
-          <w:szCs w:val="15"/>
-        </w:rPr>
-        <w:t>2027  ·</w:t>
-      </w:r>
-      <w:proofErr w:type="gramEnd"/>
-      <w:r>
-        <w:rPr>
-          <w:color w:val="5B6770"/>
-          <w:sz w:val="15"/>
-          <w:szCs w:val="15"/>
-        </w:rPr>
-        <w:t xml:space="preserve">  Projet collaboratif </w:t>
-      </w:r>
-      <w:proofErr w:type="gramStart"/>
-      <w:r>
-        <w:rPr>
-          <w:color w:val="5B6770"/>
-          <w:sz w:val="15"/>
-          <w:szCs w:val="15"/>
-        </w:rPr>
-        <w:t>DAISI  ·</w:t>
-      </w:r>
-      <w:proofErr w:type="gramEnd"/>
-      <w:r>
-        <w:rPr>
-          <w:color w:val="5B6770"/>
-          <w:sz w:val="15"/>
-          <w:szCs w:val="15"/>
-        </w:rPr>
-        <w:t xml:space="preserve">  Encadrants : Ivan Martinez et Denys </w:t>
-      </w:r>
-      <w:proofErr w:type="gramStart"/>
-      <w:r>
-        <w:rPr>
-          <w:color w:val="5B6770"/>
-          <w:sz w:val="15"/>
-          <w:szCs w:val="15"/>
-        </w:rPr>
-        <w:t>Boiteau  ·</w:t>
-      </w:r>
-      <w:proofErr w:type="gramEnd"/>
-      <w:r>
-        <w:rPr>
-          <w:color w:val="5B6770"/>
-          <w:sz w:val="15"/>
-          <w:szCs w:val="15"/>
-        </w:rPr>
-        <w:t xml:space="preserve">  Livrable G</w:t>
-      </w:r>
-      <w:proofErr w:type="gramStart"/>
-      <w:r>
-        <w:rPr>
-          <w:color w:val="5B6770"/>
-          <w:sz w:val="15"/>
-          <w:szCs w:val="15"/>
-        </w:rPr>
-        <w:t>1  ·</w:t>
-      </w:r>
-      <w:proofErr w:type="gramEnd"/>
-      <w:r>
-        <w:rPr>
-          <w:color w:val="5B6770"/>
-          <w:sz w:val="15"/>
-          <w:szCs w:val="15"/>
-        </w:rPr>
-        <w:t xml:space="preserve">  Version 1.0, à valider le 18/09/2026</w:t>
+        </w:rPr>
+        <w:t xml:space="preserve">PRI 2026-2027  ·  Projet collaboratif DAISI  ·  Encadrants : Ivan Martinez et Denys Boiteau  ·  Livrable G1  ·  Version 1.1, mise à jour après la réunion du 18/09/2026</w:t>
       </w:r>
     </w:p>
     <w:p>
@@ -123,24 +61,36 @@
         <w:pBdr>
           <w:bottom w:val="single" w:sz="6" w:space="2" w:color="C3CED4"/>
         </w:pBdr>
-        <w:spacing w:before="150" w:after="70"/>
+        <w:spacing w:before="120" w:after="55"/>
+        <w:rPr>
+          <w:sz w:val="22"/>
+          <w:szCs w:val="22"/>
+        </w:rPr>
       </w:pPr>
       <w:r>
         <w:rPr>
           <w:b/>
           <w:bCs/>
           <w:color w:val="0B5563"/>
-          <w:sz w:val="21"/>
-          <w:szCs w:val="21"/>
+          <w:sz w:val="24"/>
+          <w:szCs w:val="24"/>
         </w:rPr>
         <w:t>1.  Besoin</w:t>
       </w:r>
     </w:p>
     <w:p>
       <w:pPr>
-        <w:spacing w:after="66" w:line="226" w:lineRule="auto"/>
+        <w:spacing w:after="52" w:line="224" w:lineRule="auto"/>
+        <w:rPr>
+          <w:sz w:val="22"/>
+          <w:szCs w:val="22"/>
+        </w:rPr>
       </w:pPr>
       <w:r>
+        <w:rPr>
+          <w:sz w:val="22"/>
+          <w:szCs w:val="22"/>
+        </w:rPr>
         <w:t>Mesurer et suivre la consommation d'eau de l'ECAM par zone d'usage, afin d'identifier les postes de consommation et de détecter les fuites. Les relevés sont transmis par LoRaWAN et exploités dans ChirpStack.</w:t>
       </w:r>
     </w:p>
@@ -149,15 +99,19 @@
         <w:pBdr>
           <w:bottom w:val="single" w:sz="6" w:space="2" w:color="C3CED4"/>
         </w:pBdr>
-        <w:spacing w:before="150" w:after="70"/>
+        <w:spacing w:before="120" w:after="55"/>
+        <w:rPr>
+          <w:sz w:val="22"/>
+          <w:szCs w:val="22"/>
+        </w:rPr>
       </w:pPr>
       <w:r>
         <w:rPr>
           <w:b/>
           <w:bCs/>
           <w:color w:val="0B5563"/>
-          <w:sz w:val="21"/>
-          <w:szCs w:val="21"/>
+          <w:sz w:val="24"/>
+          <w:szCs w:val="24"/>
         </w:rPr>
         <w:t>2.  Moyens disponibles</w:t>
       </w:r>
@@ -196,23 +150,27 @@
             <w:tcW w:w="3300" w:type="dxa"/>
             <w:shd w:val="clear" w:color="auto" w:fill="0B5563"/>
             <w:tcMar>
-              <w:top w:w="55" w:type="dxa"/>
-              <w:left w:w="90" w:type="dxa"/>
-              <w:bottom w:w="55" w:type="dxa"/>
-              <w:right w:w="90" w:type="dxa"/>
-            </w:tcMar>
-          </w:tcPr>
-          <w:p>
-            <w:pPr>
-              <w:spacing w:line="230" w:lineRule="auto"/>
+              <w:top w:w="38" w:type="dxa"/>
+              <w:left w:w="90" w:type="dxa"/>
+              <w:bottom w:w="38" w:type="dxa"/>
+              <w:right w:w="90" w:type="dxa"/>
+            </w:tcMar>
+          </w:tcPr>
+          <w:p>
+            <w:pPr>
+              <w:spacing w:line="230" w:lineRule="auto"/>
+              <w:rPr>
+                <w:sz w:val="22"/>
+                <w:szCs w:val="22"/>
+              </w:rPr>
             </w:pPr>
             <w:r>
               <w:rPr>
                 <w:b/>
                 <w:bCs/>
                 <w:color w:val="FFFFFF"/>
-                <w:sz w:val="17"/>
-                <w:szCs w:val="17"/>
+                <w:sz w:val="20"/>
+                <w:szCs w:val="20"/>
               </w:rPr>
               <w:t>Élément</w:t>
             </w:r>
@@ -223,23 +181,27 @@
             <w:tcW w:w="2100" w:type="dxa"/>
             <w:shd w:val="clear" w:color="auto" w:fill="0B5563"/>
             <w:tcMar>
-              <w:top w:w="55" w:type="dxa"/>
-              <w:left w:w="90" w:type="dxa"/>
-              <w:bottom w:w="55" w:type="dxa"/>
-              <w:right w:w="90" w:type="dxa"/>
-            </w:tcMar>
-          </w:tcPr>
-          <w:p>
-            <w:pPr>
-              <w:spacing w:line="230" w:lineRule="auto"/>
+              <w:top w:w="38" w:type="dxa"/>
+              <w:left w:w="90" w:type="dxa"/>
+              <w:bottom w:w="38" w:type="dxa"/>
+              <w:right w:w="90" w:type="dxa"/>
+            </w:tcMar>
+          </w:tcPr>
+          <w:p>
+            <w:pPr>
+              <w:spacing w:line="230" w:lineRule="auto"/>
+              <w:rPr>
+                <w:sz w:val="22"/>
+                <w:szCs w:val="22"/>
+              </w:rPr>
             </w:pPr>
             <w:r>
               <w:rPr>
                 <w:b/>
                 <w:bCs/>
                 <w:color w:val="FFFFFF"/>
-                <w:sz w:val="17"/>
-                <w:szCs w:val="17"/>
+                <w:sz w:val="20"/>
+                <w:szCs w:val="20"/>
               </w:rPr>
               <w:t>Quantité</w:t>
             </w:r>
@@ -250,23 +212,27 @@
             <w:tcW w:w="4346" w:type="dxa"/>
             <w:shd w:val="clear" w:color="auto" w:fill="0B5563"/>
             <w:tcMar>
-              <w:top w:w="55" w:type="dxa"/>
-              <w:left w:w="90" w:type="dxa"/>
-              <w:bottom w:w="55" w:type="dxa"/>
-              <w:right w:w="90" w:type="dxa"/>
-            </w:tcMar>
-          </w:tcPr>
-          <w:p>
-            <w:pPr>
-              <w:spacing w:line="230" w:lineRule="auto"/>
+              <w:top w:w="38" w:type="dxa"/>
+              <w:left w:w="90" w:type="dxa"/>
+              <w:bottom w:w="38" w:type="dxa"/>
+              <w:right w:w="90" w:type="dxa"/>
+            </w:tcMar>
+          </w:tcPr>
+          <w:p>
+            <w:pPr>
+              <w:spacing w:line="230" w:lineRule="auto"/>
+              <w:rPr>
+                <w:sz w:val="22"/>
+                <w:szCs w:val="22"/>
+              </w:rPr>
             </w:pPr>
             <w:r>
               <w:rPr>
                 <w:b/>
                 <w:bCs/>
                 <w:color w:val="FFFFFF"/>
-                <w:sz w:val="17"/>
-                <w:szCs w:val="17"/>
+                <w:sz w:val="20"/>
+                <w:szCs w:val="20"/>
               </w:rPr>
               <w:t>État</w:t>
             </w:r>
@@ -284,22 +250,26 @@
           <w:tcPr>
             <w:tcW w:w="3300" w:type="dxa"/>
             <w:tcMar>
-              <w:top w:w="55" w:type="dxa"/>
-              <w:left w:w="90" w:type="dxa"/>
-              <w:bottom w:w="55" w:type="dxa"/>
-              <w:right w:w="90" w:type="dxa"/>
-            </w:tcMar>
-          </w:tcPr>
-          <w:p>
-            <w:pPr>
-              <w:spacing w:line="230" w:lineRule="auto"/>
+              <w:top w:w="38" w:type="dxa"/>
+              <w:left w:w="90" w:type="dxa"/>
+              <w:bottom w:w="38" w:type="dxa"/>
+              <w:right w:w="90" w:type="dxa"/>
+            </w:tcMar>
+          </w:tcPr>
+          <w:p>
+            <w:pPr>
+              <w:spacing w:line="230" w:lineRule="auto"/>
+              <w:rPr>
+                <w:sz w:val="22"/>
+                <w:szCs w:val="22"/>
+              </w:rPr>
             </w:pPr>
             <w:r>
               <w:rPr>
                 <w:b/>
                 <w:bCs/>
-                <w:sz w:val="17"/>
-                <w:szCs w:val="17"/>
+                <w:sz w:val="20"/>
+                <w:szCs w:val="20"/>
               </w:rPr>
               <w:t>Passerelles LoRaWAN</w:t>
             </w:r>
@@ -309,20 +279,24 @@
           <w:tcPr>
             <w:tcW w:w="2100" w:type="dxa"/>
             <w:tcMar>
-              <w:top w:w="55" w:type="dxa"/>
-              <w:left w:w="90" w:type="dxa"/>
-              <w:bottom w:w="55" w:type="dxa"/>
-              <w:right w:w="90" w:type="dxa"/>
-            </w:tcMar>
-          </w:tcPr>
-          <w:p>
-            <w:pPr>
-              <w:spacing w:line="230" w:lineRule="auto"/>
-            </w:pPr>
-            <w:r>
-              <w:rPr>
-                <w:sz w:val="17"/>
-                <w:szCs w:val="17"/>
+              <w:top w:w="38" w:type="dxa"/>
+              <w:left w:w="90" w:type="dxa"/>
+              <w:bottom w:w="38" w:type="dxa"/>
+              <w:right w:w="90" w:type="dxa"/>
+            </w:tcMar>
+          </w:tcPr>
+          <w:p>
+            <w:pPr>
+              <w:spacing w:line="230" w:lineRule="auto"/>
+              <w:rPr>
+                <w:sz w:val="22"/>
+                <w:szCs w:val="22"/>
+              </w:rPr>
+            </w:pPr>
+            <w:r>
+              <w:rPr>
+                <w:sz w:val="20"/>
+                <w:szCs w:val="20"/>
               </w:rPr>
               <w:t>3</w:t>
             </w:r>
@@ -332,20 +306,24 @@
           <w:tcPr>
             <w:tcW w:w="4346" w:type="dxa"/>
             <w:tcMar>
-              <w:top w:w="55" w:type="dxa"/>
-              <w:left w:w="90" w:type="dxa"/>
-              <w:bottom w:w="55" w:type="dxa"/>
-              <w:right w:w="90" w:type="dxa"/>
-            </w:tcMar>
-          </w:tcPr>
-          <w:p>
-            <w:pPr>
-              <w:spacing w:line="230" w:lineRule="auto"/>
-            </w:pPr>
-            <w:r>
-              <w:rPr>
-                <w:sz w:val="17"/>
-                <w:szCs w:val="17"/>
+              <w:top w:w="38" w:type="dxa"/>
+              <w:left w:w="90" w:type="dxa"/>
+              <w:bottom w:w="38" w:type="dxa"/>
+              <w:right w:w="90" w:type="dxa"/>
+            </w:tcMar>
+          </w:tcPr>
+          <w:p>
+            <w:pPr>
+              <w:spacing w:line="230" w:lineRule="auto"/>
+              <w:rPr>
+                <w:sz w:val="22"/>
+                <w:szCs w:val="22"/>
+              </w:rPr>
+            </w:pPr>
+            <w:r>
+              <w:rPr>
+                <w:sz w:val="20"/>
+                <w:szCs w:val="20"/>
               </w:rPr>
               <w:t>Déjà disponibles</w:t>
             </w:r>
@@ -364,22 +342,26 @@
             <w:tcW w:w="3300" w:type="dxa"/>
             <w:shd w:val="clear" w:color="auto" w:fill="EDF2F4"/>
             <w:tcMar>
-              <w:top w:w="55" w:type="dxa"/>
-              <w:left w:w="90" w:type="dxa"/>
-              <w:bottom w:w="55" w:type="dxa"/>
-              <w:right w:w="90" w:type="dxa"/>
-            </w:tcMar>
-          </w:tcPr>
-          <w:p>
-            <w:pPr>
-              <w:spacing w:line="230" w:lineRule="auto"/>
+              <w:top w:w="38" w:type="dxa"/>
+              <w:left w:w="90" w:type="dxa"/>
+              <w:bottom w:w="38" w:type="dxa"/>
+              <w:right w:w="90" w:type="dxa"/>
+            </w:tcMar>
+          </w:tcPr>
+          <w:p>
+            <w:pPr>
+              <w:spacing w:line="230" w:lineRule="auto"/>
+              <w:rPr>
+                <w:sz w:val="22"/>
+                <w:szCs w:val="22"/>
+              </w:rPr>
             </w:pPr>
             <w:r>
               <w:rPr>
                 <w:b/>
                 <w:bCs/>
-                <w:sz w:val="17"/>
-                <w:szCs w:val="17"/>
+                <w:sz w:val="20"/>
+                <w:szCs w:val="20"/>
               </w:rPr>
               <w:t>Sous-compteurs d'eau</w:t>
             </w:r>
@@ -390,20 +372,24 @@
             <w:tcW w:w="2100" w:type="dxa"/>
             <w:shd w:val="clear" w:color="auto" w:fill="EDF2F4"/>
             <w:tcMar>
-              <w:top w:w="55" w:type="dxa"/>
-              <w:left w:w="90" w:type="dxa"/>
-              <w:bottom w:w="55" w:type="dxa"/>
-              <w:right w:w="90" w:type="dxa"/>
-            </w:tcMar>
-          </w:tcPr>
-          <w:p>
-            <w:pPr>
-              <w:spacing w:line="230" w:lineRule="auto"/>
-            </w:pPr>
-            <w:r>
-              <w:rPr>
-                <w:sz w:val="17"/>
-                <w:szCs w:val="17"/>
+              <w:top w:w="38" w:type="dxa"/>
+              <w:left w:w="90" w:type="dxa"/>
+              <w:bottom w:w="38" w:type="dxa"/>
+              <w:right w:w="90" w:type="dxa"/>
+            </w:tcMar>
+          </w:tcPr>
+          <w:p>
+            <w:pPr>
+              <w:spacing w:line="230" w:lineRule="auto"/>
+              <w:rPr>
+                <w:sz w:val="22"/>
+                <w:szCs w:val="22"/>
+              </w:rPr>
+            </w:pPr>
+            <w:r>
+              <w:rPr>
+                <w:sz w:val="20"/>
+                <w:szCs w:val="20"/>
               </w:rPr>
               <w:t>4</w:t>
             </w:r>
@@ -414,20 +400,24 @@
             <w:tcW w:w="4346" w:type="dxa"/>
             <w:shd w:val="clear" w:color="auto" w:fill="EDF2F4"/>
             <w:tcMar>
-              <w:top w:w="55" w:type="dxa"/>
-              <w:left w:w="90" w:type="dxa"/>
-              <w:bottom w:w="55" w:type="dxa"/>
-              <w:right w:w="90" w:type="dxa"/>
-            </w:tcMar>
-          </w:tcPr>
-          <w:p>
-            <w:pPr>
-              <w:spacing w:line="230" w:lineRule="auto"/>
-            </w:pPr>
-            <w:r>
-              <w:rPr>
-                <w:sz w:val="17"/>
-                <w:szCs w:val="17"/>
+              <w:top w:w="38" w:type="dxa"/>
+              <w:left w:w="90" w:type="dxa"/>
+              <w:bottom w:w="38" w:type="dxa"/>
+              <w:right w:w="90" w:type="dxa"/>
+            </w:tcMar>
+          </w:tcPr>
+          <w:p>
+            <w:pPr>
+              <w:spacing w:line="230" w:lineRule="auto"/>
+              <w:rPr>
+                <w:sz w:val="22"/>
+                <w:szCs w:val="22"/>
+              </w:rPr>
+            </w:pPr>
+            <w:r>
+              <w:rPr>
+                <w:sz w:val="20"/>
+                <w:szCs w:val="20"/>
               </w:rPr>
               <w:t>À acheter, plus la télérelève de l'arrivée générale</w:t>
             </w:r>
@@ -445,22 +435,26 @@
           <w:tcPr>
             <w:tcW w:w="3300" w:type="dxa"/>
             <w:tcMar>
-              <w:top w:w="55" w:type="dxa"/>
-              <w:left w:w="90" w:type="dxa"/>
-              <w:bottom w:w="55" w:type="dxa"/>
-              <w:right w:w="90" w:type="dxa"/>
-            </w:tcMar>
-          </w:tcPr>
-          <w:p>
-            <w:pPr>
-              <w:spacing w:line="230" w:lineRule="auto"/>
+              <w:top w:w="38" w:type="dxa"/>
+              <w:left w:w="90" w:type="dxa"/>
+              <w:bottom w:w="38" w:type="dxa"/>
+              <w:right w:w="90" w:type="dxa"/>
+            </w:tcMar>
+          </w:tcPr>
+          <w:p>
+            <w:pPr>
+              <w:spacing w:line="230" w:lineRule="auto"/>
+              <w:rPr>
+                <w:sz w:val="22"/>
+                <w:szCs w:val="22"/>
+              </w:rPr>
             </w:pPr>
             <w:r>
               <w:rPr>
                 <w:b/>
                 <w:bCs/>
-                <w:sz w:val="17"/>
-                <w:szCs w:val="17"/>
+                <w:sz w:val="20"/>
+                <w:szCs w:val="20"/>
               </w:rPr>
               <w:t>Nœuds compteurs d'impulsions</w:t>
             </w:r>
@@ -470,20 +464,24 @@
           <w:tcPr>
             <w:tcW w:w="2100" w:type="dxa"/>
             <w:tcMar>
-              <w:top w:w="55" w:type="dxa"/>
-              <w:left w:w="90" w:type="dxa"/>
-              <w:bottom w:w="55" w:type="dxa"/>
-              <w:right w:w="90" w:type="dxa"/>
-            </w:tcMar>
-          </w:tcPr>
-          <w:p>
-            <w:pPr>
-              <w:spacing w:line="230" w:lineRule="auto"/>
-            </w:pPr>
-            <w:r>
-              <w:rPr>
-                <w:sz w:val="17"/>
-                <w:szCs w:val="17"/>
+              <w:top w:w="38" w:type="dxa"/>
+              <w:left w:w="90" w:type="dxa"/>
+              <w:bottom w:w="38" w:type="dxa"/>
+              <w:right w:w="90" w:type="dxa"/>
+            </w:tcMar>
+          </w:tcPr>
+          <w:p>
+            <w:pPr>
+              <w:spacing w:line="230" w:lineRule="auto"/>
+              <w:rPr>
+                <w:sz w:val="22"/>
+                <w:szCs w:val="22"/>
+              </w:rPr>
+            </w:pPr>
+            <w:r>
+              <w:rPr>
+                <w:sz w:val="20"/>
+                <w:szCs w:val="20"/>
               </w:rPr>
               <w:t>À confirmer</w:t>
             </w:r>
@@ -493,20 +491,24 @@
           <w:tcPr>
             <w:tcW w:w="4346" w:type="dxa"/>
             <w:tcMar>
-              <w:top w:w="55" w:type="dxa"/>
-              <w:left w:w="90" w:type="dxa"/>
-              <w:bottom w:w="55" w:type="dxa"/>
-              <w:right w:w="90" w:type="dxa"/>
-            </w:tcMar>
-          </w:tcPr>
-          <w:p>
-            <w:pPr>
-              <w:spacing w:line="230" w:lineRule="auto"/>
-            </w:pPr>
-            <w:r>
-              <w:rPr>
-                <w:sz w:val="17"/>
-                <w:szCs w:val="17"/>
+              <w:top w:w="38" w:type="dxa"/>
+              <w:left w:w="90" w:type="dxa"/>
+              <w:bottom w:w="38" w:type="dxa"/>
+              <w:right w:w="90" w:type="dxa"/>
+            </w:tcMar>
+          </w:tcPr>
+          <w:p>
+            <w:pPr>
+              <w:spacing w:line="230" w:lineRule="auto"/>
+              <w:rPr>
+                <w:sz w:val="22"/>
+                <w:szCs w:val="22"/>
+              </w:rPr>
+            </w:pPr>
+            <w:r>
+              <w:rPr>
+                <w:sz w:val="20"/>
+                <w:szCs w:val="20"/>
               </w:rPr>
               <w:t>Voir question Q1</w:t>
             </w:r>
@@ -525,24 +527,28 @@
             <w:tcW w:w="3300" w:type="dxa"/>
             <w:shd w:val="clear" w:color="auto" w:fill="EDF2F4"/>
             <w:tcMar>
-              <w:top w:w="55" w:type="dxa"/>
-              <w:left w:w="90" w:type="dxa"/>
-              <w:bottom w:w="55" w:type="dxa"/>
-              <w:right w:w="90" w:type="dxa"/>
-            </w:tcMar>
-          </w:tcPr>
-          <w:p>
-            <w:pPr>
-              <w:spacing w:line="230" w:lineRule="auto"/>
+              <w:top w:w="38" w:type="dxa"/>
+              <w:left w:w="90" w:type="dxa"/>
+              <w:bottom w:w="38" w:type="dxa"/>
+              <w:right w:w="90" w:type="dxa"/>
+            </w:tcMar>
+          </w:tcPr>
+          <w:p>
+            <w:pPr>
+              <w:spacing w:line="230" w:lineRule="auto"/>
+              <w:rPr>
+                <w:sz w:val="22"/>
+                <w:szCs w:val="22"/>
+              </w:rPr>
             </w:pPr>
             <w:r>
               <w:rPr>
                 <w:b/>
                 <w:bCs/>
-                <w:sz w:val="17"/>
-                <w:szCs w:val="17"/>
-              </w:rPr>
-              <w:t>Serveur de réseau</w:t>
+                <w:sz w:val="20"/>
+                <w:szCs w:val="20"/>
+              </w:rPr>
+              <w:t>Serveur de réseau ChirpStack</w:t>
             </w:r>
           </w:p>
         </w:tc>
@@ -551,22 +557,26 @@
             <w:tcW w:w="2100" w:type="dxa"/>
             <w:shd w:val="clear" w:color="auto" w:fill="EDF2F4"/>
             <w:tcMar>
-              <w:top w:w="55" w:type="dxa"/>
-              <w:left w:w="90" w:type="dxa"/>
-              <w:bottom w:w="55" w:type="dxa"/>
-              <w:right w:w="90" w:type="dxa"/>
-            </w:tcMar>
-          </w:tcPr>
-          <w:p>
-            <w:pPr>
-              <w:spacing w:line="230" w:lineRule="auto"/>
-            </w:pPr>
-            <w:r>
-              <w:rPr>
-                <w:sz w:val="17"/>
-                <w:szCs w:val="17"/>
-              </w:rPr>
-              <w:t>ChirpStack</w:t>
+              <w:top w:w="38" w:type="dxa"/>
+              <w:left w:w="90" w:type="dxa"/>
+              <w:bottom w:w="38" w:type="dxa"/>
+              <w:right w:w="90" w:type="dxa"/>
+            </w:tcMar>
+          </w:tcPr>
+          <w:p>
+            <w:pPr>
+              <w:spacing w:line="230" w:lineRule="auto"/>
+              <w:rPr>
+                <w:sz w:val="22"/>
+                <w:szCs w:val="22"/>
+              </w:rPr>
+            </w:pPr>
+            <w:r>
+              <w:rPr>
+                <w:sz w:val="20"/>
+                <w:szCs w:val="20"/>
+              </w:rPr>
+              <w:t>v4</w:t>
             </w:r>
           </w:p>
         </w:tc>
@@ -575,22 +585,211 @@
             <w:tcW w:w="4346" w:type="dxa"/>
             <w:shd w:val="clear" w:color="auto" w:fill="EDF2F4"/>
             <w:tcMar>
-              <w:top w:w="55" w:type="dxa"/>
-              <w:left w:w="90" w:type="dxa"/>
-              <w:bottom w:w="55" w:type="dxa"/>
-              <w:right w:w="90" w:type="dxa"/>
-            </w:tcMar>
-          </w:tcPr>
-          <w:p>
-            <w:pPr>
-              <w:spacing w:line="230" w:lineRule="auto"/>
-            </w:pPr>
-            <w:r>
-              <w:rPr>
-                <w:sz w:val="17"/>
-                <w:szCs w:val="17"/>
-              </w:rPr>
-              <w:t>Décidé</w:t>
+              <w:top w:w="38" w:type="dxa"/>
+              <w:left w:w="90" w:type="dxa"/>
+              <w:bottom w:w="38" w:type="dxa"/>
+              <w:right w:w="90" w:type="dxa"/>
+            </w:tcMar>
+          </w:tcPr>
+          <w:p>
+            <w:pPr>
+              <w:spacing w:line="230" w:lineRule="auto"/>
+              <w:rPr>
+                <w:sz w:val="22"/>
+                <w:szCs w:val="22"/>
+              </w:rPr>
+            </w:pPr>
+            <w:r>
+              <w:rPr>
+                <w:sz w:val="20"/>
+                <w:szCs w:val="20"/>
+              </w:rPr>
+              <w:t>En service</w:t>
+            </w:r>
+          </w:p>
+        </w:tc>
+      </w:tr>
+      <w:tr>
+        <w:tblPrEx>
+          <w:tblCellMar>
+            <w:top w:w="0" w:type="dxa"/>
+            <w:bottom w:w="0" w:type="dxa"/>
+          </w:tblCellMar>
+        </w:tblPrEx>
+        <w:tc>
+          <w:tcPr>
+            <w:tcW w:w="3300" w:type="dxa"/>
+            <w:tcMar>
+              <w:top w:w="38" w:type="dxa"/>
+              <w:left w:w="90" w:type="dxa"/>
+              <w:bottom w:w="38" w:type="dxa"/>
+              <w:right w:w="90" w:type="dxa"/>
+            </w:tcMar>
+          </w:tcPr>
+          <w:p>
+            <w:pPr>
+              <w:spacing w:line="230" w:lineRule="auto"/>
+              <w:rPr>
+                <w:sz w:val="22"/>
+                <w:szCs w:val="22"/>
+              </w:rPr>
+            </w:pPr>
+            <w:r>
+              <w:rPr>
+                <w:b/>
+                <w:bCs/>
+                <w:sz w:val="20"/>
+                <w:szCs w:val="20"/>
+              </w:rPr>
+              <w:t>Testeur LoRaWAN Watteco NETW'O</w:t>
+            </w:r>
+          </w:p>
+        </w:tc>
+        <w:tc>
+          <w:tcPr>
+            <w:tcW w:w="2100" w:type="dxa"/>
+            <w:tcMar>
+              <w:top w:w="38" w:type="dxa"/>
+              <w:left w:w="90" w:type="dxa"/>
+              <w:bottom w:w="38" w:type="dxa"/>
+              <w:right w:w="90" w:type="dxa"/>
+            </w:tcMar>
+          </w:tcPr>
+          <w:p>
+            <w:pPr>
+              <w:spacing w:line="230" w:lineRule="auto"/>
+              <w:rPr>
+                <w:sz w:val="22"/>
+                <w:szCs w:val="22"/>
+              </w:rPr>
+            </w:pPr>
+            <w:r>
+              <w:rPr>
+                <w:sz w:val="20"/>
+                <w:szCs w:val="20"/>
+              </w:rPr>
+              <w:t>1</w:t>
+            </w:r>
+          </w:p>
+        </w:tc>
+        <w:tc>
+          <w:tcPr>
+            <w:tcW w:w="4346" w:type="dxa"/>
+            <w:tcMar>
+              <w:top w:w="38" w:type="dxa"/>
+              <w:left w:w="90" w:type="dxa"/>
+              <w:bottom w:w="38" w:type="dxa"/>
+              <w:right w:w="90" w:type="dxa"/>
+            </w:tcMar>
+          </w:tcPr>
+          <w:p>
+            <w:pPr>
+              <w:spacing w:line="230" w:lineRule="auto"/>
+              <w:rPr>
+                <w:sz w:val="22"/>
+                <w:szCs w:val="22"/>
+              </w:rPr>
+            </w:pPr>
+            <w:r>
+              <w:rPr>
+                <w:sz w:val="20"/>
+                <w:szCs w:val="20"/>
+              </w:rPr>
+              <w:t>Premiers essais de couverture</w:t>
+            </w:r>
+          </w:p>
+        </w:tc>
+      </w:tr>
+      <w:tr>
+        <w:tblPrEx>
+          <w:tblCellMar>
+            <w:top w:w="0" w:type="dxa"/>
+            <w:bottom w:w="0" w:type="dxa"/>
+          </w:tblCellMar>
+        </w:tblPrEx>
+        <w:tc>
+          <w:tcPr>
+            <w:tcW w:w="3300" w:type="dxa"/>
+            <w:shd w:val="clear" w:color="auto" w:fill="EDF2F4"/>
+            <w:tcMar>
+              <w:top w:w="38" w:type="dxa"/>
+              <w:left w:w="90" w:type="dxa"/>
+              <w:bottom w:w="38" w:type="dxa"/>
+              <w:right w:w="90" w:type="dxa"/>
+            </w:tcMar>
+          </w:tcPr>
+          <w:p>
+            <w:pPr>
+              <w:spacing w:line="230" w:lineRule="auto"/>
+              <w:rPr>
+                <w:sz w:val="22"/>
+                <w:szCs w:val="22"/>
+              </w:rPr>
+            </w:pPr>
+            <w:r>
+              <w:rPr>
+                <w:b/>
+                <w:bCs/>
+                <w:sz w:val="20"/>
+                <w:szCs w:val="20"/>
+              </w:rPr>
+              <w:t>Grafana (tableaux de bord)</w:t>
+            </w:r>
+          </w:p>
+        </w:tc>
+        <w:tc>
+          <w:tcPr>
+            <w:tcW w:w="2100" w:type="dxa"/>
+            <w:shd w:val="clear" w:color="auto" w:fill="EDF2F4"/>
+            <w:tcMar>
+              <w:top w:w="38" w:type="dxa"/>
+              <w:left w:w="90" w:type="dxa"/>
+              <w:bottom w:w="38" w:type="dxa"/>
+              <w:right w:w="90" w:type="dxa"/>
+            </w:tcMar>
+          </w:tcPr>
+          <w:p>
+            <w:pPr>
+              <w:spacing w:line="230" w:lineRule="auto"/>
+              <w:rPr>
+                <w:sz w:val="22"/>
+                <w:szCs w:val="22"/>
+              </w:rPr>
+            </w:pPr>
+            <w:r>
+              <w:rPr>
+                <w:sz w:val="20"/>
+                <w:szCs w:val="20"/>
+              </w:rPr>
+              <w:t>1</w:t>
+            </w:r>
+          </w:p>
+        </w:tc>
+        <w:tc>
+          <w:tcPr>
+            <w:tcW w:w="4346" w:type="dxa"/>
+            <w:shd w:val="clear" w:color="auto" w:fill="EDF2F4"/>
+            <w:tcMar>
+              <w:top w:w="38" w:type="dxa"/>
+              <w:left w:w="90" w:type="dxa"/>
+              <w:bottom w:w="38" w:type="dxa"/>
+              <w:right w:w="90" w:type="dxa"/>
+            </w:tcMar>
+          </w:tcPr>
+          <w:p>
+            <w:pPr>
+              <w:spacing w:line="230" w:lineRule="auto"/>
+              <w:rPr>
+                <w:sz w:val="22"/>
+                <w:szCs w:val="22"/>
+              </w:rPr>
+            </w:pPr>
+            <w:r>
+              <w:rPr>
+                <w:sz w:val="20"/>
+                <w:szCs w:val="20"/>
+              </w:rPr>
+              <w:t>Disponible</w:t>
             </w:r>
           </w:p>
         </w:tc>
@@ -601,31 +800,43 @@
         <w:pBdr>
           <w:bottom w:val="single" w:sz="6" w:space="2" w:color="C3CED4"/>
         </w:pBdr>
-        <w:spacing w:before="150" w:after="70"/>
+        <w:spacing w:before="120" w:after="55"/>
+        <w:rPr>
+          <w:sz w:val="22"/>
+          <w:szCs w:val="22"/>
+        </w:rPr>
       </w:pPr>
       <w:r>
         <w:rPr>
           <w:b/>
           <w:bCs/>
           <w:color w:val="0B5563"/>
-          <w:sz w:val="21"/>
-          <w:szCs w:val="21"/>
+          <w:sz w:val="24"/>
+          <w:szCs w:val="24"/>
         </w:rPr>
         <w:t>3.  Périmètre : affectation des sous-compteurs</w:t>
       </w:r>
     </w:p>
     <w:p>
       <w:pPr>
-        <w:spacing w:after="66" w:line="226" w:lineRule="auto"/>
+        <w:spacing w:after="52" w:line="224" w:lineRule="auto"/>
+        <w:rPr>
+          <w:sz w:val="22"/>
+          <w:szCs w:val="22"/>
+        </w:rPr>
       </w:pPr>
       <w:r>
+        <w:rPr>
+          <w:sz w:val="22"/>
+          <w:szCs w:val="22"/>
+        </w:rPr>
         <w:t>Découpage issu de l'étude des circulations menée par les encadrants (mail du 14/09/2026) : une vanne et quatre sous-compteurs, plus l'arrivée générale.</w:t>
       </w:r>
     </w:p>
     <w:tbl>
       <w:tblPr>
-        <w:tblW w:w="4000" w:type="dxa"/>
-        <w:tblInd w:w="2881" w:type="dxa"/>
+        <w:tblW w:w="9746" w:type="dxa"/>
+        <w:tblInd w:w="0" w:type="dxa"/>
         <w:tblBorders>
           <w:top w:val="single" w:sz="2" w:space="0" w:color="C3CED4"/>
           <w:bottom w:val="single" w:sz="2" w:space="0" w:color="C3CED4"/>
@@ -638,8 +849,8 @@
         <w:tblLook w:val="0000" w:firstRow="0" w:lastRow="0" w:firstColumn="0" w:lastColumn="0" w:noHBand="0" w:noVBand="0"/>
       </w:tblPr>
       <w:tblGrid>
-        <w:gridCol w:w="900"/>
-        <w:gridCol w:w="3100"/>
+        <w:gridCol w:w="1300"/>
+        <w:gridCol w:w="8446"/>
       </w:tblGrid>
       <w:tr>
         <w:tblPrEx>
@@ -653,26 +864,30 @@
         </w:trPr>
         <w:tc>
           <w:tcPr>
-            <w:tcW w:w="900" w:type="dxa"/>
+            <w:tcW w:w="1300" w:type="dxa"/>
             <w:shd w:val="clear" w:color="auto" w:fill="0B5563"/>
             <w:tcMar>
-              <w:top w:w="55" w:type="dxa"/>
-              <w:left w:w="90" w:type="dxa"/>
-              <w:bottom w:w="55" w:type="dxa"/>
-              <w:right w:w="90" w:type="dxa"/>
-            </w:tcMar>
-          </w:tcPr>
-          <w:p>
-            <w:pPr>
-              <w:spacing w:line="230" w:lineRule="auto"/>
+              <w:top w:w="38" w:type="dxa"/>
+              <w:left w:w="90" w:type="dxa"/>
+              <w:bottom w:w="38" w:type="dxa"/>
+              <w:right w:w="90" w:type="dxa"/>
+            </w:tcMar>
+          </w:tcPr>
+          <w:p>
+            <w:pPr>
+              <w:spacing w:line="230" w:lineRule="auto"/>
+              <w:rPr>
+                <w:sz w:val="22"/>
+                <w:szCs w:val="22"/>
+              </w:rPr>
             </w:pPr>
             <w:r>
               <w:rPr>
                 <w:b/>
                 <w:bCs/>
                 <w:color w:val="FFFFFF"/>
-                <w:sz w:val="17"/>
-                <w:szCs w:val="17"/>
+                <w:sz w:val="20"/>
+                <w:szCs w:val="20"/>
               </w:rPr>
               <w:t>Repère</w:t>
             </w:r>
@@ -680,26 +895,30 @@
         </w:tc>
         <w:tc>
           <w:tcPr>
-            <w:tcW w:w="3100" w:type="dxa"/>
+            <w:tcW w:w="8446" w:type="dxa"/>
             <w:shd w:val="clear" w:color="auto" w:fill="0B5563"/>
             <w:tcMar>
-              <w:top w:w="55" w:type="dxa"/>
-              <w:left w:w="90" w:type="dxa"/>
-              <w:bottom w:w="55" w:type="dxa"/>
-              <w:right w:w="90" w:type="dxa"/>
-            </w:tcMar>
-          </w:tcPr>
-          <w:p>
-            <w:pPr>
-              <w:spacing w:line="230" w:lineRule="auto"/>
+              <w:top w:w="38" w:type="dxa"/>
+              <w:left w:w="90" w:type="dxa"/>
+              <w:bottom w:w="38" w:type="dxa"/>
+              <w:right w:w="90" w:type="dxa"/>
+            </w:tcMar>
+          </w:tcPr>
+          <w:p>
+            <w:pPr>
+              <w:spacing w:line="230" w:lineRule="auto"/>
+              <w:rPr>
+                <w:sz w:val="22"/>
+                <w:szCs w:val="22"/>
+              </w:rPr>
             </w:pPr>
             <w:r>
               <w:rPr>
                 <w:b/>
                 <w:bCs/>
                 <w:color w:val="FFFFFF"/>
-                <w:sz w:val="17"/>
-                <w:szCs w:val="17"/>
+                <w:sz w:val="20"/>
+                <w:szCs w:val="20"/>
               </w:rPr>
               <w:t>Zone couverte</w:t>
             </w:r>
@@ -715,24 +934,28 @@
         </w:tblPrEx>
         <w:tc>
           <w:tcPr>
-            <w:tcW w:w="900" w:type="dxa"/>
-            <w:tcMar>
-              <w:top w:w="55" w:type="dxa"/>
-              <w:left w:w="90" w:type="dxa"/>
-              <w:bottom w:w="55" w:type="dxa"/>
-              <w:right w:w="90" w:type="dxa"/>
-            </w:tcMar>
-          </w:tcPr>
-          <w:p>
-            <w:pPr>
-              <w:spacing w:line="230" w:lineRule="auto"/>
+            <w:tcW w:w="1300" w:type="dxa"/>
+            <w:tcMar>
+              <w:top w:w="38" w:type="dxa"/>
+              <w:left w:w="90" w:type="dxa"/>
+              <w:bottom w:w="38" w:type="dxa"/>
+              <w:right w:w="90" w:type="dxa"/>
+            </w:tcMar>
+          </w:tcPr>
+          <w:p>
+            <w:pPr>
+              <w:spacing w:line="230" w:lineRule="auto"/>
+              <w:rPr>
+                <w:sz w:val="22"/>
+                <w:szCs w:val="22"/>
+              </w:rPr>
             </w:pPr>
             <w:r>
               <w:rPr>
                 <w:b/>
                 <w:bCs/>
-                <w:sz w:val="17"/>
-                <w:szCs w:val="17"/>
+                <w:sz w:val="20"/>
+                <w:szCs w:val="20"/>
               </w:rPr>
               <w:t>SC1</w:t>
             </w:r>
@@ -740,22 +963,26 @@
         </w:tc>
         <w:tc>
           <w:tcPr>
-            <w:tcW w:w="3100" w:type="dxa"/>
-            <w:tcMar>
-              <w:top w:w="55" w:type="dxa"/>
-              <w:left w:w="90" w:type="dxa"/>
-              <w:bottom w:w="55" w:type="dxa"/>
-              <w:right w:w="90" w:type="dxa"/>
-            </w:tcMar>
-          </w:tcPr>
-          <w:p>
-            <w:pPr>
-              <w:spacing w:line="230" w:lineRule="auto"/>
-            </w:pPr>
-            <w:r>
-              <w:rPr>
-                <w:sz w:val="17"/>
-                <w:szCs w:val="17"/>
+            <w:tcW w:w="8446" w:type="dxa"/>
+            <w:tcMar>
+              <w:top w:w="38" w:type="dxa"/>
+              <w:left w:w="90" w:type="dxa"/>
+              <w:bottom w:w="38" w:type="dxa"/>
+              <w:right w:w="90" w:type="dxa"/>
+            </w:tcMar>
+          </w:tcPr>
+          <w:p>
+            <w:pPr>
+              <w:spacing w:line="230" w:lineRule="auto"/>
+              <w:rPr>
+                <w:sz w:val="22"/>
+                <w:szCs w:val="22"/>
+              </w:rPr>
+            </w:pPr>
+            <w:r>
+              <w:rPr>
+                <w:sz w:val="20"/>
+                <w:szCs w:val="20"/>
               </w:rPr>
               <w:t>Annexe / NE</w:t>
             </w:r>
@@ -771,25 +998,29 @@
         </w:tblPrEx>
         <w:tc>
           <w:tcPr>
-            <w:tcW w:w="900" w:type="dxa"/>
+            <w:tcW w:w="1300" w:type="dxa"/>
             <w:shd w:val="clear" w:color="auto" w:fill="EDF2F4"/>
             <w:tcMar>
-              <w:top w:w="55" w:type="dxa"/>
-              <w:left w:w="90" w:type="dxa"/>
-              <w:bottom w:w="55" w:type="dxa"/>
-              <w:right w:w="90" w:type="dxa"/>
-            </w:tcMar>
-          </w:tcPr>
-          <w:p>
-            <w:pPr>
-              <w:spacing w:line="230" w:lineRule="auto"/>
+              <w:top w:w="38" w:type="dxa"/>
+              <w:left w:w="90" w:type="dxa"/>
+              <w:bottom w:w="38" w:type="dxa"/>
+              <w:right w:w="90" w:type="dxa"/>
+            </w:tcMar>
+          </w:tcPr>
+          <w:p>
+            <w:pPr>
+              <w:spacing w:line="230" w:lineRule="auto"/>
+              <w:rPr>
+                <w:sz w:val="22"/>
+                <w:szCs w:val="22"/>
+              </w:rPr>
             </w:pPr>
             <w:r>
               <w:rPr>
                 <w:b/>
                 <w:bCs/>
-                <w:sz w:val="17"/>
-                <w:szCs w:val="17"/>
+                <w:sz w:val="20"/>
+                <w:szCs w:val="20"/>
               </w:rPr>
               <w:t>SC2</w:t>
             </w:r>
@@ -797,23 +1028,27 @@
         </w:tc>
         <w:tc>
           <w:tcPr>
-            <w:tcW w:w="3100" w:type="dxa"/>
+            <w:tcW w:w="8446" w:type="dxa"/>
             <w:shd w:val="clear" w:color="auto" w:fill="EDF2F4"/>
             <w:tcMar>
-              <w:top w:w="55" w:type="dxa"/>
-              <w:left w:w="90" w:type="dxa"/>
-              <w:bottom w:w="55" w:type="dxa"/>
-              <w:right w:w="90" w:type="dxa"/>
-            </w:tcMar>
-          </w:tcPr>
-          <w:p>
-            <w:pPr>
-              <w:spacing w:line="230" w:lineRule="auto"/>
-            </w:pPr>
-            <w:r>
-              <w:rPr>
-                <w:sz w:val="17"/>
-                <w:szCs w:val="17"/>
+              <w:top w:w="38" w:type="dxa"/>
+              <w:left w:w="90" w:type="dxa"/>
+              <w:bottom w:w="38" w:type="dxa"/>
+              <w:right w:w="90" w:type="dxa"/>
+            </w:tcMar>
+          </w:tcPr>
+          <w:p>
+            <w:pPr>
+              <w:spacing w:line="230" w:lineRule="auto"/>
+              <w:rPr>
+                <w:sz w:val="22"/>
+                <w:szCs w:val="22"/>
+              </w:rPr>
+            </w:pPr>
+            <w:r>
+              <w:rPr>
+                <w:sz w:val="20"/>
+                <w:szCs w:val="20"/>
               </w:rPr>
               <w:t>Ve + toilettes</w:t>
             </w:r>
@@ -829,24 +1064,28 @@
         </w:tblPrEx>
         <w:tc>
           <w:tcPr>
-            <w:tcW w:w="900" w:type="dxa"/>
-            <w:tcMar>
-              <w:top w:w="55" w:type="dxa"/>
-              <w:left w:w="90" w:type="dxa"/>
-              <w:bottom w:w="55" w:type="dxa"/>
-              <w:right w:w="90" w:type="dxa"/>
-            </w:tcMar>
-          </w:tcPr>
-          <w:p>
-            <w:pPr>
-              <w:spacing w:line="230" w:lineRule="auto"/>
+            <w:tcW w:w="1300" w:type="dxa"/>
+            <w:tcMar>
+              <w:top w:w="38" w:type="dxa"/>
+              <w:left w:w="90" w:type="dxa"/>
+              <w:bottom w:w="38" w:type="dxa"/>
+              <w:right w:w="90" w:type="dxa"/>
+            </w:tcMar>
+          </w:tcPr>
+          <w:p>
+            <w:pPr>
+              <w:spacing w:line="230" w:lineRule="auto"/>
+              <w:rPr>
+                <w:sz w:val="22"/>
+                <w:szCs w:val="22"/>
+              </w:rPr>
             </w:pPr>
             <w:r>
               <w:rPr>
                 <w:b/>
                 <w:bCs/>
-                <w:sz w:val="17"/>
-                <w:szCs w:val="17"/>
+                <w:sz w:val="20"/>
+                <w:szCs w:val="20"/>
               </w:rPr>
               <w:t>SC3</w:t>
             </w:r>
@@ -854,22 +1093,26 @@
         </w:tc>
         <w:tc>
           <w:tcPr>
-            <w:tcW w:w="3100" w:type="dxa"/>
-            <w:tcMar>
-              <w:top w:w="55" w:type="dxa"/>
-              <w:left w:w="90" w:type="dxa"/>
-              <w:bottom w:w="55" w:type="dxa"/>
-              <w:right w:w="90" w:type="dxa"/>
-            </w:tcMar>
-          </w:tcPr>
-          <w:p>
-            <w:pPr>
-              <w:spacing w:line="230" w:lineRule="auto"/>
-            </w:pPr>
-            <w:r>
-              <w:rPr>
-                <w:sz w:val="17"/>
-                <w:szCs w:val="17"/>
+            <w:tcW w:w="8446" w:type="dxa"/>
+            <w:tcMar>
+              <w:top w:w="38" w:type="dxa"/>
+              <w:left w:w="90" w:type="dxa"/>
+              <w:bottom w:w="38" w:type="dxa"/>
+              <w:right w:w="90" w:type="dxa"/>
+            </w:tcMar>
+          </w:tcPr>
+          <w:p>
+            <w:pPr>
+              <w:spacing w:line="230" w:lineRule="auto"/>
+              <w:rPr>
+                <w:sz w:val="22"/>
+                <w:szCs w:val="22"/>
+              </w:rPr>
+            </w:pPr>
+            <w:r>
+              <w:rPr>
+                <w:sz w:val="20"/>
+                <w:szCs w:val="20"/>
               </w:rPr>
               <w:t>S4</w:t>
             </w:r>
@@ -885,25 +1128,29 @@
         </w:tblPrEx>
         <w:tc>
           <w:tcPr>
-            <w:tcW w:w="900" w:type="dxa"/>
+            <w:tcW w:w="1300" w:type="dxa"/>
             <w:shd w:val="clear" w:color="auto" w:fill="FDF3E7"/>
             <w:tcMar>
-              <w:top w:w="55" w:type="dxa"/>
-              <w:left w:w="90" w:type="dxa"/>
-              <w:bottom w:w="55" w:type="dxa"/>
-              <w:right w:w="90" w:type="dxa"/>
-            </w:tcMar>
-          </w:tcPr>
-          <w:p>
-            <w:pPr>
-              <w:spacing w:line="230" w:lineRule="auto"/>
+              <w:top w:w="38" w:type="dxa"/>
+              <w:left w:w="90" w:type="dxa"/>
+              <w:bottom w:w="38" w:type="dxa"/>
+              <w:right w:w="90" w:type="dxa"/>
+            </w:tcMar>
+          </w:tcPr>
+          <w:p>
+            <w:pPr>
+              <w:spacing w:line="230" w:lineRule="auto"/>
+              <w:rPr>
+                <w:sz w:val="22"/>
+                <w:szCs w:val="22"/>
+              </w:rPr>
             </w:pPr>
             <w:r>
               <w:rPr>
                 <w:b/>
                 <w:bCs/>
-                <w:sz w:val="17"/>
-                <w:szCs w:val="17"/>
+                <w:sz w:val="20"/>
+                <w:szCs w:val="20"/>
               </w:rPr>
               <w:t>SC4</w:t>
             </w:r>
@@ -911,25 +1158,29 @@
         </w:tc>
         <w:tc>
           <w:tcPr>
-            <w:tcW w:w="3100" w:type="dxa"/>
+            <w:tcW w:w="8446" w:type="dxa"/>
             <w:shd w:val="clear" w:color="auto" w:fill="FDF3E7"/>
             <w:tcMar>
-              <w:top w:w="55" w:type="dxa"/>
-              <w:left w:w="90" w:type="dxa"/>
-              <w:bottom w:w="55" w:type="dxa"/>
-              <w:right w:w="90" w:type="dxa"/>
-            </w:tcMar>
-          </w:tcPr>
-          <w:p>
-            <w:pPr>
-              <w:spacing w:line="230" w:lineRule="auto"/>
-            </w:pPr>
-            <w:r>
-              <w:rPr>
-                <w:sz w:val="17"/>
-                <w:szCs w:val="17"/>
-              </w:rPr>
-              <w:t>S1 / Maupertuis</w:t>
+              <w:top w:w="38" w:type="dxa"/>
+              <w:left w:w="90" w:type="dxa"/>
+              <w:bottom w:w="38" w:type="dxa"/>
+              <w:right w:w="90" w:type="dxa"/>
+            </w:tcMar>
+          </w:tcPr>
+          <w:p>
+            <w:pPr>
+              <w:spacing w:line="230" w:lineRule="auto"/>
+              <w:rPr>
+                <w:sz w:val="22"/>
+                <w:szCs w:val="22"/>
+              </w:rPr>
+            </w:pPr>
+            <w:r>
+              <w:rPr>
+                <w:sz w:val="20"/>
+                <w:szCs w:val="20"/>
+              </w:rPr>
+              <w:t>Maupertuis, en série derrière le S1</w:t>
             </w:r>
           </w:p>
         </w:tc>
@@ -943,43 +1194,55 @@
         </w:tblPrEx>
         <w:tc>
           <w:tcPr>
-            <w:tcW w:w="900" w:type="dxa"/>
+            <w:tcW w:w="1300" w:type="dxa"/>
             <w:shd w:val="clear" w:color="auto" w:fill="FDF3E7"/>
             <w:tcMar>
-              <w:top w:w="55" w:type="dxa"/>
-              <w:left w:w="90" w:type="dxa"/>
-              <w:bottom w:w="55" w:type="dxa"/>
-              <w:right w:w="90" w:type="dxa"/>
-            </w:tcMar>
-          </w:tcPr>
-          <w:p>
-            <w:pPr>
-              <w:spacing w:line="230" w:lineRule="auto"/>
-            </w:pPr>
-            <w:r>
+              <w:top w:w="38" w:type="dxa"/>
+              <w:left w:w="90" w:type="dxa"/>
+              <w:bottom w:w="38" w:type="dxa"/>
+              <w:right w:w="90" w:type="dxa"/>
+            </w:tcMar>
+          </w:tcPr>
+          <w:p>
+            <w:pPr>
+              <w:spacing w:line="230" w:lineRule="auto"/>
+              <w:rPr>
+                <w:sz w:val="22"/>
+                <w:szCs w:val="22"/>
+              </w:rPr>
+            </w:pPr>
+            <w:r>
+              <w:rPr>
+                <w:sz w:val="22"/>
+                <w:szCs w:val="22"/>
+              </w:rPr>
               <w:t>CG</w:t>
             </w:r>
           </w:p>
         </w:tc>
         <w:tc>
           <w:tcPr>
-            <w:tcW w:w="3100" w:type="dxa"/>
+            <w:tcW w:w="8446" w:type="dxa"/>
             <w:shd w:val="clear" w:color="auto" w:fill="FDF3E7"/>
             <w:tcMar>
-              <w:top w:w="55" w:type="dxa"/>
-              <w:left w:w="90" w:type="dxa"/>
-              <w:bottom w:w="55" w:type="dxa"/>
-              <w:right w:w="90" w:type="dxa"/>
-            </w:tcMar>
-          </w:tcPr>
-          <w:p>
-            <w:pPr>
-              <w:spacing w:line="230" w:lineRule="auto"/>
-            </w:pPr>
-            <w:r>
-              <w:rPr>
-                <w:sz w:val="17"/>
-                <w:szCs w:val="17"/>
+              <w:top w:w="38" w:type="dxa"/>
+              <w:left w:w="90" w:type="dxa"/>
+              <w:bottom w:w="38" w:type="dxa"/>
+              <w:right w:w="90" w:type="dxa"/>
+            </w:tcMar>
+          </w:tcPr>
+          <w:p>
+            <w:pPr>
+              <w:spacing w:line="230" w:lineRule="auto"/>
+              <w:rPr>
+                <w:sz w:val="22"/>
+                <w:szCs w:val="22"/>
+              </w:rPr>
+            </w:pPr>
+            <w:r>
+              <w:rPr>
+                <w:sz w:val="20"/>
+                <w:szCs w:val="20"/>
               </w:rPr>
               <w:t>Arrivée générale de l'ECAM</w:t>
             </w:r>
@@ -995,25 +1258,29 @@
         </w:tblPrEx>
         <w:tc>
           <w:tcPr>
-            <w:tcW w:w="900" w:type="dxa"/>
+            <w:tcW w:w="1300" w:type="dxa"/>
             <w:shd w:val="clear" w:color="auto" w:fill="EDF2F4"/>
             <w:tcMar>
-              <w:top w:w="55" w:type="dxa"/>
-              <w:left w:w="90" w:type="dxa"/>
-              <w:bottom w:w="55" w:type="dxa"/>
-              <w:right w:w="90" w:type="dxa"/>
-            </w:tcMar>
-          </w:tcPr>
-          <w:p>
-            <w:pPr>
-              <w:spacing w:line="230" w:lineRule="auto"/>
+              <w:top w:w="38" w:type="dxa"/>
+              <w:left w:w="90" w:type="dxa"/>
+              <w:bottom w:w="38" w:type="dxa"/>
+              <w:right w:w="90" w:type="dxa"/>
+            </w:tcMar>
+          </w:tcPr>
+          <w:p>
+            <w:pPr>
+              <w:spacing w:line="230" w:lineRule="auto"/>
+              <w:rPr>
+                <w:sz w:val="22"/>
+                <w:szCs w:val="22"/>
+              </w:rPr>
             </w:pPr>
             <w:r>
               <w:rPr>
                 <w:b/>
                 <w:bCs/>
-                <w:sz w:val="17"/>
-                <w:szCs w:val="17"/>
+                <w:sz w:val="20"/>
+                <w:szCs w:val="20"/>
               </w:rPr>
               <w:t>V1</w:t>
             </w:r>
@@ -1021,23 +1288,27 @@
         </w:tc>
         <w:tc>
           <w:tcPr>
-            <w:tcW w:w="3100" w:type="dxa"/>
+            <w:tcW w:w="8446" w:type="dxa"/>
             <w:shd w:val="clear" w:color="auto" w:fill="EDF2F4"/>
             <w:tcMar>
-              <w:top w:w="55" w:type="dxa"/>
-              <w:left w:w="90" w:type="dxa"/>
-              <w:bottom w:w="55" w:type="dxa"/>
-              <w:right w:w="90" w:type="dxa"/>
-            </w:tcMar>
-          </w:tcPr>
-          <w:p>
-            <w:pPr>
-              <w:spacing w:line="230" w:lineRule="auto"/>
-            </w:pPr>
-            <w:r>
-              <w:rPr>
-                <w:sz w:val="17"/>
-                <w:szCs w:val="17"/>
+              <w:top w:w="38" w:type="dxa"/>
+              <w:left w:w="90" w:type="dxa"/>
+              <w:bottom w:w="38" w:type="dxa"/>
+              <w:right w:w="90" w:type="dxa"/>
+            </w:tcMar>
+          </w:tcPr>
+          <w:p>
+            <w:pPr>
+              <w:spacing w:line="230" w:lineRule="auto"/>
+              <w:rPr>
+                <w:sz w:val="22"/>
+                <w:szCs w:val="22"/>
+              </w:rPr>
+            </w:pPr>
+            <w:r>
+              <w:rPr>
+                <w:sz w:val="20"/>
+                <w:szCs w:val="20"/>
               </w:rPr>
               <w:t>Vanne d'isolement du S4</w:t>
             </w:r>
@@ -1047,17 +1318,27 @@
     </w:tbl>
     <w:p>
       <w:pPr>
-        <w:spacing w:after="66" w:line="226" w:lineRule="auto"/>
+        <w:spacing w:after="52" w:line="224" w:lineRule="auto"/>
+        <w:rPr>
+          <w:sz w:val="22"/>
+          <w:szCs w:val="22"/>
+        </w:rPr>
       </w:pPr>
       <w:r>
         <w:rPr>
           <w:b/>
           <w:bCs/>
+          <w:sz w:val="22"/>
+          <w:szCs w:val="22"/>
         </w:rPr>
         <w:t>Les zones non équipées</w:t>
       </w:r>
       <w:r>
-        <w:t xml:space="preserve"> sont le S2, le S3, les toilettes de l'étage et un ou deux points d'eau supplémentaires : leur consommation est obtenue par différence, dans le résidu.</w:t>
+        <w:rPr>
+          <w:sz w:val="22"/>
+          <w:szCs w:val="22"/>
+        </w:rPr>
+        <w:t xml:space="preserve"> sont le S1 hors Maupertuis, le S2, le S3, les toilettes de l'étage et un ou deux points d'eau supplémentaires : leur consommation est obtenue par différence, dans le résidu.</w:t>
       </w:r>
     </w:p>
     <w:p>
@@ -1065,30 +1346,22 @@
         <w:pBdr>
           <w:bottom w:val="single" w:sz="6" w:space="2" w:color="C3CED4"/>
         </w:pBdr>
-        <w:spacing w:before="150" w:after="70"/>
+        <w:spacing w:before="120" w:after="55"/>
+        <w:rPr>
+          <w:sz w:val="22"/>
+          <w:szCs w:val="22"/>
+        </w:rPr>
       </w:pPr>
       <w:r>
         <w:rPr>
           <w:b/>
           <w:bCs/>
           <w:color w:val="0B5563"/>
-          <w:sz w:val="21"/>
-          <w:szCs w:val="21"/>
-        </w:rPr>
-        <w:t xml:space="preserve">4.  Calcul du poste non </w:t>
-      </w:r>
-      <w:proofErr w:type="spellStart"/>
-      <w:r>
-        <w:rPr>
-          <w:b/>
-          <w:bCs/>
-          <w:color w:val="0B5563"/>
-          <w:sz w:val="21"/>
-          <w:szCs w:val="21"/>
-        </w:rPr>
-        <w:t>sous-compté</w:t>
-      </w:r>
-      <w:proofErr w:type="spellEnd"/>
+          <w:sz w:val="24"/>
+          <w:szCs w:val="24"/>
+        </w:rPr>
+        <w:t xml:space="preserve">4.  Calcul du poste non sous-compté</w:t>
+      </w:r>
     </w:p>
     <w:tbl>
       <w:tblPr>
@@ -1128,103 +1401,22 @@
           <w:p>
             <w:pPr>
               <w:jc w:val="center"/>
-            </w:pPr>
-            <w:proofErr w:type="gramStart"/>
+              <w:rPr>
+                <w:sz w:val="22"/>
+                <w:szCs w:val="22"/>
+              </w:rPr>
+            </w:pPr>
             <w:r>
               <w:rPr>
                 <w:rFonts w:ascii="Consolas" w:eastAsia="Consolas" w:hAnsi="Consolas" w:cs="Consolas"/>
                 <w:b/>
                 <w:bCs/>
                 <w:color w:val="0B5563"/>
-                <w:sz w:val="20"/>
-                <w:szCs w:val="20"/>
-              </w:rPr>
-              <w:t>Résidu  =</w:t>
-            </w:r>
-            <w:proofErr w:type="gramEnd"/>
-            <w:r>
-              <w:rPr>
-                <w:rFonts w:ascii="Consolas" w:eastAsia="Consolas" w:hAnsi="Consolas" w:cs="Consolas"/>
-                <w:b/>
-                <w:bCs/>
-                <w:color w:val="0B5563"/>
-                <w:sz w:val="20"/>
-                <w:szCs w:val="20"/>
-              </w:rPr>
-              <w:t xml:space="preserve">  </w:t>
-            </w:r>
-            <w:proofErr w:type="gramStart"/>
-            <w:r>
-              <w:rPr>
-                <w:rFonts w:ascii="Consolas" w:eastAsia="Consolas" w:hAnsi="Consolas" w:cs="Consolas"/>
-                <w:b/>
-                <w:bCs/>
-                <w:color w:val="0B5563"/>
-                <w:sz w:val="20"/>
-                <w:szCs w:val="20"/>
-              </w:rPr>
-              <w:t>CG</w:t>
-            </w:r>
-            <w:r>
-              <w:rPr>
-                <w:rFonts w:ascii="Consolas" w:eastAsia="Consolas" w:hAnsi="Consolas" w:cs="Consolas"/>
-                <w:b/>
-                <w:bCs/>
-                <w:color w:val="0B5563"/>
-                <w:sz w:val="20"/>
-                <w:szCs w:val="20"/>
-              </w:rPr>
-              <w:t xml:space="preserve">  −</w:t>
-            </w:r>
-            <w:proofErr w:type="gramEnd"/>
-            <w:r>
-              <w:rPr>
-                <w:rFonts w:ascii="Consolas" w:eastAsia="Consolas" w:hAnsi="Consolas" w:cs="Consolas"/>
-                <w:b/>
-                <w:bCs/>
-                <w:color w:val="0B5563"/>
-                <w:sz w:val="20"/>
-                <w:szCs w:val="20"/>
-              </w:rPr>
-              <w:t xml:space="preserve">  </w:t>
-            </w:r>
-            <w:proofErr w:type="gramStart"/>
-            <w:r>
-              <w:rPr>
-                <w:rFonts w:ascii="Consolas" w:eastAsia="Consolas" w:hAnsi="Consolas" w:cs="Consolas"/>
-                <w:b/>
-                <w:bCs/>
-                <w:color w:val="0B5563"/>
-                <w:sz w:val="20"/>
-                <w:szCs w:val="20"/>
-              </w:rPr>
-              <w:t>( SC</w:t>
-            </w:r>
-            <w:proofErr w:type="gramEnd"/>
-            <w:r>
-              <w:rPr>
-                <w:rFonts w:ascii="Consolas" w:eastAsia="Consolas" w:hAnsi="Consolas" w:cs="Consolas"/>
-                <w:b/>
-                <w:bCs/>
-                <w:color w:val="0B5563"/>
-                <w:sz w:val="20"/>
-                <w:szCs w:val="20"/>
-              </w:rPr>
-              <w:t>1 + SC2 + SC3 + SC</w:t>
-            </w:r>
-            <w:proofErr w:type="gramStart"/>
-            <w:r>
-              <w:rPr>
-                <w:rFonts w:ascii="Consolas" w:eastAsia="Consolas" w:hAnsi="Consolas" w:cs="Consolas"/>
-                <w:b/>
-                <w:bCs/>
-                <w:color w:val="0B5563"/>
-                <w:sz w:val="20"/>
-                <w:szCs w:val="20"/>
-              </w:rPr>
-              <w:t>4 )</w:t>
-            </w:r>
-            <w:proofErr w:type="gramEnd"/>
+                <w:sz w:val="24"/>
+                <w:szCs w:val="24"/>
+              </w:rPr>
+              <w:t xml:space="preserve">Résidu  =  CG  −  ( SC1 + SC2 + SC3 + SC4 )</w:t>
+            </w:r>
           </w:p>
         </w:tc>
       </w:tr>
@@ -1232,79 +1424,123 @@
     <w:p>
       <w:pPr>
         <w:spacing w:after="80"/>
+        <w:rPr>
+          <w:sz w:val="22"/>
+          <w:szCs w:val="22"/>
+        </w:rPr>
       </w:pPr>
     </w:p>
     <w:p>
       <w:pPr>
-        <w:spacing w:after="66" w:line="226" w:lineRule="auto"/>
+        <w:spacing w:after="52" w:line="224" w:lineRule="auto"/>
+        <w:rPr>
+          <w:sz w:val="22"/>
+          <w:szCs w:val="22"/>
+        </w:rPr>
       </w:pPr>
       <w:r>
-        <w:t>CG</w:t>
-      </w:r>
-      <w:r>
-        <w:t xml:space="preserve"> étant l'arrivée générale, la formule ne porte que sur les quatre sous-compteurs de zone. </w:t>
+        <w:rPr>
+          <w:sz w:val="22"/>
+          <w:szCs w:val="22"/>
+        </w:rPr>
+        <w:t xml:space="preserve">CG étant l'arrivée générale, la formule ne porte que sur les quatre sous-compteurs de zone. Posé juste en amont de Maupertuis, le SC4 ne compte que cette entreprise tierce : sa consommation sort du bilan, mais le S1 lui-même bascule dans le résidu. </w:t>
       </w:r>
       <w:r>
         <w:rPr>
           <w:b/>
           <w:bCs/>
+          <w:sz w:val="22"/>
+          <w:szCs w:val="22"/>
         </w:rPr>
         <w:t>Ce résidu n'est pas la consommation des toilettes</w:t>
       </w:r>
       <w:r>
-        <w:t xml:space="preserve"> : il agrège le S2, le S3, les toilettes de l'étage, un ou deux points d'eau supplémentaires, les usages divers non comptés et les fuites du réseau</w:t>
-      </w:r>
-      <w:r>
-        <w:t>.</w:t>
+        <w:rPr>
+          <w:sz w:val="22"/>
+          <w:szCs w:val="22"/>
+        </w:rPr>
+        <w:t xml:space="preserve"> : il agrège le S1 hors Maupertuis, le S2, le S3, les toilettes de l'étage, un ou deux points d'eau supplémentaires, les usages divers non comptés et les fuites du réseau.</w:t>
       </w:r>
     </w:p>
     <w:p>
       <w:pPr>
-        <w:spacing w:after="66" w:line="226" w:lineRule="auto"/>
+        <w:spacing w:after="52" w:line="224" w:lineRule="auto"/>
+        <w:rPr>
+          <w:sz w:val="22"/>
+          <w:szCs w:val="22"/>
+        </w:rPr>
       </w:pPr>
       <w:r>
         <w:rPr>
           <w:b/>
           <w:bCs/>
+          <w:sz w:val="22"/>
+          <w:szCs w:val="22"/>
         </w:rPr>
         <w:t xml:space="preserve">Récupérer l'index de l'arrivée générale. </w:t>
       </w:r>
       <w:r>
-        <w:t xml:space="preserve">Elle est déjà comptée, mais par le compteur du distributeur, qui ne remonte rien vers l'ECAM. Sans cet index au pas horaire, le résidu n'est pas calculable et aucune fuite n'est décelable dans le S2, le S3 ou l'étage. Deux voies : un module de télérelève clipsé sur le compteur du distributeur ou </w:t>
+        <w:rPr>
+          <w:sz w:val="22"/>
+          <w:szCs w:val="22"/>
+        </w:rPr>
+        <w:t xml:space="preserve">Elle est déjà comptée, mais par le compteur du distributeur, qui ne remonte rien vers l'ECAM. Sans cet index au pas horaire, le résidu n'est pas calculable et aucune fuite n'est décelable dans le S2, le S3 ou l'étage. Trois voies : obtenir les index du distributeur, voie engagée par les encadrants ; clipser un module sur son compteur ; ou poser </w:t>
       </w:r>
       <w:r>
         <w:rPr>
           <w:b/>
           <w:bCs/>
-        </w:rPr>
-        <w:t>un compteur propre à l'ECAM posé juste en aval</w:t>
-      </w:r>
-      <w:r>
-        <w:t>, seule voie sans dépendance, à décider pendant cette intervention. Exiger le poids d'impulsion le plus fin : il fixe la résolution du débit horaire, donc la plus petite fuite décelable.</w:t>
+          <w:sz w:val="22"/>
+          <w:szCs w:val="22"/>
+        </w:rPr>
+        <w:t>un compteur propre à l'ECAM juste en aval</w:t>
+      </w:r>
+      <w:r>
+        <w:rPr>
+          <w:sz w:val="22"/>
+          <w:szCs w:val="22"/>
+        </w:rPr>
+        <w:t>, seule voie sans dépendance. Exiger le poids d'impulsion le plus fin : il fixe la résolution du débit horaire, donc la plus petite fuite décelable.</w:t>
       </w:r>
     </w:p>
     <w:p>
       <w:pPr>
-        <w:spacing w:after="66" w:line="226" w:lineRule="auto"/>
+        <w:spacing w:after="52" w:line="224" w:lineRule="auto"/>
+        <w:rPr>
+          <w:sz w:val="22"/>
+          <w:szCs w:val="22"/>
+        </w:rPr>
       </w:pPr>
       <w:r>
         <w:rPr>
           <w:b/>
           <w:bCs/>
-        </w:rPr>
-        <w:t xml:space="preserve">Méthode de détection. </w:t>
-      </w:r>
-      <w:r>
+          <w:sz w:val="22"/>
+          <w:szCs w:val="22"/>
+        </w:rPr>
+        <w:t xml:space="preserve">Méthode de détection, retenue en réunion. </w:t>
+      </w:r>
+      <w:r>
+        <w:rPr>
+          <w:sz w:val="22"/>
+          <w:szCs w:val="22"/>
+        </w:rPr>
         <w:t xml:space="preserve">Sur un résidu agrégeant cinq à six zones, le total journalier ne permet pas de conclure : la détection repose sur le </w:t>
       </w:r>
       <w:r>
         <w:rPr>
           <w:b/>
           <w:bCs/>
+          <w:sz w:val="22"/>
+          <w:szCs w:val="22"/>
         </w:rPr>
         <w:t>minimum nocturne</w:t>
       </w:r>
       <w:r>
+        <w:rPr>
+          <w:sz w:val="22"/>
+          <w:szCs w:val="22"/>
+        </w:rPr>
         <w:t>, ces zones étant inoccupées la nuit. C'est ce qui justifie le pas horaire. Le système détecte, un humain localise.</w:t>
       </w:r>
     </w:p>
@@ -1313,112 +1549,147 @@
         <w:pBdr>
           <w:bottom w:val="single" w:sz="6" w:space="2" w:color="C3CED4"/>
         </w:pBdr>
-        <w:spacing w:before="150" w:after="70"/>
+        <w:spacing w:before="120" w:after="55"/>
+        <w:rPr>
+          <w:sz w:val="22"/>
+          <w:szCs w:val="22"/>
+        </w:rPr>
       </w:pPr>
       <w:r>
         <w:rPr>
           <w:b/>
           <w:bCs/>
           <w:color w:val="0B5563"/>
-          <w:sz w:val="21"/>
-          <w:szCs w:val="21"/>
+          <w:sz w:val="24"/>
+          <w:szCs w:val="24"/>
         </w:rPr>
         <w:t>5.  Travaux à mener</w:t>
       </w:r>
     </w:p>
     <w:p>
       <w:pPr>
-        <w:spacing w:after="66" w:line="226" w:lineRule="auto"/>
+        <w:spacing w:after="52" w:line="224" w:lineRule="auto"/>
+        <w:rPr>
+          <w:sz w:val="22"/>
+          <w:szCs w:val="22"/>
+        </w:rPr>
       </w:pPr>
       <w:r>
         <w:rPr>
           <w:b/>
           <w:bCs/>
+          <w:sz w:val="22"/>
+          <w:szCs w:val="22"/>
         </w:rPr>
         <w:t xml:space="preserve">a.  Étude de propagation et placement des passerelles. </w:t>
       </w:r>
       <w:r>
-        <w:t>Positionner les trois passerelles de sorte que les sous-compteurs remontent de façon fiable ; produire le schéma de propagation. Raccordement : le WiFi de l'ECAM en exploitation, le partage de connexion téléphonique pour la seule campagne de mesures</w:t>
-      </w:r>
-      <w:r>
-        <w:t>,</w:t>
-      </w:r>
-      <w:r>
-        <w:t xml:space="preserve"> la demande d'accès est donc à déposer dès septembre.</w:t>
+        <w:rPr>
+          <w:sz w:val="22"/>
+          <w:szCs w:val="22"/>
+        </w:rPr>
+        <w:t xml:space="preserve">Positionner les trois passerelles de sorte que les sous-compteurs remontent de façon fiable ; produire le schéma de propagation. Raccordement : le WiFi de </w:t>
+        <w:lastRenderedPageBreak/>
+        <w:t xml:space="preserve">l'ECAM en exploitation, le partage de connexion téléphonique pour la seule campagne de mesures (voir Q3).</w:t>
       </w:r>
     </w:p>
     <w:p>
       <w:pPr>
-        <w:spacing w:after="66" w:line="226" w:lineRule="auto"/>
+        <w:spacing w:after="52" w:line="224" w:lineRule="auto"/>
+        <w:rPr>
+          <w:sz w:val="22"/>
+          <w:szCs w:val="22"/>
+        </w:rPr>
       </w:pPr>
       <w:r>
         <w:rPr>
           <w:b/>
           <w:bCs/>
+          <w:sz w:val="22"/>
+          <w:szCs w:val="22"/>
         </w:rPr>
         <w:t xml:space="preserve">b.  Relevé des canalisations. </w:t>
       </w:r>
       <w:r>
+        <w:rPr>
+          <w:sz w:val="22"/>
+          <w:szCs w:val="22"/>
+        </w:rPr>
         <w:t xml:space="preserve">Relever le diamètre nominal, le type de raccord et la longueur droite disponible de part et d'autre, sans laquelle le compteur sort de sa classe de précision. </w:t>
       </w:r>
     </w:p>
     <w:p>
       <w:pPr>
-        <w:spacing w:after="66" w:line="226" w:lineRule="auto"/>
+        <w:spacing w:after="52" w:line="224" w:lineRule="auto"/>
+        <w:rPr>
+          <w:sz w:val="22"/>
+          <w:szCs w:val="22"/>
+        </w:rPr>
       </w:pPr>
       <w:r>
         <w:rPr>
           <w:b/>
           <w:bCs/>
+          <w:sz w:val="22"/>
+          <w:szCs w:val="22"/>
         </w:rPr>
         <w:t xml:space="preserve">c.  Achat et devis. </w:t>
       </w:r>
       <w:r>
-        <w:t>Décidé : l'ECAM achète le matériel, le plombier pose ; des fonds DAISI peuvent financer l'intervention. La spécification des compteurs nous incombe donc. La sortie impulsion doit figurer explicitement à la commande</w:t>
-      </w:r>
-      <w:r>
-        <w:t>,</w:t>
-      </w:r>
-      <w:r>
-        <w:t xml:space="preserve"> un compteur standard n'en comporte pas, et sans elle rien ne remonte.</w:t>
+        <w:rPr>
+          <w:sz w:val="22"/>
+          <w:szCs w:val="22"/>
+        </w:rPr>
+        <w:t xml:space="preserve">Décidé : l'ECAM achète le matériel, le plombier pose ; des fonds DAISI peuvent financer l'intervention. La spécification des compteurs nous incombe donc. La sortie impulsion doit figurer explicitement à la commande, un compteur standard n'en comporte pas, et sans elle rien ne remonte.</w:t>
       </w:r>
     </w:p>
     <w:p>
       <w:pPr>
-        <w:spacing w:after="66" w:line="226" w:lineRule="auto"/>
+        <w:spacing w:after="52" w:line="224" w:lineRule="auto"/>
+        <w:rPr>
+          <w:sz w:val="22"/>
+          <w:szCs w:val="22"/>
+        </w:rPr>
       </w:pPr>
       <w:r>
         <w:rPr>
           <w:b/>
           <w:bCs/>
+          <w:sz w:val="22"/>
+          <w:szCs w:val="22"/>
         </w:rPr>
         <w:t xml:space="preserve">d.  Contrainte majeure : la vidange complète. </w:t>
       </w:r>
       <w:r>
-        <w:t xml:space="preserve">Toute intervention impose de vidanger l'ECAM en totalité : pas de second passage pour compléter une pose oubliée, d'où l'exigence d'un diagnostic exhaustif. Les vannes d'isolement sont déjà en place sur les points </w:t>
-      </w:r>
-      <w:proofErr w:type="gramStart"/>
-      <w:r>
-        <w:t>existants</w:t>
-      </w:r>
-      <w:proofErr w:type="gramEnd"/>
-      <w:r>
-        <w:t xml:space="preserve"> ; seule celle du S4 reste à poser. L'ECAM devant faire réintervenir le plombier pour le S3, synchroniser les deux interventions s'impose.</w:t>
+        <w:rPr>
+          <w:sz w:val="22"/>
+          <w:szCs w:val="22"/>
+        </w:rPr>
+        <w:t xml:space="preserve">Toute intervention impose de vidanger l'ECAM en totalité : pas de second passage pour compléter une pose oubliée, d'où l'exigence d'un diagnostic exhaustif. Les vannes d'isolement sont déjà en place sur les points existants ; seule celle du S4 reste à poser. Décidé : chaque vanne est posée en amont de son compteur ; remplacer un sous-compteur ne demandera plus qu'une fermeture de vanne. L'ECAM devant faire réintervenir le plombier pour le S3, synchroniser les deux interventions s'impose.</w:t>
       </w:r>
     </w:p>
     <w:p>
       <w:pPr>
-        <w:spacing w:after="66" w:line="226" w:lineRule="auto"/>
+        <w:spacing w:after="52" w:line="224" w:lineRule="auto"/>
+        <w:rPr>
+          <w:sz w:val="22"/>
+          <w:szCs w:val="22"/>
+        </w:rPr>
       </w:pPr>
       <w:r>
         <w:rPr>
           <w:b/>
           <w:bCs/>
-        </w:rPr>
-        <w:lastRenderedPageBreak/>
+          <w:sz w:val="22"/>
+          <w:szCs w:val="22"/>
+        </w:rPr>
         <w:t xml:space="preserve">e.  Remontée des données. </w:t>
       </w:r>
       <w:r>
+        <w:rPr>
+          <w:sz w:val="22"/>
+          <w:szCs w:val="22"/>
+        </w:rPr>
         <w:t>Collecter les relevés par LoRaWAN et les exploiter dans ChirpStack, visualisation et paramétrage à distance compris.</w:t>
       </w:r>
     </w:p>
@@ -1427,15 +1698,19 @@
         <w:pBdr>
           <w:bottom w:val="single" w:sz="6" w:space="2" w:color="C3CED4"/>
         </w:pBdr>
-        <w:spacing w:before="150" w:after="70"/>
+        <w:spacing w:before="120" w:after="55"/>
+        <w:rPr>
+          <w:sz w:val="22"/>
+          <w:szCs w:val="22"/>
+        </w:rPr>
       </w:pPr>
       <w:r>
         <w:rPr>
           <w:b/>
           <w:bCs/>
           <w:color w:val="0B5563"/>
-          <w:sz w:val="21"/>
-          <w:szCs w:val="21"/>
+          <w:sz w:val="24"/>
+          <w:szCs w:val="24"/>
         </w:rPr>
         <w:t>6.  Questions ouvertes</w:t>
       </w:r>
@@ -1474,15 +1749,19 @@
             <w:tcW w:w="620" w:type="dxa"/>
             <w:shd w:val="clear" w:color="auto" w:fill="0B5563"/>
             <w:tcMar>
-              <w:top w:w="55" w:type="dxa"/>
-              <w:left w:w="90" w:type="dxa"/>
-              <w:bottom w:w="55" w:type="dxa"/>
-              <w:right w:w="90" w:type="dxa"/>
-            </w:tcMar>
-          </w:tcPr>
-          <w:p>
-            <w:pPr>
-              <w:spacing w:line="230" w:lineRule="auto"/>
+              <w:top w:w="38" w:type="dxa"/>
+              <w:left w:w="90" w:type="dxa"/>
+              <w:bottom w:w="38" w:type="dxa"/>
+              <w:right w:w="90" w:type="dxa"/>
+            </w:tcMar>
+          </w:tcPr>
+          <w:p>
+            <w:pPr>
+              <w:spacing w:line="230" w:lineRule="auto"/>
+              <w:rPr>
+                <w:sz w:val="22"/>
+                <w:szCs w:val="22"/>
+              </w:rPr>
             </w:pPr>
           </w:p>
         </w:tc>
@@ -1491,23 +1770,27 @@
             <w:tcW w:w="4680" w:type="dxa"/>
             <w:shd w:val="clear" w:color="auto" w:fill="0B5563"/>
             <w:tcMar>
-              <w:top w:w="55" w:type="dxa"/>
-              <w:left w:w="90" w:type="dxa"/>
-              <w:bottom w:w="55" w:type="dxa"/>
-              <w:right w:w="90" w:type="dxa"/>
-            </w:tcMar>
-          </w:tcPr>
-          <w:p>
-            <w:pPr>
-              <w:spacing w:line="230" w:lineRule="auto"/>
+              <w:top w:w="38" w:type="dxa"/>
+              <w:left w:w="90" w:type="dxa"/>
+              <w:bottom w:w="38" w:type="dxa"/>
+              <w:right w:w="90" w:type="dxa"/>
+            </w:tcMar>
+          </w:tcPr>
+          <w:p>
+            <w:pPr>
+              <w:spacing w:line="230" w:lineRule="auto"/>
+              <w:rPr>
+                <w:sz w:val="22"/>
+                <w:szCs w:val="22"/>
+              </w:rPr>
             </w:pPr>
             <w:r>
               <w:rPr>
                 <w:b/>
                 <w:bCs/>
                 <w:color w:val="FFFFFF"/>
-                <w:sz w:val="17"/>
-                <w:szCs w:val="17"/>
+                <w:sz w:val="20"/>
+                <w:szCs w:val="20"/>
               </w:rPr>
               <w:t>Question</w:t>
             </w:r>
@@ -1518,23 +1801,27 @@
             <w:tcW w:w="4446" w:type="dxa"/>
             <w:shd w:val="clear" w:color="auto" w:fill="0B5563"/>
             <w:tcMar>
-              <w:top w:w="55" w:type="dxa"/>
-              <w:left w:w="90" w:type="dxa"/>
-              <w:bottom w:w="55" w:type="dxa"/>
-              <w:right w:w="90" w:type="dxa"/>
-            </w:tcMar>
-          </w:tcPr>
-          <w:p>
-            <w:pPr>
-              <w:spacing w:line="230" w:lineRule="auto"/>
+              <w:top w:w="38" w:type="dxa"/>
+              <w:left w:w="90" w:type="dxa"/>
+              <w:bottom w:w="38" w:type="dxa"/>
+              <w:right w:w="90" w:type="dxa"/>
+            </w:tcMar>
+          </w:tcPr>
+          <w:p>
+            <w:pPr>
+              <w:spacing w:line="230" w:lineRule="auto"/>
+              <w:rPr>
+                <w:sz w:val="22"/>
+                <w:szCs w:val="22"/>
+              </w:rPr>
             </w:pPr>
             <w:r>
               <w:rPr>
                 <w:b/>
                 <w:bCs/>
                 <w:color w:val="FFFFFF"/>
-                <w:sz w:val="17"/>
-                <w:szCs w:val="17"/>
+                <w:sz w:val="20"/>
+                <w:szCs w:val="20"/>
               </w:rPr>
               <w:t>Pourquoi c'est bloquant</w:t>
             </w:r>
@@ -1552,22 +1839,26 @@
           <w:tcPr>
             <w:tcW w:w="620" w:type="dxa"/>
             <w:tcMar>
-              <w:top w:w="55" w:type="dxa"/>
-              <w:left w:w="90" w:type="dxa"/>
-              <w:bottom w:w="55" w:type="dxa"/>
-              <w:right w:w="90" w:type="dxa"/>
-            </w:tcMar>
-          </w:tcPr>
-          <w:p>
-            <w:pPr>
-              <w:spacing w:line="230" w:lineRule="auto"/>
+              <w:top w:w="38" w:type="dxa"/>
+              <w:left w:w="90" w:type="dxa"/>
+              <w:bottom w:w="38" w:type="dxa"/>
+              <w:right w:w="90" w:type="dxa"/>
+            </w:tcMar>
+          </w:tcPr>
+          <w:p>
+            <w:pPr>
+              <w:spacing w:line="230" w:lineRule="auto"/>
+              <w:rPr>
+                <w:sz w:val="22"/>
+                <w:szCs w:val="22"/>
+              </w:rPr>
             </w:pPr>
             <w:r>
               <w:rPr>
                 <w:b/>
                 <w:bCs/>
-                <w:sz w:val="16"/>
-                <w:szCs w:val="16"/>
+                <w:sz w:val="20"/>
+                <w:szCs w:val="20"/>
               </w:rPr>
               <w:t>Q1</w:t>
             </w:r>
@@ -1577,20 +1868,24 @@
           <w:tcPr>
             <w:tcW w:w="4680" w:type="dxa"/>
             <w:tcMar>
-              <w:top w:w="55" w:type="dxa"/>
-              <w:left w:w="90" w:type="dxa"/>
-              <w:bottom w:w="55" w:type="dxa"/>
-              <w:right w:w="90" w:type="dxa"/>
-            </w:tcMar>
-          </w:tcPr>
-          <w:p>
-            <w:pPr>
-              <w:spacing w:line="230" w:lineRule="auto"/>
-            </w:pPr>
-            <w:r>
-              <w:rPr>
-                <w:sz w:val="16"/>
-                <w:szCs w:val="16"/>
+              <w:top w:w="38" w:type="dxa"/>
+              <w:left w:w="90" w:type="dxa"/>
+              <w:bottom w:w="38" w:type="dxa"/>
+              <w:right w:w="90" w:type="dxa"/>
+            </w:tcMar>
+          </w:tcPr>
+          <w:p>
+            <w:pPr>
+              <w:spacing w:line="230" w:lineRule="auto"/>
+              <w:rPr>
+                <w:sz w:val="22"/>
+                <w:szCs w:val="22"/>
+              </w:rPr>
+            </w:pPr>
+            <w:r>
+              <w:rPr>
+                <w:sz w:val="20"/>
+                <w:szCs w:val="20"/>
               </w:rPr>
               <w:t>Disposons-nous de nœuds compteurs d'impulsions ?</w:t>
             </w:r>
@@ -1600,54 +1895,26 @@
           <w:tcPr>
             <w:tcW w:w="4446" w:type="dxa"/>
             <w:tcMar>
-              <w:top w:w="55" w:type="dxa"/>
-              <w:left w:w="90" w:type="dxa"/>
-              <w:bottom w:w="55" w:type="dxa"/>
-              <w:right w:w="90" w:type="dxa"/>
-            </w:tcMar>
-          </w:tcPr>
-          <w:p>
-            <w:pPr>
-              <w:spacing w:line="230" w:lineRule="auto"/>
-            </w:pPr>
-            <w:r>
-              <w:rPr>
-                <w:sz w:val="16"/>
-                <w:szCs w:val="16"/>
-              </w:rPr>
-              <w:t xml:space="preserve">Il faut soit un compteur avec Lorawan intégré (plus cher) soit un </w:t>
-            </w:r>
-            <w:r>
-              <w:rPr>
-                <w:sz w:val="16"/>
-                <w:szCs w:val="16"/>
-              </w:rPr>
-              <w:t>nœud compteurs d'impulsions</w:t>
-            </w:r>
-            <w:r>
-              <w:rPr>
-                <w:sz w:val="16"/>
-                <w:szCs w:val="16"/>
-              </w:rPr>
-              <w:t xml:space="preserve"> associé </w:t>
-            </w:r>
-            <w:proofErr w:type="spellStart"/>
-            <w:proofErr w:type="gramStart"/>
-            <w:r>
-              <w:rPr>
-                <w:sz w:val="16"/>
-                <w:szCs w:val="16"/>
-              </w:rPr>
-              <w:t>a</w:t>
-            </w:r>
-            <w:proofErr w:type="spellEnd"/>
-            <w:proofErr w:type="gramEnd"/>
-            <w:r>
-              <w:rPr>
-                <w:sz w:val="16"/>
-                <w:szCs w:val="16"/>
-              </w:rPr>
-              <w:t xml:space="preserve"> chaque sous compteur.</w:t>
+              <w:top w:w="38" w:type="dxa"/>
+              <w:left w:w="90" w:type="dxa"/>
+              <w:bottom w:w="38" w:type="dxa"/>
+              <w:right w:w="90" w:type="dxa"/>
+            </w:tcMar>
+          </w:tcPr>
+          <w:p>
+            <w:pPr>
+              <w:spacing w:line="230" w:lineRule="auto"/>
+              <w:rPr>
+                <w:sz w:val="22"/>
+                <w:szCs w:val="22"/>
+              </w:rPr>
+            </w:pPr>
+            <w:r>
+              <w:rPr>
+                <w:sz w:val="20"/>
+                <w:szCs w:val="20"/>
+              </w:rPr>
+              <w:t xml:space="preserve">Il faut soit un compteur avec Lorawan intégré (plus cher), soit un nœud compteurs d'impulsions associé à chaque sous compteur.</w:t>
             </w:r>
           </w:p>
         </w:tc>
@@ -1664,22 +1931,26 @@
             <w:tcW w:w="620" w:type="dxa"/>
             <w:shd w:val="clear" w:color="auto" w:fill="EDF2F4"/>
             <w:tcMar>
-              <w:top w:w="55" w:type="dxa"/>
-              <w:left w:w="90" w:type="dxa"/>
-              <w:bottom w:w="55" w:type="dxa"/>
-              <w:right w:w="90" w:type="dxa"/>
-            </w:tcMar>
-          </w:tcPr>
-          <w:p>
-            <w:pPr>
-              <w:spacing w:line="230" w:lineRule="auto"/>
+              <w:top w:w="38" w:type="dxa"/>
+              <w:left w:w="90" w:type="dxa"/>
+              <w:bottom w:w="38" w:type="dxa"/>
+              <w:right w:w="90" w:type="dxa"/>
+            </w:tcMar>
+          </w:tcPr>
+          <w:p>
+            <w:pPr>
+              <w:spacing w:line="230" w:lineRule="auto"/>
+              <w:rPr>
+                <w:sz w:val="22"/>
+                <w:szCs w:val="22"/>
+              </w:rPr>
             </w:pPr>
             <w:r>
               <w:rPr>
                 <w:b/>
                 <w:bCs/>
-                <w:sz w:val="16"/>
-                <w:szCs w:val="16"/>
+                <w:sz w:val="20"/>
+                <w:szCs w:val="20"/>
               </w:rPr>
               <w:t>Q2</w:t>
             </w:r>
@@ -1690,22 +1961,26 @@
             <w:tcW w:w="4680" w:type="dxa"/>
             <w:shd w:val="clear" w:color="auto" w:fill="EDF2F4"/>
             <w:tcMar>
-              <w:top w:w="55" w:type="dxa"/>
-              <w:left w:w="90" w:type="dxa"/>
-              <w:bottom w:w="55" w:type="dxa"/>
-              <w:right w:w="90" w:type="dxa"/>
-            </w:tcMar>
-          </w:tcPr>
-          <w:p>
-            <w:pPr>
-              <w:spacing w:line="230" w:lineRule="auto"/>
-            </w:pPr>
-            <w:r>
-              <w:rPr>
-                <w:sz w:val="16"/>
-                <w:szCs w:val="16"/>
-              </w:rPr>
-              <w:t>SC4 est-il posé en amont de la dérivation Maupertuis ?</w:t>
+              <w:top w:w="38" w:type="dxa"/>
+              <w:left w:w="90" w:type="dxa"/>
+              <w:bottom w:w="38" w:type="dxa"/>
+              <w:right w:w="90" w:type="dxa"/>
+            </w:tcMar>
+          </w:tcPr>
+          <w:p>
+            <w:pPr>
+              <w:spacing w:line="230" w:lineRule="auto"/>
+              <w:rPr>
+                <w:sz w:val="22"/>
+                <w:szCs w:val="22"/>
+              </w:rPr>
+            </w:pPr>
+            <w:r>
+              <w:rPr>
+                <w:sz w:val="20"/>
+                <w:szCs w:val="20"/>
+              </w:rPr>
+              <w:t>Le distributeur acceptera-t-il de nous transmettre les index de l'arrivée générale ?</w:t>
             </w:r>
           </w:p>
         </w:tc>
@@ -1714,22 +1989,26 @@
             <w:tcW w:w="4446" w:type="dxa"/>
             <w:shd w:val="clear" w:color="auto" w:fill="EDF2F4"/>
             <w:tcMar>
-              <w:top w:w="55" w:type="dxa"/>
-              <w:left w:w="90" w:type="dxa"/>
-              <w:bottom w:w="55" w:type="dxa"/>
-              <w:right w:w="90" w:type="dxa"/>
-            </w:tcMar>
-          </w:tcPr>
-          <w:p>
-            <w:pPr>
-              <w:spacing w:line="230" w:lineRule="auto"/>
-            </w:pPr>
-            <w:r>
-              <w:rPr>
-                <w:sz w:val="16"/>
-                <w:szCs w:val="16"/>
-              </w:rPr>
-              <w:t>Seule position qui garde le résidu exempt de la consommation d'un tiers</w:t>
+              <w:top w:w="38" w:type="dxa"/>
+              <w:left w:w="90" w:type="dxa"/>
+              <w:bottom w:w="38" w:type="dxa"/>
+              <w:right w:w="90" w:type="dxa"/>
+            </w:tcMar>
+          </w:tcPr>
+          <w:p>
+            <w:pPr>
+              <w:spacing w:line="230" w:lineRule="auto"/>
+              <w:rPr>
+                <w:sz w:val="22"/>
+                <w:szCs w:val="22"/>
+              </w:rPr>
+            </w:pPr>
+            <w:r>
+              <w:rPr>
+                <w:sz w:val="20"/>
+                <w:szCs w:val="20"/>
+              </w:rPr>
+              <w:t>Les encadrants ont engagé le contact ; c'est la voie la plus simple. À défaut, clipser un module sur son compteur.</w:t>
             </w:r>
           </w:p>
         </w:tc>
@@ -1745,22 +2024,26 @@
           <w:tcPr>
             <w:tcW w:w="620" w:type="dxa"/>
             <w:tcMar>
-              <w:top w:w="55" w:type="dxa"/>
-              <w:left w:w="90" w:type="dxa"/>
-              <w:bottom w:w="55" w:type="dxa"/>
-              <w:right w:w="90" w:type="dxa"/>
-            </w:tcMar>
-          </w:tcPr>
-          <w:p>
-            <w:pPr>
-              <w:spacing w:line="230" w:lineRule="auto"/>
+              <w:top w:w="38" w:type="dxa"/>
+              <w:left w:w="90" w:type="dxa"/>
+              <w:bottom w:w="38" w:type="dxa"/>
+              <w:right w:w="90" w:type="dxa"/>
+            </w:tcMar>
+          </w:tcPr>
+          <w:p>
+            <w:pPr>
+              <w:spacing w:line="230" w:lineRule="auto"/>
+              <w:rPr>
+                <w:sz w:val="22"/>
+                <w:szCs w:val="22"/>
+              </w:rPr>
             </w:pPr>
             <w:r>
               <w:rPr>
                 <w:b/>
                 <w:bCs/>
-                <w:sz w:val="16"/>
-                <w:szCs w:val="16"/>
+                <w:sz w:val="20"/>
+                <w:szCs w:val="20"/>
               </w:rPr>
               <w:t>Q3</w:t>
             </w:r>
@@ -1770,22 +2053,26 @@
           <w:tcPr>
             <w:tcW w:w="4680" w:type="dxa"/>
             <w:tcMar>
-              <w:top w:w="55" w:type="dxa"/>
-              <w:left w:w="90" w:type="dxa"/>
-              <w:bottom w:w="55" w:type="dxa"/>
-              <w:right w:w="90" w:type="dxa"/>
-            </w:tcMar>
-          </w:tcPr>
-          <w:p>
-            <w:pPr>
-              <w:spacing w:line="230" w:lineRule="auto"/>
-            </w:pPr>
-            <w:r>
-              <w:rPr>
-                <w:sz w:val="16"/>
-                <w:szCs w:val="16"/>
-              </w:rPr>
-              <w:t>Index de l'arrivée générale : module clipsé ou compteur propre en aval ?</w:t>
+              <w:top w:w="38" w:type="dxa"/>
+              <w:left w:w="90" w:type="dxa"/>
+              <w:bottom w:w="38" w:type="dxa"/>
+              <w:right w:w="90" w:type="dxa"/>
+            </w:tcMar>
+          </w:tcPr>
+          <w:p>
+            <w:pPr>
+              <w:spacing w:line="230" w:lineRule="auto"/>
+              <w:rPr>
+                <w:sz w:val="22"/>
+                <w:szCs w:val="22"/>
+              </w:rPr>
+            </w:pPr>
+            <w:r>
+              <w:rPr>
+                <w:sz w:val="20"/>
+                <w:szCs w:val="20"/>
+              </w:rPr>
+              <w:t>L'accès WiFi est-il encore nécessaire, au vu des essais menés avec le testeur ?</w:t>
             </w:r>
           </w:p>
         </w:tc>
@@ -1793,22 +2080,26 @@
           <w:tcPr>
             <w:tcW w:w="4446" w:type="dxa"/>
             <w:tcMar>
-              <w:top w:w="55" w:type="dxa"/>
-              <w:left w:w="90" w:type="dxa"/>
-              <w:bottom w:w="55" w:type="dxa"/>
-              <w:right w:w="90" w:type="dxa"/>
-            </w:tcMar>
-          </w:tcPr>
-          <w:p>
-            <w:pPr>
-              <w:spacing w:line="230" w:lineRule="auto"/>
-            </w:pPr>
-            <w:r>
-              <w:rPr>
-                <w:sz w:val="16"/>
-                <w:szCs w:val="16"/>
-              </w:rPr>
-              <w:t>Le distributeur doit donner son accord pour un module sur son compteur</w:t>
+              <w:top w:w="38" w:type="dxa"/>
+              <w:left w:w="90" w:type="dxa"/>
+              <w:bottom w:w="38" w:type="dxa"/>
+              <w:right w:w="90" w:type="dxa"/>
+            </w:tcMar>
+          </w:tcPr>
+          <w:p>
+            <w:pPr>
+              <w:spacing w:line="230" w:lineRule="auto"/>
+              <w:rPr>
+                <w:sz w:val="22"/>
+                <w:szCs w:val="22"/>
+              </w:rPr>
+            </w:pPr>
+            <w:r>
+              <w:rPr>
+                <w:sz w:val="20"/>
+                <w:szCs w:val="20"/>
+              </w:rPr>
+              <w:t>Aucune demande déposée à ce jour ; à trancher avant le raccordement définitif</w:t>
             </w:r>
           </w:p>
         </w:tc>
@@ -1825,22 +2116,26 @@
             <w:tcW w:w="620" w:type="dxa"/>
             <w:shd w:val="clear" w:color="auto" w:fill="EDF2F4"/>
             <w:tcMar>
-              <w:top w:w="55" w:type="dxa"/>
-              <w:left w:w="90" w:type="dxa"/>
-              <w:bottom w:w="55" w:type="dxa"/>
-              <w:right w:w="90" w:type="dxa"/>
-            </w:tcMar>
-          </w:tcPr>
-          <w:p>
-            <w:pPr>
-              <w:spacing w:line="230" w:lineRule="auto"/>
+              <w:top w:w="38" w:type="dxa"/>
+              <w:left w:w="90" w:type="dxa"/>
+              <w:bottom w:w="38" w:type="dxa"/>
+              <w:right w:w="90" w:type="dxa"/>
+            </w:tcMar>
+          </w:tcPr>
+          <w:p>
+            <w:pPr>
+              <w:spacing w:line="230" w:lineRule="auto"/>
+              <w:rPr>
+                <w:sz w:val="22"/>
+                <w:szCs w:val="22"/>
+              </w:rPr>
             </w:pPr>
             <w:r>
               <w:rPr>
                 <w:b/>
                 <w:bCs/>
-                <w:sz w:val="16"/>
-                <w:szCs w:val="16"/>
+                <w:sz w:val="20"/>
+                <w:szCs w:val="20"/>
               </w:rPr>
               <w:t>Q4</w:t>
             </w:r>
@@ -1851,22 +2146,26 @@
             <w:tcW w:w="4680" w:type="dxa"/>
             <w:shd w:val="clear" w:color="auto" w:fill="EDF2F4"/>
             <w:tcMar>
-              <w:top w:w="55" w:type="dxa"/>
-              <w:left w:w="90" w:type="dxa"/>
-              <w:bottom w:w="55" w:type="dxa"/>
-              <w:right w:w="90" w:type="dxa"/>
-            </w:tcMar>
-          </w:tcPr>
-          <w:p>
-            <w:pPr>
-              <w:spacing w:line="230" w:lineRule="auto"/>
-            </w:pPr>
-            <w:r>
-              <w:rPr>
-                <w:sz w:val="16"/>
-                <w:szCs w:val="16"/>
-              </w:rPr>
-              <w:t>La demande d'accès WiFi est-elle déposée ?</w:t>
+              <w:top w:w="38" w:type="dxa"/>
+              <w:left w:w="90" w:type="dxa"/>
+              <w:bottom w:w="38" w:type="dxa"/>
+              <w:right w:w="90" w:type="dxa"/>
+            </w:tcMar>
+          </w:tcPr>
+          <w:p>
+            <w:pPr>
+              <w:spacing w:line="230" w:lineRule="auto"/>
+              <w:rPr>
+                <w:sz w:val="22"/>
+                <w:szCs w:val="22"/>
+              </w:rPr>
+            </w:pPr>
+            <w:r>
+              <w:rPr>
+                <w:sz w:val="20"/>
+                <w:szCs w:val="20"/>
+              </w:rPr>
+              <w:t>Qui commande, sur quel budget et dans quel délai ?</w:t>
             </w:r>
           </w:p>
         </w:tc>
@@ -1875,22 +2174,26 @@
             <w:tcW w:w="4446" w:type="dxa"/>
             <w:shd w:val="clear" w:color="auto" w:fill="EDF2F4"/>
             <w:tcMar>
-              <w:top w:w="55" w:type="dxa"/>
-              <w:left w:w="90" w:type="dxa"/>
-              <w:bottom w:w="55" w:type="dxa"/>
-              <w:right w:w="90" w:type="dxa"/>
-            </w:tcMar>
-          </w:tcPr>
-          <w:p>
-            <w:pPr>
-              <w:spacing w:line="230" w:lineRule="auto"/>
-            </w:pPr>
-            <w:r>
-              <w:rPr>
-                <w:sz w:val="16"/>
-                <w:szCs w:val="16"/>
-              </w:rPr>
-              <w:t>Chemin critique ; un refus impose du filaire ou de la 4G</w:t>
+              <w:top w:w="38" w:type="dxa"/>
+              <w:left w:w="90" w:type="dxa"/>
+              <w:bottom w:w="38" w:type="dxa"/>
+              <w:right w:w="90" w:type="dxa"/>
+            </w:tcMar>
+          </w:tcPr>
+          <w:p>
+            <w:pPr>
+              <w:spacing w:line="230" w:lineRule="auto"/>
+              <w:rPr>
+                <w:sz w:val="22"/>
+                <w:szCs w:val="22"/>
+              </w:rPr>
+            </w:pPr>
+            <w:r>
+              <w:rPr>
+                <w:sz w:val="20"/>
+                <w:szCs w:val="20"/>
+              </w:rPr>
+              <w:t>Des fonds DAISI existent ; le circuit d'achat conditionne la livraison. Attente du plombier</w:t>
             </w:r>
           </w:p>
         </w:tc>
@@ -1906,22 +2209,26 @@
           <w:tcPr>
             <w:tcW w:w="620" w:type="dxa"/>
             <w:tcMar>
-              <w:top w:w="55" w:type="dxa"/>
-              <w:left w:w="90" w:type="dxa"/>
-              <w:bottom w:w="55" w:type="dxa"/>
-              <w:right w:w="90" w:type="dxa"/>
-            </w:tcMar>
-          </w:tcPr>
-          <w:p>
-            <w:pPr>
-              <w:spacing w:line="230" w:lineRule="auto"/>
+              <w:top w:w="38" w:type="dxa"/>
+              <w:left w:w="90" w:type="dxa"/>
+              <w:bottom w:w="38" w:type="dxa"/>
+              <w:right w:w="90" w:type="dxa"/>
+            </w:tcMar>
+          </w:tcPr>
+          <w:p>
+            <w:pPr>
+              <w:spacing w:line="230" w:lineRule="auto"/>
+              <w:rPr>
+                <w:sz w:val="22"/>
+                <w:szCs w:val="22"/>
+              </w:rPr>
             </w:pPr>
             <w:r>
               <w:rPr>
                 <w:b/>
                 <w:bCs/>
-                <w:sz w:val="16"/>
-                <w:szCs w:val="16"/>
+                <w:sz w:val="20"/>
+                <w:szCs w:val="20"/>
               </w:rPr>
               <w:t>Q5</w:t>
             </w:r>
@@ -1931,22 +2238,26 @@
           <w:tcPr>
             <w:tcW w:w="4680" w:type="dxa"/>
             <w:tcMar>
-              <w:top w:w="55" w:type="dxa"/>
-              <w:left w:w="90" w:type="dxa"/>
-              <w:bottom w:w="55" w:type="dxa"/>
-              <w:right w:w="90" w:type="dxa"/>
-            </w:tcMar>
-          </w:tcPr>
-          <w:p>
-            <w:pPr>
-              <w:spacing w:line="230" w:lineRule="auto"/>
-            </w:pPr>
-            <w:r>
-              <w:rPr>
-                <w:sz w:val="16"/>
-                <w:szCs w:val="16"/>
-              </w:rPr>
-              <w:t>Qui commande, sur quel budget et dans quel délai ?</w:t>
+              <w:top w:w="38" w:type="dxa"/>
+              <w:left w:w="90" w:type="dxa"/>
+              <w:bottom w:w="38" w:type="dxa"/>
+              <w:right w:w="90" w:type="dxa"/>
+            </w:tcMar>
+          </w:tcPr>
+          <w:p>
+            <w:pPr>
+              <w:spacing w:line="230" w:lineRule="auto"/>
+              <w:rPr>
+                <w:sz w:val="22"/>
+                <w:szCs w:val="22"/>
+              </w:rPr>
+            </w:pPr>
+            <w:r>
+              <w:rPr>
+                <w:sz w:val="20"/>
+                <w:szCs w:val="20"/>
+              </w:rPr>
+              <w:t>Quelles dates de diagnostic et d'intervention ?</w:t>
             </w:r>
           </w:p>
         </w:tc>
@@ -1954,265 +2265,26 @@
           <w:tcPr>
             <w:tcW w:w="4446" w:type="dxa"/>
             <w:tcMar>
-              <w:top w:w="55" w:type="dxa"/>
-              <w:left w:w="90" w:type="dxa"/>
-              <w:bottom w:w="55" w:type="dxa"/>
-              <w:right w:w="90" w:type="dxa"/>
-            </w:tcMar>
-          </w:tcPr>
-          <w:p>
-            <w:pPr>
-              <w:spacing w:line="230" w:lineRule="auto"/>
-            </w:pPr>
-            <w:r>
-              <w:rPr>
-                <w:sz w:val="16"/>
-                <w:szCs w:val="16"/>
-              </w:rPr>
-              <w:t>Des fonds DAISI existent ; le circuit d'achat conditionne la livraison</w:t>
-            </w:r>
-          </w:p>
-        </w:tc>
-      </w:tr>
-      <w:tr>
-        <w:tblPrEx>
-          <w:tblCellMar>
-            <w:top w:w="0" w:type="dxa"/>
-            <w:bottom w:w="0" w:type="dxa"/>
-          </w:tblCellMar>
-        </w:tblPrEx>
-        <w:tc>
-          <w:tcPr>
-            <w:tcW w:w="620" w:type="dxa"/>
-            <w:shd w:val="clear" w:color="auto" w:fill="EDF2F4"/>
-            <w:tcMar>
-              <w:top w:w="55" w:type="dxa"/>
-              <w:left w:w="90" w:type="dxa"/>
-              <w:bottom w:w="55" w:type="dxa"/>
-              <w:right w:w="90" w:type="dxa"/>
-            </w:tcMar>
-          </w:tcPr>
-          <w:p>
-            <w:pPr>
-              <w:spacing w:line="230" w:lineRule="auto"/>
-            </w:pPr>
-            <w:r>
-              <w:rPr>
-                <w:b/>
-                <w:bCs/>
-                <w:sz w:val="16"/>
-                <w:szCs w:val="16"/>
-              </w:rPr>
-              <w:t>Q6</w:t>
-            </w:r>
-          </w:p>
-        </w:tc>
-        <w:tc>
-          <w:tcPr>
-            <w:tcW w:w="4680" w:type="dxa"/>
-            <w:shd w:val="clear" w:color="auto" w:fill="EDF2F4"/>
-            <w:tcMar>
-              <w:top w:w="55" w:type="dxa"/>
-              <w:left w:w="90" w:type="dxa"/>
-              <w:bottom w:w="55" w:type="dxa"/>
-              <w:right w:w="90" w:type="dxa"/>
-            </w:tcMar>
-          </w:tcPr>
-          <w:p>
-            <w:pPr>
-              <w:spacing w:line="230" w:lineRule="auto"/>
-            </w:pPr>
-            <w:r>
-              <w:rPr>
-                <w:sz w:val="16"/>
-                <w:szCs w:val="16"/>
-              </w:rPr>
-              <w:t>Quelles dates de diagnostic et d'intervention ?</w:t>
-            </w:r>
-          </w:p>
-        </w:tc>
-        <w:tc>
-          <w:tcPr>
-            <w:tcW w:w="4446" w:type="dxa"/>
-            <w:shd w:val="clear" w:color="auto" w:fill="EDF2F4"/>
-            <w:tcMar>
-              <w:top w:w="55" w:type="dxa"/>
-              <w:left w:w="90" w:type="dxa"/>
-              <w:bottom w:w="55" w:type="dxa"/>
-              <w:right w:w="90" w:type="dxa"/>
-            </w:tcMar>
-          </w:tcPr>
-          <w:p>
-            <w:pPr>
-              <w:spacing w:line="230" w:lineRule="auto"/>
-            </w:pPr>
-            <w:r>
-              <w:rPr>
-                <w:sz w:val="16"/>
-                <w:szCs w:val="16"/>
-              </w:rPr>
-              <w:t>Si l'intervention a lieu aux vacances de la Toussaint, tout doit être livré avant le 9 octobre</w:t>
-            </w:r>
-          </w:p>
-        </w:tc>
-      </w:tr>
-      <w:tr>
-        <w:tblPrEx>
-          <w:tblCellMar>
-            <w:top w:w="0" w:type="dxa"/>
-            <w:bottom w:w="0" w:type="dxa"/>
-          </w:tblCellMar>
-        </w:tblPrEx>
-        <w:tc>
-          <w:tcPr>
-            <w:tcW w:w="620" w:type="dxa"/>
-            <w:tcMar>
-              <w:top w:w="55" w:type="dxa"/>
-              <w:left w:w="90" w:type="dxa"/>
-              <w:bottom w:w="55" w:type="dxa"/>
-              <w:right w:w="90" w:type="dxa"/>
-            </w:tcMar>
-          </w:tcPr>
-          <w:p>
-            <w:pPr>
-              <w:spacing w:line="230" w:lineRule="auto"/>
-            </w:pPr>
-            <w:r>
-              <w:rPr>
-                <w:b/>
-                <w:bCs/>
-                <w:sz w:val="16"/>
-                <w:szCs w:val="16"/>
-              </w:rPr>
-              <w:t>Q7</w:t>
-            </w:r>
-          </w:p>
-        </w:tc>
-        <w:tc>
-          <w:tcPr>
-            <w:tcW w:w="4680" w:type="dxa"/>
-            <w:tcMar>
-              <w:top w:w="55" w:type="dxa"/>
-              <w:left w:w="90" w:type="dxa"/>
-              <w:bottom w:w="55" w:type="dxa"/>
-              <w:right w:w="90" w:type="dxa"/>
-            </w:tcMar>
-          </w:tcPr>
-          <w:p>
-            <w:pPr>
-              <w:spacing w:line="230" w:lineRule="auto"/>
-            </w:pPr>
-            <w:r>
-              <w:rPr>
-                <w:sz w:val="16"/>
-                <w:szCs w:val="16"/>
-              </w:rPr>
-              <w:t>Le suivi du minimum nocturne est-il retenu comme méthode de détection ?</w:t>
-            </w:r>
-          </w:p>
-        </w:tc>
-        <w:tc>
-          <w:tcPr>
-            <w:tcW w:w="4446" w:type="dxa"/>
-            <w:tcMar>
-              <w:top w:w="55" w:type="dxa"/>
-              <w:left w:w="90" w:type="dxa"/>
-              <w:bottom w:w="55" w:type="dxa"/>
-              <w:right w:w="90" w:type="dxa"/>
-            </w:tcMar>
-          </w:tcPr>
-          <w:p>
-            <w:pPr>
-              <w:spacing w:line="230" w:lineRule="auto"/>
-            </w:pPr>
-            <w:r>
-              <w:rPr>
-                <w:sz w:val="16"/>
-                <w:szCs w:val="16"/>
-              </w:rPr>
-              <w:t>Seule méthode restant sensible malgré l'agrégation de cinq à six zones</w:t>
-            </w:r>
-          </w:p>
-        </w:tc>
-      </w:tr>
-      <w:tr>
-        <w:tblPrEx>
-          <w:tblCellMar>
-            <w:top w:w="0" w:type="dxa"/>
-            <w:bottom w:w="0" w:type="dxa"/>
-          </w:tblCellMar>
-        </w:tblPrEx>
-        <w:tc>
-          <w:tcPr>
-            <w:tcW w:w="620" w:type="dxa"/>
-            <w:shd w:val="clear" w:color="auto" w:fill="EDF2F4"/>
-            <w:tcMar>
-              <w:top w:w="55" w:type="dxa"/>
-              <w:left w:w="90" w:type="dxa"/>
-              <w:bottom w:w="55" w:type="dxa"/>
-              <w:right w:w="90" w:type="dxa"/>
-            </w:tcMar>
-          </w:tcPr>
-          <w:p>
-            <w:pPr>
-              <w:spacing w:line="230" w:lineRule="auto"/>
-            </w:pPr>
-            <w:r>
-              <w:rPr>
-                <w:b/>
-                <w:bCs/>
-                <w:sz w:val="16"/>
-                <w:szCs w:val="16"/>
-              </w:rPr>
-              <w:t>Q8</w:t>
-            </w:r>
-          </w:p>
-        </w:tc>
-        <w:tc>
-          <w:tcPr>
-            <w:tcW w:w="4680" w:type="dxa"/>
-            <w:shd w:val="clear" w:color="auto" w:fill="EDF2F4"/>
-            <w:tcMar>
-              <w:top w:w="55" w:type="dxa"/>
-              <w:left w:w="90" w:type="dxa"/>
-              <w:bottom w:w="55" w:type="dxa"/>
-              <w:right w:w="90" w:type="dxa"/>
-            </w:tcMar>
-          </w:tcPr>
-          <w:p>
-            <w:pPr>
-              <w:spacing w:line="230" w:lineRule="auto"/>
-            </w:pPr>
-            <w:r>
-              <w:rPr>
-                <w:sz w:val="16"/>
-                <w:szCs w:val="16"/>
-              </w:rPr>
-              <w:t>La vanne V1 sera-t-elle posée en amont du compteur SC3 ?</w:t>
-            </w:r>
-          </w:p>
-        </w:tc>
-        <w:tc>
-          <w:tcPr>
-            <w:tcW w:w="4446" w:type="dxa"/>
-            <w:shd w:val="clear" w:color="auto" w:fill="EDF2F4"/>
-            <w:tcMar>
-              <w:top w:w="55" w:type="dxa"/>
-              <w:left w:w="90" w:type="dxa"/>
-              <w:bottom w:w="55" w:type="dxa"/>
-              <w:right w:w="90" w:type="dxa"/>
-            </w:tcMar>
-          </w:tcPr>
-          <w:p>
-            <w:pPr>
-              <w:spacing w:line="230" w:lineRule="auto"/>
-            </w:pPr>
-            <w:r>
-              <w:rPr>
-                <w:sz w:val="16"/>
-                <w:szCs w:val="16"/>
-              </w:rPr>
-              <w:t>En amont, le compteur du S4 pourra être déposé sans nouvelle vidange</w:t>
+              <w:top w:w="38" w:type="dxa"/>
+              <w:left w:w="90" w:type="dxa"/>
+              <w:bottom w:w="38" w:type="dxa"/>
+              <w:right w:w="90" w:type="dxa"/>
+            </w:tcMar>
+          </w:tcPr>
+          <w:p>
+            <w:pPr>
+              <w:spacing w:line="230" w:lineRule="auto"/>
+              <w:rPr>
+                <w:sz w:val="22"/>
+                <w:szCs w:val="22"/>
+              </w:rPr>
+            </w:pPr>
+            <w:r>
+              <w:rPr>
+                <w:sz w:val="20"/>
+                <w:szCs w:val="20"/>
+              </w:rPr>
+              <w:t>Si l'intervention a lieu aux vacances de la Toussaint, tout doit être livré avant le 9 octobre. Attente du plombier</w:t>
             </w:r>
           </w:p>
         </w:tc>
@@ -2223,15 +2295,19 @@
         <w:pBdr>
           <w:bottom w:val="single" w:sz="6" w:space="2" w:color="C3CED4"/>
         </w:pBdr>
-        <w:spacing w:before="150" w:after="70"/>
+        <w:spacing w:before="120" w:after="55"/>
+        <w:rPr>
+          <w:sz w:val="22"/>
+          <w:szCs w:val="22"/>
+        </w:rPr>
       </w:pPr>
       <w:r>
         <w:rPr>
           <w:b/>
           <w:bCs/>
           <w:color w:val="0B5563"/>
-          <w:sz w:val="21"/>
-          <w:szCs w:val="21"/>
+          <w:sz w:val="24"/>
+          <w:szCs w:val="24"/>
         </w:rPr>
         <w:t>7.  Critères de réussite proposés</w:t>
       </w:r>
@@ -2240,8 +2316,16 @@
       <w:pPr>
         <w:spacing w:after="60" w:line="235" w:lineRule="auto"/>
         <w:ind w:left="200" w:hanging="160"/>
+        <w:rPr>
+          <w:sz w:val="22"/>
+          <w:szCs w:val="22"/>
+        </w:rPr>
       </w:pPr>
       <w:r>
+        <w:rPr>
+          <w:sz w:val="22"/>
+          <w:szCs w:val="22"/>
+        </w:rPr>
         <w:t>— Les trois passerelles sont raccordées de façon pérenne, sans partage de connexion téléphonique.</w:t>
       </w:r>
     </w:p>
@@ -2249,27 +2333,51 @@
       <w:pPr>
         <w:spacing w:after="60" w:line="235" w:lineRule="auto"/>
         <w:ind w:left="200" w:hanging="160"/>
+        <w:rPr>
+          <w:sz w:val="22"/>
+          <w:szCs w:val="22"/>
+        </w:rPr>
       </w:pPr>
       <w:r>
-        <w:t xml:space="preserve">— L'index de l'arrivée générale est remonté au pas horaire, le bilan </w:t>
-      </w:r>
-      <w:r>
-        <w:t>CG</w:t>
-      </w:r>
-      <w:r>
-        <w:t xml:space="preserve"> − (SC1 + SC2 + SC3 + SC4) est calculé et affiché</w:t>
-      </w:r>
-      <w:r>
-        <w:t>.</w:t>
+        <w:rPr>
+          <w:sz w:val="22"/>
+          <w:szCs w:val="22"/>
+        </w:rPr>
+        <w:t xml:space="preserve">— L'index de l'arrivée générale est remonté au pas horaire, le bilan CG − (SC1 + SC2 + SC3 + SC4) est calculé et affiché.</w:t>
       </w:r>
     </w:p>
     <w:p>
       <w:pPr>
         <w:spacing w:after="60" w:line="235" w:lineRule="auto"/>
         <w:ind w:left="200" w:hanging="160"/>
+        <w:rPr>
+          <w:sz w:val="22"/>
+          <w:szCs w:val="22"/>
+        </w:rPr>
       </w:pPr>
       <w:r>
+        <w:rPr>
+          <w:sz w:val="22"/>
+          <w:szCs w:val="22"/>
+        </w:rPr>
         <w:t>— Les paramètres des nœuds sont modifiables à distance depuis ChirpStack.</w:t>
+      </w:r>
+    </w:p>
+    <w:p>
+      <w:pPr>
+        <w:spacing w:after="60" w:line="235" w:lineRule="auto"/>
+        <w:ind w:left="200" w:hanging="160"/>
+        <w:rPr>
+          <w:sz w:val="22"/>
+          <w:szCs w:val="22"/>
+        </w:rPr>
+      </w:pPr>
+      <w:r>
+        <w:rPr>
+          <w:sz w:val="22"/>
+          <w:szCs w:val="22"/>
+        </w:rPr>
+        <w:t>— La procédure d'installation est documentée de façon à être reproduite sur un autre site, conformément à l'objectif DAISI.</w:t>
       </w:r>
     </w:p>
     <w:p>
@@ -2277,25 +2385,37 @@
         <w:pBdr>
           <w:bottom w:val="single" w:sz="6" w:space="2" w:color="C3CED4"/>
         </w:pBdr>
-        <w:spacing w:before="150" w:after="70"/>
+        <w:spacing w:before="120" w:after="55"/>
+        <w:rPr>
+          <w:sz w:val="22"/>
+          <w:szCs w:val="22"/>
+        </w:rPr>
       </w:pPr>
       <w:r>
         <w:rPr>
           <w:b/>
           <w:bCs/>
           <w:color w:val="0B5563"/>
-          <w:sz w:val="21"/>
-          <w:szCs w:val="21"/>
+          <w:sz w:val="24"/>
+          <w:szCs w:val="24"/>
         </w:rPr>
         <w:t>8.  Validation</w:t>
       </w:r>
     </w:p>
     <w:p>
       <w:pPr>
-        <w:spacing w:after="66" w:line="226" w:lineRule="auto"/>
+        <w:spacing w:after="52" w:line="224" w:lineRule="auto"/>
+        <w:rPr>
+          <w:sz w:val="22"/>
+          <w:szCs w:val="22"/>
+        </w:rPr>
       </w:pPr>
       <w:r>
-        <w:t>Les points signalés en section 3 et les questions de la section 6 sont soumis à validation.</w:t>
+        <w:rPr>
+          <w:sz w:val="22"/>
+          <w:szCs w:val="22"/>
+        </w:rPr>
+        <w:t>Les questions de la section 6 sont soumises à validation.</w:t>
       </w:r>
     </w:p>
     <w:tbl>
@@ -2333,23 +2453,27 @@
             <w:tcW w:w="2400" w:type="dxa"/>
             <w:shd w:val="clear" w:color="auto" w:fill="0B5563"/>
             <w:tcMar>
-              <w:top w:w="55" w:type="dxa"/>
-              <w:left w:w="90" w:type="dxa"/>
-              <w:bottom w:w="55" w:type="dxa"/>
-              <w:right w:w="90" w:type="dxa"/>
-            </w:tcMar>
-          </w:tcPr>
-          <w:p>
-            <w:pPr>
-              <w:spacing w:line="230" w:lineRule="auto"/>
+              <w:top w:w="38" w:type="dxa"/>
+              <w:left w:w="90" w:type="dxa"/>
+              <w:bottom w:w="38" w:type="dxa"/>
+              <w:right w:w="90" w:type="dxa"/>
+            </w:tcMar>
+          </w:tcPr>
+          <w:p>
+            <w:pPr>
+              <w:spacing w:line="230" w:lineRule="auto"/>
+              <w:rPr>
+                <w:sz w:val="22"/>
+                <w:szCs w:val="22"/>
+              </w:rPr>
             </w:pPr>
             <w:r>
               <w:rPr>
                 <w:b/>
                 <w:bCs/>
                 <w:color w:val="FFFFFF"/>
-                <w:sz w:val="17"/>
-                <w:szCs w:val="17"/>
+                <w:sz w:val="20"/>
+                <w:szCs w:val="20"/>
               </w:rPr>
               <w:t>Rôle</w:t>
             </w:r>
@@ -2360,23 +2484,27 @@
             <w:tcW w:w="2900" w:type="dxa"/>
             <w:shd w:val="clear" w:color="auto" w:fill="0B5563"/>
             <w:tcMar>
-              <w:top w:w="55" w:type="dxa"/>
-              <w:left w:w="90" w:type="dxa"/>
-              <w:bottom w:w="55" w:type="dxa"/>
-              <w:right w:w="90" w:type="dxa"/>
-            </w:tcMar>
-          </w:tcPr>
-          <w:p>
-            <w:pPr>
-              <w:spacing w:line="230" w:lineRule="auto"/>
+              <w:top w:w="38" w:type="dxa"/>
+              <w:left w:w="90" w:type="dxa"/>
+              <w:bottom w:w="38" w:type="dxa"/>
+              <w:right w:w="90" w:type="dxa"/>
+            </w:tcMar>
+          </w:tcPr>
+          <w:p>
+            <w:pPr>
+              <w:spacing w:line="230" w:lineRule="auto"/>
+              <w:rPr>
+                <w:sz w:val="22"/>
+                <w:szCs w:val="22"/>
+              </w:rPr>
             </w:pPr>
             <w:r>
               <w:rPr>
                 <w:b/>
                 <w:bCs/>
                 <w:color w:val="FFFFFF"/>
-                <w:sz w:val="17"/>
-                <w:szCs w:val="17"/>
+                <w:sz w:val="20"/>
+                <w:szCs w:val="20"/>
               </w:rPr>
               <w:t>Nom</w:t>
             </w:r>
@@ -2387,23 +2515,27 @@
             <w:tcW w:w="2200" w:type="dxa"/>
             <w:shd w:val="clear" w:color="auto" w:fill="0B5563"/>
             <w:tcMar>
-              <w:top w:w="55" w:type="dxa"/>
-              <w:left w:w="90" w:type="dxa"/>
-              <w:bottom w:w="55" w:type="dxa"/>
-              <w:right w:w="90" w:type="dxa"/>
-            </w:tcMar>
-          </w:tcPr>
-          <w:p>
-            <w:pPr>
-              <w:spacing w:line="230" w:lineRule="auto"/>
+              <w:top w:w="38" w:type="dxa"/>
+              <w:left w:w="90" w:type="dxa"/>
+              <w:bottom w:w="38" w:type="dxa"/>
+              <w:right w:w="90" w:type="dxa"/>
+            </w:tcMar>
+          </w:tcPr>
+          <w:p>
+            <w:pPr>
+              <w:spacing w:line="230" w:lineRule="auto"/>
+              <w:rPr>
+                <w:sz w:val="22"/>
+                <w:szCs w:val="22"/>
+              </w:rPr>
             </w:pPr>
             <w:r>
               <w:rPr>
                 <w:b/>
                 <w:bCs/>
                 <w:color w:val="FFFFFF"/>
-                <w:sz w:val="17"/>
-                <w:szCs w:val="17"/>
+                <w:sz w:val="20"/>
+                <w:szCs w:val="20"/>
               </w:rPr>
               <w:t>Date</w:t>
             </w:r>
@@ -2414,23 +2546,27 @@
             <w:tcW w:w="2246" w:type="dxa"/>
             <w:shd w:val="clear" w:color="auto" w:fill="0B5563"/>
             <w:tcMar>
-              <w:top w:w="55" w:type="dxa"/>
-              <w:left w:w="90" w:type="dxa"/>
-              <w:bottom w:w="55" w:type="dxa"/>
-              <w:right w:w="90" w:type="dxa"/>
-            </w:tcMar>
-          </w:tcPr>
-          <w:p>
-            <w:pPr>
-              <w:spacing w:line="230" w:lineRule="auto"/>
+              <w:top w:w="38" w:type="dxa"/>
+              <w:left w:w="90" w:type="dxa"/>
+              <w:bottom w:w="38" w:type="dxa"/>
+              <w:right w:w="90" w:type="dxa"/>
+            </w:tcMar>
+          </w:tcPr>
+          <w:p>
+            <w:pPr>
+              <w:spacing w:line="230" w:lineRule="auto"/>
+              <w:rPr>
+                <w:sz w:val="22"/>
+                <w:szCs w:val="22"/>
+              </w:rPr>
             </w:pPr>
             <w:r>
               <w:rPr>
                 <w:b/>
                 <w:bCs/>
                 <w:color w:val="FFFFFF"/>
-                <w:sz w:val="17"/>
-                <w:szCs w:val="17"/>
+                <w:sz w:val="20"/>
+                <w:szCs w:val="20"/>
               </w:rPr>
               <w:t>Visa</w:t>
             </w:r>
@@ -2445,28 +2581,32 @@
           </w:tblCellMar>
         </w:tblPrEx>
         <w:trPr>
-          <w:trHeight w:val="330"/>
+          <w:trHeight w:val="255"/>
         </w:trPr>
         <w:tc>
           <w:tcPr>
             <w:tcW w:w="2400" w:type="dxa"/>
             <w:tcMar>
-              <w:top w:w="55" w:type="dxa"/>
-              <w:left w:w="90" w:type="dxa"/>
-              <w:bottom w:w="55" w:type="dxa"/>
-              <w:right w:w="90" w:type="dxa"/>
-            </w:tcMar>
-          </w:tcPr>
-          <w:p>
-            <w:pPr>
-              <w:spacing w:line="230" w:lineRule="auto"/>
+              <w:top w:w="38" w:type="dxa"/>
+              <w:left w:w="90" w:type="dxa"/>
+              <w:bottom w:w="38" w:type="dxa"/>
+              <w:right w:w="90" w:type="dxa"/>
+            </w:tcMar>
+          </w:tcPr>
+          <w:p>
+            <w:pPr>
+              <w:spacing w:line="230" w:lineRule="auto"/>
+              <w:rPr>
+                <w:sz w:val="22"/>
+                <w:szCs w:val="22"/>
+              </w:rPr>
             </w:pPr>
             <w:r>
               <w:rPr>
                 <w:b/>
                 <w:bCs/>
-                <w:sz w:val="17"/>
-                <w:szCs w:val="17"/>
+                <w:sz w:val="20"/>
+                <w:szCs w:val="20"/>
               </w:rPr>
               <w:t>Rédigé par</w:t>
             </w:r>
@@ -2476,38 +2616,26 @@
           <w:tcPr>
             <w:tcW w:w="2900" w:type="dxa"/>
             <w:tcMar>
-              <w:top w:w="55" w:type="dxa"/>
-              <w:left w:w="90" w:type="dxa"/>
-              <w:bottom w:w="55" w:type="dxa"/>
-              <w:right w:w="90" w:type="dxa"/>
-            </w:tcMar>
-          </w:tcPr>
-          <w:p>
-            <w:pPr>
-              <w:spacing w:line="230" w:lineRule="auto"/>
-            </w:pPr>
-            <w:r>
-              <w:rPr>
-                <w:sz w:val="17"/>
-                <w:szCs w:val="17"/>
-              </w:rPr>
-              <w:t xml:space="preserve">Paul </w:t>
-            </w:r>
-            <w:proofErr w:type="spellStart"/>
-            <w:r>
-              <w:rPr>
-                <w:sz w:val="17"/>
-                <w:szCs w:val="17"/>
-              </w:rPr>
-              <w:t>Thiboult</w:t>
-            </w:r>
-            <w:proofErr w:type="spellEnd"/>
-            <w:r>
-              <w:rPr>
-                <w:sz w:val="17"/>
-                <w:szCs w:val="17"/>
-              </w:rPr>
-              <w:t xml:space="preserve"> et Lilian Grot</w:t>
+              <w:top w:w="38" w:type="dxa"/>
+              <w:left w:w="90" w:type="dxa"/>
+              <w:bottom w:w="38" w:type="dxa"/>
+              <w:right w:w="90" w:type="dxa"/>
+            </w:tcMar>
+          </w:tcPr>
+          <w:p>
+            <w:pPr>
+              <w:spacing w:line="230" w:lineRule="auto"/>
+              <w:rPr>
+                <w:sz w:val="22"/>
+                <w:szCs w:val="22"/>
+              </w:rPr>
+            </w:pPr>
+            <w:r>
+              <w:rPr>
+                <w:sz w:val="20"/>
+                <w:szCs w:val="20"/>
+              </w:rPr>
+              <w:t xml:space="preserve">Paul Thiboult et Lilian Grot</w:t>
             </w:r>
           </w:p>
         </w:tc>
@@ -2515,15 +2643,19 @@
           <w:tcPr>
             <w:tcW w:w="2200" w:type="dxa"/>
             <w:tcMar>
-              <w:top w:w="55" w:type="dxa"/>
-              <w:left w:w="90" w:type="dxa"/>
-              <w:bottom w:w="55" w:type="dxa"/>
-              <w:right w:w="90" w:type="dxa"/>
-            </w:tcMar>
-          </w:tcPr>
-          <w:p>
-            <w:pPr>
-              <w:spacing w:line="230" w:lineRule="auto"/>
+              <w:top w:w="38" w:type="dxa"/>
+              <w:left w:w="90" w:type="dxa"/>
+              <w:bottom w:w="38" w:type="dxa"/>
+              <w:right w:w="90" w:type="dxa"/>
+            </w:tcMar>
+          </w:tcPr>
+          <w:p>
+            <w:pPr>
+              <w:spacing w:line="230" w:lineRule="auto"/>
+              <w:rPr>
+                <w:sz w:val="22"/>
+                <w:szCs w:val="22"/>
+              </w:rPr>
             </w:pPr>
           </w:p>
         </w:tc>
@@ -2531,15 +2663,19 @@
           <w:tcPr>
             <w:tcW w:w="2246" w:type="dxa"/>
             <w:tcMar>
-              <w:top w:w="55" w:type="dxa"/>
-              <w:left w:w="90" w:type="dxa"/>
-              <w:bottom w:w="55" w:type="dxa"/>
-              <w:right w:w="90" w:type="dxa"/>
-            </w:tcMar>
-          </w:tcPr>
-          <w:p>
-            <w:pPr>
-              <w:spacing w:line="230" w:lineRule="auto"/>
+              <w:top w:w="38" w:type="dxa"/>
+              <w:left w:w="90" w:type="dxa"/>
+              <w:bottom w:w="38" w:type="dxa"/>
+              <w:right w:w="90" w:type="dxa"/>
+            </w:tcMar>
+          </w:tcPr>
+          <w:p>
+            <w:pPr>
+              <w:spacing w:line="230" w:lineRule="auto"/>
+              <w:rPr>
+                <w:sz w:val="22"/>
+                <w:szCs w:val="22"/>
+              </w:rPr>
             </w:pPr>
           </w:p>
         </w:tc>
@@ -2552,29 +2688,33 @@
           </w:tblCellMar>
         </w:tblPrEx>
         <w:trPr>
-          <w:trHeight w:val="330"/>
+          <w:trHeight w:val="255"/>
         </w:trPr>
         <w:tc>
           <w:tcPr>
             <w:tcW w:w="2400" w:type="dxa"/>
             <w:shd w:val="clear" w:color="auto" w:fill="EDF2F4"/>
             <w:tcMar>
-              <w:top w:w="55" w:type="dxa"/>
-              <w:left w:w="90" w:type="dxa"/>
-              <w:bottom w:w="55" w:type="dxa"/>
-              <w:right w:w="90" w:type="dxa"/>
-            </w:tcMar>
-          </w:tcPr>
-          <w:p>
-            <w:pPr>
-              <w:spacing w:line="230" w:lineRule="auto"/>
+              <w:top w:w="38" w:type="dxa"/>
+              <w:left w:w="90" w:type="dxa"/>
+              <w:bottom w:w="38" w:type="dxa"/>
+              <w:right w:w="90" w:type="dxa"/>
+            </w:tcMar>
+          </w:tcPr>
+          <w:p>
+            <w:pPr>
+              <w:spacing w:line="230" w:lineRule="auto"/>
+              <w:rPr>
+                <w:sz w:val="22"/>
+                <w:szCs w:val="22"/>
+              </w:rPr>
             </w:pPr>
             <w:r>
               <w:rPr>
                 <w:b/>
                 <w:bCs/>
-                <w:sz w:val="17"/>
-                <w:szCs w:val="17"/>
+                <w:sz w:val="20"/>
+                <w:szCs w:val="20"/>
               </w:rPr>
               <w:t>Approuvé par</w:t>
             </w:r>
@@ -2585,20 +2725,24 @@
             <w:tcW w:w="2900" w:type="dxa"/>
             <w:shd w:val="clear" w:color="auto" w:fill="EDF2F4"/>
             <w:tcMar>
-              <w:top w:w="55" w:type="dxa"/>
-              <w:left w:w="90" w:type="dxa"/>
-              <w:bottom w:w="55" w:type="dxa"/>
-              <w:right w:w="90" w:type="dxa"/>
-            </w:tcMar>
-          </w:tcPr>
-          <w:p>
-            <w:pPr>
-              <w:spacing w:line="230" w:lineRule="auto"/>
-            </w:pPr>
-            <w:r>
-              <w:rPr>
-                <w:sz w:val="17"/>
-                <w:szCs w:val="17"/>
+              <w:top w:w="38" w:type="dxa"/>
+              <w:left w:w="90" w:type="dxa"/>
+              <w:bottom w:w="38" w:type="dxa"/>
+              <w:right w:w="90" w:type="dxa"/>
+            </w:tcMar>
+          </w:tcPr>
+          <w:p>
+            <w:pPr>
+              <w:spacing w:line="230" w:lineRule="auto"/>
+              <w:rPr>
+                <w:sz w:val="22"/>
+                <w:szCs w:val="22"/>
+              </w:rPr>
+            </w:pPr>
+            <w:r>
+              <w:rPr>
+                <w:sz w:val="20"/>
+                <w:szCs w:val="20"/>
               </w:rPr>
               <w:t>Ivan Martinez</w:t>
             </w:r>
@@ -2609,15 +2753,19 @@
             <w:tcW w:w="2200" w:type="dxa"/>
             <w:shd w:val="clear" w:color="auto" w:fill="EDF2F4"/>
             <w:tcMar>
-              <w:top w:w="55" w:type="dxa"/>
-              <w:left w:w="90" w:type="dxa"/>
-              <w:bottom w:w="55" w:type="dxa"/>
-              <w:right w:w="90" w:type="dxa"/>
-            </w:tcMar>
-          </w:tcPr>
-          <w:p>
-            <w:pPr>
-              <w:spacing w:line="230" w:lineRule="auto"/>
+              <w:top w:w="38" w:type="dxa"/>
+              <w:left w:w="90" w:type="dxa"/>
+              <w:bottom w:w="38" w:type="dxa"/>
+              <w:right w:w="90" w:type="dxa"/>
+            </w:tcMar>
+          </w:tcPr>
+          <w:p>
+            <w:pPr>
+              <w:spacing w:line="230" w:lineRule="auto"/>
+              <w:rPr>
+                <w:sz w:val="22"/>
+                <w:szCs w:val="22"/>
+              </w:rPr>
             </w:pPr>
           </w:p>
         </w:tc>
@@ -2626,15 +2774,19 @@
             <w:tcW w:w="2246" w:type="dxa"/>
             <w:shd w:val="clear" w:color="auto" w:fill="EDF2F4"/>
             <w:tcMar>
-              <w:top w:w="55" w:type="dxa"/>
-              <w:left w:w="90" w:type="dxa"/>
-              <w:bottom w:w="55" w:type="dxa"/>
-              <w:right w:w="90" w:type="dxa"/>
-            </w:tcMar>
-          </w:tcPr>
-          <w:p>
-            <w:pPr>
-              <w:spacing w:line="230" w:lineRule="auto"/>
+              <w:top w:w="38" w:type="dxa"/>
+              <w:left w:w="90" w:type="dxa"/>
+              <w:bottom w:w="38" w:type="dxa"/>
+              <w:right w:w="90" w:type="dxa"/>
+            </w:tcMar>
+          </w:tcPr>
+          <w:p>
+            <w:pPr>
+              <w:spacing w:line="230" w:lineRule="auto"/>
+              <w:rPr>
+                <w:sz w:val="22"/>
+                <w:szCs w:val="22"/>
+              </w:rPr>
             </w:pPr>
           </w:p>
         </w:tc>
@@ -2647,28 +2799,32 @@
           </w:tblCellMar>
         </w:tblPrEx>
         <w:trPr>
-          <w:trHeight w:val="330"/>
+          <w:trHeight w:val="255"/>
         </w:trPr>
         <w:tc>
           <w:tcPr>
             <w:tcW w:w="2400" w:type="dxa"/>
             <w:tcMar>
-              <w:top w:w="55" w:type="dxa"/>
-              <w:left w:w="90" w:type="dxa"/>
-              <w:bottom w:w="55" w:type="dxa"/>
-              <w:right w:w="90" w:type="dxa"/>
-            </w:tcMar>
-          </w:tcPr>
-          <w:p>
-            <w:pPr>
-              <w:spacing w:line="230" w:lineRule="auto"/>
+              <w:top w:w="38" w:type="dxa"/>
+              <w:left w:w="90" w:type="dxa"/>
+              <w:bottom w:w="38" w:type="dxa"/>
+              <w:right w:w="90" w:type="dxa"/>
+            </w:tcMar>
+          </w:tcPr>
+          <w:p>
+            <w:pPr>
+              <w:spacing w:line="230" w:lineRule="auto"/>
+              <w:rPr>
+                <w:sz w:val="22"/>
+                <w:szCs w:val="22"/>
+              </w:rPr>
             </w:pPr>
             <w:r>
               <w:rPr>
                 <w:b/>
                 <w:bCs/>
-                <w:sz w:val="17"/>
-                <w:szCs w:val="17"/>
+                <w:sz w:val="20"/>
+                <w:szCs w:val="20"/>
               </w:rPr>
               <w:t>Approuvé par</w:t>
             </w:r>
@@ -2678,20 +2834,24 @@
           <w:tcPr>
             <w:tcW w:w="2900" w:type="dxa"/>
             <w:tcMar>
-              <w:top w:w="55" w:type="dxa"/>
-              <w:left w:w="90" w:type="dxa"/>
-              <w:bottom w:w="55" w:type="dxa"/>
-              <w:right w:w="90" w:type="dxa"/>
-            </w:tcMar>
-          </w:tcPr>
-          <w:p>
-            <w:pPr>
-              <w:spacing w:line="230" w:lineRule="auto"/>
-            </w:pPr>
-            <w:r>
-              <w:rPr>
-                <w:sz w:val="17"/>
-                <w:szCs w:val="17"/>
+              <w:top w:w="38" w:type="dxa"/>
+              <w:left w:w="90" w:type="dxa"/>
+              <w:bottom w:w="38" w:type="dxa"/>
+              <w:right w:w="90" w:type="dxa"/>
+            </w:tcMar>
+          </w:tcPr>
+          <w:p>
+            <w:pPr>
+              <w:spacing w:line="230" w:lineRule="auto"/>
+              <w:rPr>
+                <w:sz w:val="22"/>
+                <w:szCs w:val="22"/>
+              </w:rPr>
+            </w:pPr>
+            <w:r>
+              <w:rPr>
+                <w:sz w:val="20"/>
+                <w:szCs w:val="20"/>
               </w:rPr>
               <w:t>Denys Boiteau</w:t>
             </w:r>
@@ -2701,15 +2861,19 @@
           <w:tcPr>
             <w:tcW w:w="2200" w:type="dxa"/>
             <w:tcMar>
-              <w:top w:w="55" w:type="dxa"/>
-              <w:left w:w="90" w:type="dxa"/>
-              <w:bottom w:w="55" w:type="dxa"/>
-              <w:right w:w="90" w:type="dxa"/>
-            </w:tcMar>
-          </w:tcPr>
-          <w:p>
-            <w:pPr>
-              <w:spacing w:line="230" w:lineRule="auto"/>
+              <w:top w:w="38" w:type="dxa"/>
+              <w:left w:w="90" w:type="dxa"/>
+              <w:bottom w:w="38" w:type="dxa"/>
+              <w:right w:w="90" w:type="dxa"/>
+            </w:tcMar>
+          </w:tcPr>
+          <w:p>
+            <w:pPr>
+              <w:spacing w:line="230" w:lineRule="auto"/>
+              <w:rPr>
+                <w:sz w:val="22"/>
+                <w:szCs w:val="22"/>
+              </w:rPr>
             </w:pPr>
           </w:p>
         </w:tc>
@@ -2717,24 +2881,35 @@
           <w:tcPr>
             <w:tcW w:w="2246" w:type="dxa"/>
             <w:tcMar>
-              <w:top w:w="55" w:type="dxa"/>
-              <w:left w:w="90" w:type="dxa"/>
-              <w:bottom w:w="55" w:type="dxa"/>
-              <w:right w:w="90" w:type="dxa"/>
-            </w:tcMar>
-          </w:tcPr>
-          <w:p>
-            <w:pPr>
-              <w:spacing w:line="230" w:lineRule="auto"/>
+              <w:top w:w="38" w:type="dxa"/>
+              <w:left w:w="90" w:type="dxa"/>
+              <w:bottom w:w="38" w:type="dxa"/>
+              <w:right w:w="90" w:type="dxa"/>
+            </w:tcMar>
+          </w:tcPr>
+          <w:p>
+            <w:pPr>
+              <w:spacing w:line="230" w:lineRule="auto"/>
+              <w:rPr>
+                <w:sz w:val="22"/>
+                <w:szCs w:val="22"/>
+              </w:rPr>
             </w:pPr>
           </w:p>
         </w:tc>
       </w:tr>
     </w:tbl>
-    <w:p/>
+    <w:p>
+      <w:pPr>
+        <w:rPr>
+          <w:sz w:val="22"/>
+          <w:szCs w:val="22"/>
+        </w:rPr>
+      </w:pPr>
+    </w:p>
     <w:sectPr>
       <w:pgSz w:w="11906" w:h="16838"/>
-      <w:pgMar w:top="1008" w:right="1080" w:bottom="863" w:left="1080" w:header="708" w:footer="708" w:gutter="0"/>
+      <w:pgMar w:top="790" w:right="1080" w:bottom="620" w:left="1080" w:header="567" w:footer="567" w:gutter="0"/>
       <w:cols w:space="720"/>
       <w:docGrid w:linePitch="360"/>
     </w:sectPr>
